--- a/Asterisk.docx
+++ b/Asterisk.docx
@@ -6788,6 +6788,2583 @@
     </w:p>
     <w:p>
       <w:pPr>
+        <w:spacing w:before="100" w:beforeAutospacing="1" w:after="100" w:afterAutospacing="1" w:line="240" w:lineRule="auto"/>
+        <w:rPr>
+          <w:rFonts w:ascii="Segoe UI" w:eastAsia="Times New Roman" w:hAnsi="Segoe UI" w:cs="Segoe UI"/>
+          <w:sz w:val="24"/>
+          <w:szCs w:val="24"/>
+        </w:rPr>
+      </w:pPr>
+    </w:p>
+    <w:p>
+      <w:pPr>
+        <w:spacing w:before="100" w:beforeAutospacing="1" w:after="100" w:afterAutospacing="1" w:line="240" w:lineRule="auto"/>
+        <w:rPr>
+          <w:rFonts w:ascii="Segoe UI" w:eastAsia="Times New Roman" w:hAnsi="Segoe UI" w:cs="Segoe UI"/>
+          <w:sz w:val="24"/>
+          <w:szCs w:val="24"/>
+        </w:rPr>
+      </w:pPr>
+    </w:p>
+    <w:p>
+      <w:pPr>
+        <w:spacing w:before="100" w:beforeAutospacing="1" w:after="100" w:afterAutospacing="1" w:line="240" w:lineRule="auto"/>
+        <w:rPr>
+          <w:rFonts w:ascii="Segoe UI" w:eastAsia="Times New Roman" w:hAnsi="Segoe UI" w:cs="Segoe UI"/>
+          <w:sz w:val="24"/>
+          <w:szCs w:val="24"/>
+        </w:rPr>
+      </w:pPr>
+    </w:p>
+    <w:p>
+      <w:pPr>
+        <w:spacing w:before="100" w:beforeAutospacing="1" w:after="100" w:afterAutospacing="1" w:line="240" w:lineRule="auto"/>
+        <w:rPr>
+          <w:rFonts w:ascii="Segoe UI" w:eastAsia="Times New Roman" w:hAnsi="Segoe UI" w:cs="Segoe UI"/>
+          <w:sz w:val="24"/>
+          <w:szCs w:val="24"/>
+        </w:rPr>
+      </w:pPr>
+      <w:r>
+        <w:lastRenderedPageBreak/>
+        <w:t>User Device Configuration</w:t>
+      </w:r>
+    </w:p>
+    <w:p>
+      <w:pPr>
+        <w:spacing w:before="100" w:beforeAutospacing="1" w:after="100" w:afterAutospacing="1" w:line="240" w:lineRule="auto"/>
+        <w:rPr>
+          <w:rFonts w:ascii="Segoe UI" w:eastAsia="Times New Roman" w:hAnsi="Segoe UI" w:cs="Segoe UI"/>
+          <w:sz w:val="24"/>
+          <w:szCs w:val="24"/>
+        </w:rPr>
+      </w:pPr>
+      <w:r>
+        <w:t xml:space="preserve">Telling Asterisk about the device (configuring the channel credentials in Asterisk) </w:t>
+      </w:r>
+    </w:p>
+    <w:p>
+      <w:pPr>
+        <w:spacing w:before="100" w:beforeAutospacing="1" w:after="100" w:afterAutospacing="1" w:line="240" w:lineRule="auto"/>
+      </w:pPr>
+      <w:r>
+        <w:t>Telling the device about Asterisk (accessing the configuration tools for the device, and telling it where its server is and how to connect)</w:t>
+      </w:r>
+    </w:p>
+    <w:p>
+      <w:pPr>
+        <w:spacing w:before="100" w:beforeAutospacing="1" w:after="100" w:afterAutospacing="1" w:line="240" w:lineRule="auto"/>
+        <w:rPr>
+          <w:rFonts w:ascii="Segoe UI" w:eastAsia="Times New Roman" w:hAnsi="Segoe UI" w:cs="Segoe UI"/>
+          <w:sz w:val="24"/>
+          <w:szCs w:val="24"/>
+        </w:rPr>
+      </w:pPr>
+      <w:r>
+        <w:t>SIP is a peer-to-peer protocol,</w:t>
+      </w:r>
+      <w:r>
+        <w:t xml:space="preserve"> though </w:t>
+      </w:r>
+      <w:r>
+        <w:t>it is common to have a setup where end points (telephones) behave as clients, and some sort of gateway (such as Asterisk) provides routing and features, the protocol itself works in terms o</w:t>
+      </w:r>
+      <w:r>
+        <w:t>f peer-to-peer rela</w:t>
+      </w:r>
+      <w:r>
+        <w:t>tionships</w:t>
+      </w:r>
+      <w:r>
+        <w:t xml:space="preserve">. </w:t>
+      </w:r>
+      <w:r>
+        <w:t>Two SIP endpoints c</w:t>
+      </w:r>
+      <w:r>
+        <w:t>an talk directly to each other.</w:t>
+      </w:r>
+    </w:p>
+    <w:p>
+      <w:pPr>
+        <w:spacing w:before="100" w:beforeAutospacing="1" w:after="100" w:afterAutospacing="1" w:line="240" w:lineRule="auto"/>
+      </w:pPr>
+      <w:r>
+        <w:t xml:space="preserve">When a SIP call is made from a telephone to another telephone through Asterisk, there are actually two calls happening: a call from the originating set to Asterisk, and another separate call from Asterisk to the destination </w:t>
+      </w:r>
+      <w:r>
+        <w:t>set (this sec</w:t>
+      </w:r>
+      <w:r>
+        <w:t>ond leg of the</w:t>
+      </w:r>
+      <w:r>
+        <w:t xml:space="preserve"> call might not even use SIP). </w:t>
+      </w:r>
+      <w:r>
+        <w:t>Asterisk bridges the two together internally</w:t>
+      </w:r>
+    </w:p>
+    <w:p>
+      <w:pPr>
+        <w:spacing w:before="100" w:beforeAutospacing="1" w:after="100" w:afterAutospacing="1" w:line="240" w:lineRule="auto"/>
+      </w:pPr>
+      <w:r>
+        <w:t>Similarly, if you are making an “external” call, Asterisk will accept the call from your set, and then send a call out another channel that would be considered a trunk, and again would bridge those channels together.</w:t>
+      </w:r>
+    </w:p>
+    <w:p>
+      <w:pPr>
+        <w:spacing w:before="100" w:beforeAutospacing="1" w:after="100" w:afterAutospacing="1" w:line="240" w:lineRule="auto"/>
+      </w:pPr>
+      <w:r>
+        <w:t>Telephone Naming Concepts</w:t>
+      </w:r>
+    </w:p>
+    <w:p>
+      <w:pPr>
+        <w:spacing w:before="100" w:beforeAutospacing="1" w:after="100" w:afterAutospacing="1" w:line="240" w:lineRule="auto"/>
+      </w:pPr>
+      <w:r>
+        <w:t>Y</w:t>
+      </w:r>
+      <w:r>
+        <w:t>ou should not assign your telephones an extension number; instead, design the system so that the extension n</w:t>
+      </w:r>
+      <w:r>
+        <w:t>u</w:t>
+      </w:r>
+      <w:r>
+        <w:t xml:space="preserve">mber is assigned to the user, </w:t>
+      </w:r>
+      <w:r>
+        <w:t>and then assign tele phones or other resources to that user</w:t>
+      </w:r>
+      <w:r>
+        <w:t>.</w:t>
+      </w:r>
+      <w:r>
+        <w:t xml:space="preserve"> </w:t>
+      </w:r>
+      <w:r>
+        <w:t>The telephones themselves should be named in reference to something unique to them, such as a MAC address or computer name</w:t>
+      </w:r>
+      <w:r>
+        <w:t>.</w:t>
+      </w:r>
+    </w:p>
+    <w:p>
+      <w:pPr>
+        <w:spacing w:before="100" w:beforeAutospacing="1" w:after="100" w:afterAutospacing="1" w:line="240" w:lineRule="auto"/>
+      </w:pPr>
+      <w:r>
+        <w:t xml:space="preserve">In Asterisk, there is really no concept of a user at all. Extensions are triggers that </w:t>
+      </w:r>
+      <w:proofErr w:type="spellStart"/>
+      <w:r>
+        <w:t>ini</w:t>
+      </w:r>
+      <w:proofErr w:type="spellEnd"/>
+      <w:r>
+        <w:t xml:space="preserve"> </w:t>
+      </w:r>
+      <w:proofErr w:type="spellStart"/>
+      <w:r>
+        <w:t>tiate</w:t>
+      </w:r>
+      <w:proofErr w:type="spellEnd"/>
+      <w:r>
+        <w:t xml:space="preserve"> a sequence of instructions</w:t>
+      </w:r>
+    </w:p>
+    <w:p>
+      <w:pPr>
+        <w:spacing w:before="100" w:beforeAutospacing="1" w:after="100" w:afterAutospacing="1" w:line="240" w:lineRule="auto"/>
+      </w:pPr>
+      <w:r>
+        <w:t>E</w:t>
+      </w:r>
+      <w:r>
+        <w:t xml:space="preserve">xtension is a number that you dial to cause a phone or service to ring. In Asterisk, an extension is the name of a grouping of instructions in the </w:t>
+      </w:r>
+      <w:proofErr w:type="spellStart"/>
+      <w:r>
+        <w:t>dialplan</w:t>
+      </w:r>
+      <w:proofErr w:type="spellEnd"/>
+      <w:r>
+        <w:t>.</w:t>
+      </w:r>
+    </w:p>
+    <w:p>
+      <w:pPr>
+        <w:spacing w:before="100" w:beforeAutospacing="1" w:after="100" w:afterAutospacing="1" w:line="240" w:lineRule="auto"/>
+        <w:rPr>
+          <w:rFonts w:ascii="Segoe UI" w:eastAsia="Times New Roman" w:hAnsi="Segoe UI" w:cs="Segoe UI"/>
+          <w:sz w:val="24"/>
+          <w:szCs w:val="24"/>
+        </w:rPr>
+      </w:pPr>
+    </w:p>
+    <w:p>
+      <w:pPr>
+        <w:spacing w:before="100" w:beforeAutospacing="1" w:after="100" w:afterAutospacing="1" w:line="240" w:lineRule="auto"/>
+        <w:rPr>
+          <w:rFonts w:ascii="Segoe UI" w:eastAsia="Times New Roman" w:hAnsi="Segoe UI" w:cs="Segoe UI"/>
+          <w:b/>
+          <w:bCs/>
+          <w:sz w:val="24"/>
+          <w:szCs w:val="24"/>
+        </w:rPr>
+      </w:pPr>
+      <w:r>
+        <w:rPr>
+          <w:rFonts w:ascii="Segoe UI" w:eastAsia="Times New Roman" w:hAnsi="Segoe UI" w:cs="Segoe UI"/>
+          <w:b/>
+          <w:bCs/>
+          <w:sz w:val="24"/>
+          <w:szCs w:val="24"/>
+        </w:rPr>
+        <w:t>Telephone Naming Concepts — Key Notes</w:t>
+      </w:r>
+      <w:bookmarkStart w:id="0" w:name="_GoBack"/>
+      <w:bookmarkEnd w:id="0"/>
+    </w:p>
+    <w:p>
+      <w:pPr>
+        <w:spacing w:before="100" w:beforeAutospacing="1" w:after="100" w:afterAutospacing="1" w:line="240" w:lineRule="auto"/>
+        <w:rPr>
+          <w:rFonts w:ascii="Segoe UI" w:eastAsia="Times New Roman" w:hAnsi="Segoe UI" w:cs="Segoe UI"/>
+          <w:b/>
+          <w:bCs/>
+          <w:sz w:val="24"/>
+          <w:szCs w:val="24"/>
+        </w:rPr>
+      </w:pPr>
+      <w:r>
+        <w:rPr>
+          <w:rFonts w:ascii="Segoe UI" w:eastAsia="Times New Roman" w:hAnsi="Segoe UI" w:cs="Segoe UI"/>
+          <w:b/>
+          <w:bCs/>
+          <w:sz w:val="24"/>
+          <w:szCs w:val="24"/>
+        </w:rPr>
+        <w:t>1. Do NOT assign extensions to phones</w:t>
+      </w:r>
+    </w:p>
+    <w:p>
+      <w:pPr>
+        <w:numPr>
+          <w:ilvl w:val="0"/>
+          <w:numId w:val="16"/>
+        </w:numPr>
+        <w:spacing w:before="100" w:beforeAutospacing="1" w:after="100" w:afterAutospacing="1" w:line="240" w:lineRule="auto"/>
+        <w:rPr>
+          <w:rFonts w:ascii="Segoe UI" w:eastAsia="Times New Roman" w:hAnsi="Segoe UI" w:cs="Segoe UI"/>
+          <w:sz w:val="24"/>
+          <w:szCs w:val="24"/>
+        </w:rPr>
+      </w:pPr>
+      <w:r>
+        <w:rPr>
+          <w:rFonts w:ascii="Segoe UI" w:eastAsia="Times New Roman" w:hAnsi="Segoe UI" w:cs="Segoe UI"/>
+          <w:sz w:val="24"/>
+          <w:szCs w:val="24"/>
+        </w:rPr>
+        <w:t xml:space="preserve">Extensions should belong to </w:t>
+      </w:r>
+      <w:r>
+        <w:rPr>
+          <w:rFonts w:ascii="Segoe UI" w:eastAsia="Times New Roman" w:hAnsi="Segoe UI" w:cs="Segoe UI"/>
+          <w:b/>
+          <w:bCs/>
+          <w:sz w:val="24"/>
+          <w:szCs w:val="24"/>
+        </w:rPr>
+        <w:t>users</w:t>
+      </w:r>
+      <w:r>
+        <w:rPr>
+          <w:rFonts w:ascii="Segoe UI" w:eastAsia="Times New Roman" w:hAnsi="Segoe UI" w:cs="Segoe UI"/>
+          <w:sz w:val="24"/>
+          <w:szCs w:val="24"/>
+        </w:rPr>
+        <w:t>, not devices</w:t>
+      </w:r>
+    </w:p>
+    <w:p>
+      <w:pPr>
+        <w:numPr>
+          <w:ilvl w:val="0"/>
+          <w:numId w:val="16"/>
+        </w:numPr>
+        <w:spacing w:before="100" w:beforeAutospacing="1" w:after="100" w:afterAutospacing="1" w:line="240" w:lineRule="auto"/>
+        <w:rPr>
+          <w:rFonts w:ascii="Segoe UI" w:eastAsia="Times New Roman" w:hAnsi="Segoe UI" w:cs="Segoe UI"/>
+          <w:sz w:val="24"/>
+          <w:szCs w:val="24"/>
+        </w:rPr>
+      </w:pPr>
+      <w:r>
+        <w:rPr>
+          <w:rFonts w:ascii="Segoe UI" w:eastAsia="Times New Roman" w:hAnsi="Segoe UI" w:cs="Segoe UI"/>
+          <w:sz w:val="24"/>
+          <w:szCs w:val="24"/>
+        </w:rPr>
+        <w:t xml:space="preserve">Phones are </w:t>
+      </w:r>
+      <w:r>
+        <w:rPr>
+          <w:rFonts w:ascii="Segoe UI" w:eastAsia="Times New Roman" w:hAnsi="Segoe UI" w:cs="Segoe UI"/>
+          <w:b/>
+          <w:bCs/>
+          <w:sz w:val="24"/>
+          <w:szCs w:val="24"/>
+        </w:rPr>
+        <w:t>resources</w:t>
+      </w:r>
+      <w:r>
+        <w:rPr>
+          <w:rFonts w:ascii="Segoe UI" w:eastAsia="Times New Roman" w:hAnsi="Segoe UI" w:cs="Segoe UI"/>
+          <w:sz w:val="24"/>
+          <w:szCs w:val="24"/>
+        </w:rPr>
+        <w:t>, not identities</w:t>
+      </w:r>
+    </w:p>
+    <w:p>
+      <w:pPr>
+        <w:numPr>
+          <w:ilvl w:val="0"/>
+          <w:numId w:val="16"/>
+        </w:numPr>
+        <w:spacing w:before="100" w:beforeAutospacing="1" w:after="100" w:afterAutospacing="1" w:line="240" w:lineRule="auto"/>
+        <w:rPr>
+          <w:rFonts w:ascii="Segoe UI" w:eastAsia="Times New Roman" w:hAnsi="Segoe UI" w:cs="Segoe UI"/>
+          <w:sz w:val="24"/>
+          <w:szCs w:val="24"/>
+        </w:rPr>
+      </w:pPr>
+      <w:r>
+        <w:rPr>
+          <w:rFonts w:ascii="Segoe UI" w:eastAsia="Times New Roman" w:hAnsi="Segoe UI" w:cs="Segoe UI"/>
+          <w:sz w:val="24"/>
+          <w:szCs w:val="24"/>
+        </w:rPr>
+        <w:t>A user can change phones without changing their extension</w:t>
+      </w:r>
+    </w:p>
+    <w:p>
+      <w:pPr>
+        <w:spacing w:before="100" w:beforeAutospacing="1" w:after="100" w:afterAutospacing="1" w:line="240" w:lineRule="auto"/>
+        <w:rPr>
+          <w:rFonts w:ascii="Segoe UI" w:eastAsia="Times New Roman" w:hAnsi="Segoe UI" w:cs="Segoe UI"/>
+          <w:sz w:val="24"/>
+          <w:szCs w:val="24"/>
+        </w:rPr>
+      </w:pPr>
+      <w:r>
+        <w:rPr>
+          <w:rFonts w:ascii="Segoe UI" w:eastAsia="Times New Roman" w:hAnsi="Segoe UI" w:cs="Segoe UI"/>
+          <w:sz w:val="24"/>
+          <w:szCs w:val="24"/>
+        </w:rPr>
+        <w:pict>
+          <v:rect id="_x0000_i1030" style="width:0;height:1.5pt" o:hralign="center" o:hrstd="t" o:hr="t" fillcolor="#a0a0a0" stroked="f"/>
+        </w:pict>
+      </w:r>
+    </w:p>
+    <w:p>
+      <w:pPr>
+        <w:spacing w:before="100" w:beforeAutospacing="1" w:after="100" w:afterAutospacing="1" w:line="240" w:lineRule="auto"/>
+        <w:rPr>
+          <w:rFonts w:ascii="Segoe UI" w:eastAsia="Times New Roman" w:hAnsi="Segoe UI" w:cs="Segoe UI"/>
+          <w:b/>
+          <w:bCs/>
+          <w:sz w:val="24"/>
+          <w:szCs w:val="24"/>
+        </w:rPr>
+      </w:pPr>
+      <w:r>
+        <w:rPr>
+          <w:rFonts w:ascii="Segoe UI" w:eastAsia="Times New Roman" w:hAnsi="Segoe UI" w:cs="Segoe UI"/>
+          <w:b/>
+          <w:bCs/>
+          <w:sz w:val="24"/>
+          <w:szCs w:val="24"/>
+        </w:rPr>
+        <w:lastRenderedPageBreak/>
+        <w:t>2. Abstract users, extensions, and devices</w:t>
+      </w:r>
+    </w:p>
+    <w:p>
+      <w:pPr>
+        <w:numPr>
+          <w:ilvl w:val="0"/>
+          <w:numId w:val="17"/>
+        </w:numPr>
+        <w:spacing w:before="100" w:beforeAutospacing="1" w:after="100" w:afterAutospacing="1" w:line="240" w:lineRule="auto"/>
+        <w:rPr>
+          <w:rFonts w:ascii="Segoe UI" w:eastAsia="Times New Roman" w:hAnsi="Segoe UI" w:cs="Segoe UI"/>
+          <w:sz w:val="24"/>
+          <w:szCs w:val="24"/>
+        </w:rPr>
+      </w:pPr>
+      <w:r>
+        <w:rPr>
+          <w:rFonts w:ascii="Segoe UI" w:eastAsia="Times New Roman" w:hAnsi="Segoe UI" w:cs="Segoe UI"/>
+          <w:b/>
+          <w:bCs/>
+          <w:sz w:val="24"/>
+          <w:szCs w:val="24"/>
+        </w:rPr>
+        <w:t>User</w:t>
+      </w:r>
+      <w:r>
+        <w:rPr>
+          <w:rFonts w:ascii="Segoe UI" w:eastAsia="Times New Roman" w:hAnsi="Segoe UI" w:cs="Segoe UI"/>
+          <w:sz w:val="24"/>
+          <w:szCs w:val="24"/>
+        </w:rPr>
+        <w:t xml:space="preserve"> → person</w:t>
+      </w:r>
+    </w:p>
+    <w:p>
+      <w:pPr>
+        <w:numPr>
+          <w:ilvl w:val="0"/>
+          <w:numId w:val="17"/>
+        </w:numPr>
+        <w:spacing w:before="100" w:beforeAutospacing="1" w:after="100" w:afterAutospacing="1" w:line="240" w:lineRule="auto"/>
+        <w:rPr>
+          <w:rFonts w:ascii="Segoe UI" w:eastAsia="Times New Roman" w:hAnsi="Segoe UI" w:cs="Segoe UI"/>
+          <w:sz w:val="24"/>
+          <w:szCs w:val="24"/>
+        </w:rPr>
+      </w:pPr>
+      <w:r>
+        <w:rPr>
+          <w:rFonts w:ascii="Segoe UI" w:eastAsia="Times New Roman" w:hAnsi="Segoe UI" w:cs="Segoe UI"/>
+          <w:b/>
+          <w:bCs/>
+          <w:sz w:val="24"/>
+          <w:szCs w:val="24"/>
+        </w:rPr>
+        <w:t>Extension</w:t>
+      </w:r>
+      <w:r>
+        <w:rPr>
+          <w:rFonts w:ascii="Segoe UI" w:eastAsia="Times New Roman" w:hAnsi="Segoe UI" w:cs="Segoe UI"/>
+          <w:sz w:val="24"/>
+          <w:szCs w:val="24"/>
+        </w:rPr>
+        <w:t xml:space="preserve"> → logic / instructions</w:t>
+      </w:r>
+    </w:p>
+    <w:p>
+      <w:pPr>
+        <w:numPr>
+          <w:ilvl w:val="0"/>
+          <w:numId w:val="17"/>
+        </w:numPr>
+        <w:spacing w:before="100" w:beforeAutospacing="1" w:after="100" w:afterAutospacing="1" w:line="240" w:lineRule="auto"/>
+        <w:rPr>
+          <w:rFonts w:ascii="Segoe UI" w:eastAsia="Times New Roman" w:hAnsi="Segoe UI" w:cs="Segoe UI"/>
+          <w:sz w:val="24"/>
+          <w:szCs w:val="24"/>
+        </w:rPr>
+      </w:pPr>
+      <w:r>
+        <w:rPr>
+          <w:rFonts w:ascii="Segoe UI" w:eastAsia="Times New Roman" w:hAnsi="Segoe UI" w:cs="Segoe UI"/>
+          <w:b/>
+          <w:bCs/>
+          <w:sz w:val="24"/>
+          <w:szCs w:val="24"/>
+        </w:rPr>
+        <w:t>Phone (device)</w:t>
+      </w:r>
+      <w:r>
+        <w:rPr>
+          <w:rFonts w:ascii="Segoe UI" w:eastAsia="Times New Roman" w:hAnsi="Segoe UI" w:cs="Segoe UI"/>
+          <w:sz w:val="24"/>
+          <w:szCs w:val="24"/>
+        </w:rPr>
+        <w:t xml:space="preserve"> → audio endpoint</w:t>
+      </w:r>
+    </w:p>
+    <w:p>
+      <w:pPr>
+        <w:spacing w:before="100" w:beforeAutospacing="1" w:after="100" w:afterAutospacing="1" w:line="240" w:lineRule="auto"/>
+        <w:rPr>
+          <w:rFonts w:ascii="Segoe UI" w:eastAsia="Times New Roman" w:hAnsi="Segoe UI" w:cs="Segoe UI"/>
+          <w:sz w:val="24"/>
+          <w:szCs w:val="24"/>
+        </w:rPr>
+      </w:pPr>
+      <w:r>
+        <w:rPr>
+          <w:rFonts w:ascii="Segoe UI" w:eastAsia="Times New Roman" w:hAnsi="Segoe UI" w:cs="Segoe UI"/>
+          <w:sz w:val="24"/>
+          <w:szCs w:val="24"/>
+        </w:rPr>
+        <w:t>This separation:</w:t>
+      </w:r>
+    </w:p>
+    <w:p>
+      <w:pPr>
+        <w:numPr>
+          <w:ilvl w:val="0"/>
+          <w:numId w:val="18"/>
+        </w:numPr>
+        <w:spacing w:before="100" w:beforeAutospacing="1" w:after="100" w:afterAutospacing="1" w:line="240" w:lineRule="auto"/>
+        <w:rPr>
+          <w:rFonts w:ascii="Segoe UI" w:eastAsia="Times New Roman" w:hAnsi="Segoe UI" w:cs="Segoe UI"/>
+          <w:sz w:val="24"/>
+          <w:szCs w:val="24"/>
+        </w:rPr>
+      </w:pPr>
+      <w:r>
+        <w:rPr>
+          <w:rFonts w:ascii="Segoe UI" w:eastAsia="Times New Roman" w:hAnsi="Segoe UI" w:cs="Segoe UI"/>
+          <w:sz w:val="24"/>
+          <w:szCs w:val="24"/>
+        </w:rPr>
+        <w:t>Improves flexibility</w:t>
+      </w:r>
+    </w:p>
+    <w:p>
+      <w:pPr>
+        <w:numPr>
+          <w:ilvl w:val="0"/>
+          <w:numId w:val="18"/>
+        </w:numPr>
+        <w:spacing w:before="100" w:beforeAutospacing="1" w:after="100" w:afterAutospacing="1" w:line="240" w:lineRule="auto"/>
+        <w:rPr>
+          <w:rFonts w:ascii="Segoe UI" w:eastAsia="Times New Roman" w:hAnsi="Segoe UI" w:cs="Segoe UI"/>
+          <w:sz w:val="24"/>
+          <w:szCs w:val="24"/>
+        </w:rPr>
+      </w:pPr>
+      <w:r>
+        <w:rPr>
+          <w:rFonts w:ascii="Segoe UI" w:eastAsia="Times New Roman" w:hAnsi="Segoe UI" w:cs="Segoe UI"/>
+          <w:sz w:val="24"/>
+          <w:szCs w:val="24"/>
+        </w:rPr>
+        <w:t>Simplifies management</w:t>
+      </w:r>
+    </w:p>
+    <w:p>
+      <w:pPr>
+        <w:numPr>
+          <w:ilvl w:val="0"/>
+          <w:numId w:val="18"/>
+        </w:numPr>
+        <w:spacing w:before="100" w:beforeAutospacing="1" w:after="100" w:afterAutospacing="1" w:line="240" w:lineRule="auto"/>
+        <w:rPr>
+          <w:rFonts w:ascii="Segoe UI" w:eastAsia="Times New Roman" w:hAnsi="Segoe UI" w:cs="Segoe UI"/>
+          <w:sz w:val="24"/>
+          <w:szCs w:val="24"/>
+        </w:rPr>
+      </w:pPr>
+      <w:r>
+        <w:rPr>
+          <w:rFonts w:ascii="Segoe UI" w:eastAsia="Times New Roman" w:hAnsi="Segoe UI" w:cs="Segoe UI"/>
+          <w:sz w:val="24"/>
+          <w:szCs w:val="24"/>
+        </w:rPr>
+        <w:t>Supports modern PBX features</w:t>
+      </w:r>
+    </w:p>
+    <w:p>
+      <w:pPr>
+        <w:spacing w:before="100" w:beforeAutospacing="1" w:after="100" w:afterAutospacing="1" w:line="240" w:lineRule="auto"/>
+        <w:rPr>
+          <w:rFonts w:ascii="Segoe UI" w:eastAsia="Times New Roman" w:hAnsi="Segoe UI" w:cs="Segoe UI"/>
+          <w:sz w:val="24"/>
+          <w:szCs w:val="24"/>
+        </w:rPr>
+      </w:pPr>
+      <w:r>
+        <w:rPr>
+          <w:rFonts w:ascii="Segoe UI" w:eastAsia="Times New Roman" w:hAnsi="Segoe UI" w:cs="Segoe UI"/>
+          <w:sz w:val="24"/>
+          <w:szCs w:val="24"/>
+        </w:rPr>
+        <w:pict>
+          <v:rect id="_x0000_i1031" style="width:0;height:1.5pt" o:hralign="center" o:hrstd="t" o:hr="t" fillcolor="#a0a0a0" stroked="f"/>
+        </w:pict>
+      </w:r>
+    </w:p>
+    <w:p>
+      <w:pPr>
+        <w:spacing w:before="100" w:beforeAutospacing="1" w:after="100" w:afterAutospacing="1" w:line="240" w:lineRule="auto"/>
+        <w:rPr>
+          <w:rFonts w:ascii="Segoe UI" w:eastAsia="Times New Roman" w:hAnsi="Segoe UI" w:cs="Segoe UI"/>
+          <w:b/>
+          <w:bCs/>
+          <w:sz w:val="24"/>
+          <w:szCs w:val="24"/>
+        </w:rPr>
+      </w:pPr>
+      <w:r>
+        <w:rPr>
+          <w:rFonts w:ascii="Segoe UI" w:eastAsia="Times New Roman" w:hAnsi="Segoe UI" w:cs="Segoe UI"/>
+          <w:b/>
+          <w:bCs/>
+          <w:sz w:val="24"/>
+          <w:szCs w:val="24"/>
+        </w:rPr>
+        <w:t>3. Asterisk has no real “user” concept</w:t>
+      </w:r>
+    </w:p>
+    <w:p>
+      <w:pPr>
+        <w:numPr>
+          <w:ilvl w:val="0"/>
+          <w:numId w:val="19"/>
+        </w:numPr>
+        <w:spacing w:before="100" w:beforeAutospacing="1" w:after="100" w:afterAutospacing="1" w:line="240" w:lineRule="auto"/>
+        <w:rPr>
+          <w:rFonts w:ascii="Segoe UI" w:eastAsia="Times New Roman" w:hAnsi="Segoe UI" w:cs="Segoe UI"/>
+          <w:sz w:val="24"/>
+          <w:szCs w:val="24"/>
+        </w:rPr>
+      </w:pPr>
+      <w:r>
+        <w:rPr>
+          <w:rFonts w:ascii="Segoe UI" w:eastAsia="Times New Roman" w:hAnsi="Segoe UI" w:cs="Segoe UI"/>
+          <w:sz w:val="24"/>
+          <w:szCs w:val="24"/>
+        </w:rPr>
+        <w:t xml:space="preserve">Asterisk treats </w:t>
+      </w:r>
+      <w:r>
+        <w:rPr>
+          <w:rFonts w:ascii="Segoe UI" w:eastAsia="Times New Roman" w:hAnsi="Segoe UI" w:cs="Segoe UI"/>
+          <w:b/>
+          <w:bCs/>
+          <w:sz w:val="24"/>
+          <w:szCs w:val="24"/>
+        </w:rPr>
+        <w:t>extensions as triggers</w:t>
+      </w:r>
+    </w:p>
+    <w:p>
+      <w:pPr>
+        <w:numPr>
+          <w:ilvl w:val="0"/>
+          <w:numId w:val="19"/>
+        </w:numPr>
+        <w:spacing w:before="100" w:beforeAutospacing="1" w:after="100" w:afterAutospacing="1" w:line="240" w:lineRule="auto"/>
+        <w:rPr>
+          <w:rFonts w:ascii="Segoe UI" w:eastAsia="Times New Roman" w:hAnsi="Segoe UI" w:cs="Segoe UI"/>
+          <w:sz w:val="24"/>
+          <w:szCs w:val="24"/>
+        </w:rPr>
+      </w:pPr>
+      <w:r>
+        <w:rPr>
+          <w:rFonts w:ascii="Segoe UI" w:eastAsia="Times New Roman" w:hAnsi="Segoe UI" w:cs="Segoe UI"/>
+          <w:sz w:val="24"/>
+          <w:szCs w:val="24"/>
+        </w:rPr>
+        <w:t xml:space="preserve">An extension is a </w:t>
+      </w:r>
+      <w:r>
+        <w:rPr>
+          <w:rFonts w:ascii="Segoe UI" w:eastAsia="Times New Roman" w:hAnsi="Segoe UI" w:cs="Segoe UI"/>
+          <w:b/>
+          <w:bCs/>
+          <w:sz w:val="24"/>
+          <w:szCs w:val="24"/>
+        </w:rPr>
+        <w:t xml:space="preserve">group of </w:t>
+      </w:r>
+      <w:proofErr w:type="spellStart"/>
+      <w:r>
+        <w:rPr>
+          <w:rFonts w:ascii="Segoe UI" w:eastAsia="Times New Roman" w:hAnsi="Segoe UI" w:cs="Segoe UI"/>
+          <w:b/>
+          <w:bCs/>
+          <w:sz w:val="24"/>
+          <w:szCs w:val="24"/>
+        </w:rPr>
+        <w:t>dialplan</w:t>
+      </w:r>
+      <w:proofErr w:type="spellEnd"/>
+      <w:r>
+        <w:rPr>
+          <w:rFonts w:ascii="Segoe UI" w:eastAsia="Times New Roman" w:hAnsi="Segoe UI" w:cs="Segoe UI"/>
+          <w:b/>
+          <w:bCs/>
+          <w:sz w:val="24"/>
+          <w:szCs w:val="24"/>
+        </w:rPr>
+        <w:t xml:space="preserve"> instructions</w:t>
+      </w:r>
+    </w:p>
+    <w:p>
+      <w:pPr>
+        <w:numPr>
+          <w:ilvl w:val="0"/>
+          <w:numId w:val="19"/>
+        </w:numPr>
+        <w:spacing w:before="100" w:beforeAutospacing="1" w:after="100" w:afterAutospacing="1" w:line="240" w:lineRule="auto"/>
+        <w:rPr>
+          <w:rFonts w:ascii="Segoe UI" w:eastAsia="Times New Roman" w:hAnsi="Segoe UI" w:cs="Segoe UI"/>
+          <w:sz w:val="24"/>
+          <w:szCs w:val="24"/>
+        </w:rPr>
+      </w:pPr>
+      <w:r>
+        <w:rPr>
+          <w:rFonts w:ascii="Segoe UI" w:eastAsia="Times New Roman" w:hAnsi="Segoe UI" w:cs="Segoe UI"/>
+          <w:sz w:val="24"/>
+          <w:szCs w:val="24"/>
+        </w:rPr>
+        <w:t>Extensions can:</w:t>
+      </w:r>
+    </w:p>
+    <w:p>
+      <w:pPr>
+        <w:numPr>
+          <w:ilvl w:val="1"/>
+          <w:numId w:val="19"/>
+        </w:numPr>
+        <w:spacing w:before="100" w:beforeAutospacing="1" w:after="100" w:afterAutospacing="1" w:line="240" w:lineRule="auto"/>
+        <w:rPr>
+          <w:rFonts w:ascii="Segoe UI" w:eastAsia="Times New Roman" w:hAnsi="Segoe UI" w:cs="Segoe UI"/>
+          <w:sz w:val="24"/>
+          <w:szCs w:val="24"/>
+        </w:rPr>
+      </w:pPr>
+      <w:r>
+        <w:rPr>
+          <w:rFonts w:ascii="Segoe UI" w:eastAsia="Times New Roman" w:hAnsi="Segoe UI" w:cs="Segoe UI"/>
+          <w:sz w:val="24"/>
+          <w:szCs w:val="24"/>
+        </w:rPr>
+        <w:t>Ring a phone</w:t>
+      </w:r>
+    </w:p>
+    <w:p>
+      <w:pPr>
+        <w:numPr>
+          <w:ilvl w:val="1"/>
+          <w:numId w:val="19"/>
+        </w:numPr>
+        <w:spacing w:before="100" w:beforeAutospacing="1" w:after="100" w:afterAutospacing="1" w:line="240" w:lineRule="auto"/>
+        <w:rPr>
+          <w:rFonts w:ascii="Segoe UI" w:eastAsia="Times New Roman" w:hAnsi="Segoe UI" w:cs="Segoe UI"/>
+          <w:sz w:val="24"/>
+          <w:szCs w:val="24"/>
+        </w:rPr>
+      </w:pPr>
+      <w:r>
+        <w:rPr>
+          <w:rFonts w:ascii="Segoe UI" w:eastAsia="Times New Roman" w:hAnsi="Segoe UI" w:cs="Segoe UI"/>
+          <w:sz w:val="24"/>
+          <w:szCs w:val="24"/>
+        </w:rPr>
+        <w:t>Play prompts</w:t>
+      </w:r>
+    </w:p>
+    <w:p>
+      <w:pPr>
+        <w:numPr>
+          <w:ilvl w:val="1"/>
+          <w:numId w:val="19"/>
+        </w:numPr>
+        <w:spacing w:before="100" w:beforeAutospacing="1" w:after="100" w:afterAutospacing="1" w:line="240" w:lineRule="auto"/>
+        <w:rPr>
+          <w:rFonts w:ascii="Segoe UI" w:eastAsia="Times New Roman" w:hAnsi="Segoe UI" w:cs="Segoe UI"/>
+          <w:sz w:val="24"/>
+          <w:szCs w:val="24"/>
+        </w:rPr>
+      </w:pPr>
+      <w:r>
+        <w:rPr>
+          <w:rFonts w:ascii="Segoe UI" w:eastAsia="Times New Roman" w:hAnsi="Segoe UI" w:cs="Segoe UI"/>
+          <w:sz w:val="24"/>
+          <w:szCs w:val="24"/>
+        </w:rPr>
+        <w:t>Access voicemail</w:t>
+      </w:r>
+    </w:p>
+    <w:p>
+      <w:pPr>
+        <w:numPr>
+          <w:ilvl w:val="1"/>
+          <w:numId w:val="19"/>
+        </w:numPr>
+        <w:spacing w:before="100" w:beforeAutospacing="1" w:after="100" w:afterAutospacing="1" w:line="240" w:lineRule="auto"/>
+        <w:rPr>
+          <w:rFonts w:ascii="Segoe UI" w:eastAsia="Times New Roman" w:hAnsi="Segoe UI" w:cs="Segoe UI"/>
+          <w:sz w:val="24"/>
+          <w:szCs w:val="24"/>
+        </w:rPr>
+      </w:pPr>
+      <w:r>
+        <w:rPr>
+          <w:rFonts w:ascii="Segoe UI" w:eastAsia="Times New Roman" w:hAnsi="Segoe UI" w:cs="Segoe UI"/>
+          <w:sz w:val="24"/>
+          <w:szCs w:val="24"/>
+        </w:rPr>
+        <w:t>Join conferences</w:t>
+      </w:r>
+    </w:p>
+    <w:p>
+      <w:pPr>
+        <w:numPr>
+          <w:ilvl w:val="1"/>
+          <w:numId w:val="19"/>
+        </w:numPr>
+        <w:spacing w:before="100" w:beforeAutospacing="1" w:after="100" w:afterAutospacing="1" w:line="240" w:lineRule="auto"/>
+        <w:rPr>
+          <w:rFonts w:ascii="Segoe UI" w:eastAsia="Times New Roman" w:hAnsi="Segoe UI" w:cs="Segoe UI"/>
+          <w:sz w:val="24"/>
+          <w:szCs w:val="24"/>
+        </w:rPr>
+      </w:pPr>
+      <w:r>
+        <w:rPr>
+          <w:rFonts w:ascii="Segoe UI" w:eastAsia="Times New Roman" w:hAnsi="Segoe UI" w:cs="Segoe UI"/>
+          <w:sz w:val="24"/>
+          <w:szCs w:val="24"/>
+        </w:rPr>
+        <w:t>Change behavior based on time or conditions</w:t>
+      </w:r>
+    </w:p>
+    <w:p>
+      <w:pPr>
+        <w:spacing w:before="100" w:beforeAutospacing="1" w:after="100" w:afterAutospacing="1" w:line="240" w:lineRule="auto"/>
+        <w:rPr>
+          <w:rFonts w:ascii="Segoe UI" w:eastAsia="Times New Roman" w:hAnsi="Segoe UI" w:cs="Segoe UI"/>
+          <w:sz w:val="24"/>
+          <w:szCs w:val="24"/>
+        </w:rPr>
+      </w:pPr>
+      <w:r>
+        <w:rPr>
+          <w:rFonts w:ascii="Segoe UI" w:eastAsia="Times New Roman" w:hAnsi="Segoe UI" w:cs="Segoe UI"/>
+          <w:sz w:val="24"/>
+          <w:szCs w:val="24"/>
+        </w:rPr>
+        <w:t xml:space="preserve">Think of an extension as a </w:t>
+      </w:r>
+      <w:r>
+        <w:rPr>
+          <w:rFonts w:ascii="Segoe UI" w:eastAsia="Times New Roman" w:hAnsi="Segoe UI" w:cs="Segoe UI"/>
+          <w:b/>
+          <w:bCs/>
+          <w:sz w:val="24"/>
+          <w:szCs w:val="24"/>
+        </w:rPr>
+        <w:t>script name</w:t>
+      </w:r>
+      <w:r>
+        <w:rPr>
+          <w:rFonts w:ascii="Segoe UI" w:eastAsia="Times New Roman" w:hAnsi="Segoe UI" w:cs="Segoe UI"/>
+          <w:sz w:val="24"/>
+          <w:szCs w:val="24"/>
+        </w:rPr>
+        <w:t>, not a phone number</w:t>
+      </w:r>
+    </w:p>
+    <w:p>
+      <w:pPr>
+        <w:spacing w:before="100" w:beforeAutospacing="1" w:after="100" w:afterAutospacing="1" w:line="240" w:lineRule="auto"/>
+        <w:rPr>
+          <w:rFonts w:ascii="Segoe UI" w:eastAsia="Times New Roman" w:hAnsi="Segoe UI" w:cs="Segoe UI"/>
+          <w:sz w:val="24"/>
+          <w:szCs w:val="24"/>
+        </w:rPr>
+      </w:pPr>
+      <w:r>
+        <w:rPr>
+          <w:rFonts w:ascii="Segoe UI" w:eastAsia="Times New Roman" w:hAnsi="Segoe UI" w:cs="Segoe UI"/>
+          <w:sz w:val="24"/>
+          <w:szCs w:val="24"/>
+        </w:rPr>
+        <w:pict>
+          <v:rect id="_x0000_i1032" style="width:0;height:1.5pt" o:hralign="center" o:hrstd="t" o:hr="t" fillcolor="#a0a0a0" stroked="f"/>
+        </w:pict>
+      </w:r>
+    </w:p>
+    <w:p>
+      <w:pPr>
+        <w:spacing w:before="100" w:beforeAutospacing="1" w:after="100" w:afterAutospacing="1" w:line="240" w:lineRule="auto"/>
+        <w:rPr>
+          <w:rFonts w:ascii="Segoe UI" w:eastAsia="Times New Roman" w:hAnsi="Segoe UI" w:cs="Segoe UI"/>
+          <w:b/>
+          <w:bCs/>
+          <w:sz w:val="24"/>
+          <w:szCs w:val="24"/>
+        </w:rPr>
+      </w:pPr>
+      <w:r>
+        <w:rPr>
+          <w:rFonts w:ascii="Segoe UI" w:eastAsia="Times New Roman" w:hAnsi="Segoe UI" w:cs="Segoe UI"/>
+          <w:b/>
+          <w:bCs/>
+          <w:sz w:val="24"/>
+          <w:szCs w:val="24"/>
+        </w:rPr>
+        <w:t>4. Extensions ≠ phones in Asterisk</w:t>
+      </w:r>
+    </w:p>
+    <w:p>
+      <w:pPr>
+        <w:numPr>
+          <w:ilvl w:val="0"/>
+          <w:numId w:val="20"/>
+        </w:numPr>
+        <w:spacing w:before="100" w:beforeAutospacing="1" w:after="100" w:afterAutospacing="1" w:line="240" w:lineRule="auto"/>
+        <w:rPr>
+          <w:rFonts w:ascii="Segoe UI" w:eastAsia="Times New Roman" w:hAnsi="Segoe UI" w:cs="Segoe UI"/>
+          <w:sz w:val="24"/>
+          <w:szCs w:val="24"/>
+        </w:rPr>
+      </w:pPr>
+      <w:r>
+        <w:rPr>
+          <w:rFonts w:ascii="Segoe UI" w:eastAsia="Times New Roman" w:hAnsi="Segoe UI" w:cs="Segoe UI"/>
+          <w:sz w:val="24"/>
+          <w:szCs w:val="24"/>
+        </w:rPr>
+        <w:t xml:space="preserve">Extensions are </w:t>
+      </w:r>
+      <w:r>
+        <w:rPr>
+          <w:rFonts w:ascii="Segoe UI" w:eastAsia="Times New Roman" w:hAnsi="Segoe UI" w:cs="Segoe UI"/>
+          <w:b/>
+          <w:bCs/>
+          <w:sz w:val="24"/>
+          <w:szCs w:val="24"/>
+        </w:rPr>
+        <w:t>not devices</w:t>
+      </w:r>
+    </w:p>
+    <w:p>
+      <w:pPr>
+        <w:numPr>
+          <w:ilvl w:val="0"/>
+          <w:numId w:val="20"/>
+        </w:numPr>
+        <w:spacing w:before="100" w:beforeAutospacing="1" w:after="100" w:afterAutospacing="1" w:line="240" w:lineRule="auto"/>
+        <w:rPr>
+          <w:rFonts w:ascii="Segoe UI" w:eastAsia="Times New Roman" w:hAnsi="Segoe UI" w:cs="Segoe UI"/>
+          <w:sz w:val="24"/>
+          <w:szCs w:val="24"/>
+        </w:rPr>
+      </w:pPr>
+      <w:r>
+        <w:rPr>
+          <w:rFonts w:ascii="Segoe UI" w:eastAsia="Times New Roman" w:hAnsi="Segoe UI" w:cs="Segoe UI"/>
+          <w:sz w:val="24"/>
+          <w:szCs w:val="24"/>
+        </w:rPr>
+        <w:t xml:space="preserve">Devices should </w:t>
+      </w:r>
+      <w:r>
+        <w:rPr>
+          <w:rFonts w:ascii="Segoe UI" w:eastAsia="Times New Roman" w:hAnsi="Segoe UI" w:cs="Segoe UI"/>
+          <w:b/>
+          <w:bCs/>
+          <w:sz w:val="24"/>
+          <w:szCs w:val="24"/>
+        </w:rPr>
+        <w:t>never be named after extensions</w:t>
+      </w:r>
+    </w:p>
+    <w:p>
+      <w:pPr>
+        <w:numPr>
+          <w:ilvl w:val="0"/>
+          <w:numId w:val="20"/>
+        </w:numPr>
+        <w:spacing w:before="100" w:beforeAutospacing="1" w:after="100" w:afterAutospacing="1" w:line="240" w:lineRule="auto"/>
+        <w:rPr>
+          <w:rFonts w:ascii="Segoe UI" w:eastAsia="Times New Roman" w:hAnsi="Segoe UI" w:cs="Segoe UI"/>
+          <w:sz w:val="24"/>
+          <w:szCs w:val="24"/>
+        </w:rPr>
+      </w:pPr>
+      <w:r>
+        <w:rPr>
+          <w:rFonts w:ascii="Segoe UI" w:eastAsia="Times New Roman" w:hAnsi="Segoe UI" w:cs="Segoe UI"/>
+          <w:sz w:val="24"/>
+          <w:szCs w:val="24"/>
+        </w:rPr>
+        <w:t>One extension can ring:</w:t>
+      </w:r>
+    </w:p>
+    <w:p>
+      <w:pPr>
+        <w:numPr>
+          <w:ilvl w:val="1"/>
+          <w:numId w:val="20"/>
+        </w:numPr>
+        <w:spacing w:before="100" w:beforeAutospacing="1" w:after="100" w:afterAutospacing="1" w:line="240" w:lineRule="auto"/>
+        <w:rPr>
+          <w:rFonts w:ascii="Segoe UI" w:eastAsia="Times New Roman" w:hAnsi="Segoe UI" w:cs="Segoe UI"/>
+          <w:sz w:val="24"/>
+          <w:szCs w:val="24"/>
+        </w:rPr>
+      </w:pPr>
+      <w:r>
+        <w:rPr>
+          <w:rFonts w:ascii="Segoe UI" w:eastAsia="Times New Roman" w:hAnsi="Segoe UI" w:cs="Segoe UI"/>
+          <w:sz w:val="24"/>
+          <w:szCs w:val="24"/>
+        </w:rPr>
+        <w:t>Different devices at different times</w:t>
+      </w:r>
+    </w:p>
+    <w:p>
+      <w:pPr>
+        <w:numPr>
+          <w:ilvl w:val="1"/>
+          <w:numId w:val="20"/>
+        </w:numPr>
+        <w:spacing w:before="100" w:beforeAutospacing="1" w:after="100" w:afterAutospacing="1" w:line="240" w:lineRule="auto"/>
+        <w:rPr>
+          <w:rFonts w:ascii="Segoe UI" w:eastAsia="Times New Roman" w:hAnsi="Segoe UI" w:cs="Segoe UI"/>
+          <w:sz w:val="24"/>
+          <w:szCs w:val="24"/>
+        </w:rPr>
+      </w:pPr>
+      <w:r>
+        <w:rPr>
+          <w:rFonts w:ascii="Segoe UI" w:eastAsia="Times New Roman" w:hAnsi="Segoe UI" w:cs="Segoe UI"/>
+          <w:sz w:val="24"/>
+          <w:szCs w:val="24"/>
+        </w:rPr>
+        <w:t>Multiple devices</w:t>
+      </w:r>
+    </w:p>
+    <w:p>
+      <w:pPr>
+        <w:numPr>
+          <w:ilvl w:val="1"/>
+          <w:numId w:val="20"/>
+        </w:numPr>
+        <w:spacing w:before="100" w:beforeAutospacing="1" w:after="100" w:afterAutospacing="1" w:line="240" w:lineRule="auto"/>
+        <w:rPr>
+          <w:rFonts w:ascii="Segoe UI" w:eastAsia="Times New Roman" w:hAnsi="Segoe UI" w:cs="Segoe UI"/>
+          <w:sz w:val="24"/>
+          <w:szCs w:val="24"/>
+        </w:rPr>
+      </w:pPr>
+      <w:r>
+        <w:rPr>
+          <w:rFonts w:ascii="Segoe UI" w:eastAsia="Times New Roman" w:hAnsi="Segoe UI" w:cs="Segoe UI"/>
+          <w:sz w:val="24"/>
+          <w:szCs w:val="24"/>
+        </w:rPr>
+        <w:t>No devices at all</w:t>
+      </w:r>
+    </w:p>
+    <w:p>
+      <w:pPr>
+        <w:spacing w:before="100" w:beforeAutospacing="1" w:after="100" w:afterAutospacing="1" w:line="240" w:lineRule="auto"/>
+        <w:rPr>
+          <w:rFonts w:ascii="Segoe UI" w:eastAsia="Times New Roman" w:hAnsi="Segoe UI" w:cs="Segoe UI"/>
+          <w:sz w:val="24"/>
+          <w:szCs w:val="24"/>
+        </w:rPr>
+      </w:pPr>
+      <w:r>
+        <w:rPr>
+          <w:rFonts w:ascii="Segoe UI" w:eastAsia="Times New Roman" w:hAnsi="Segoe UI" w:cs="Segoe UI"/>
+          <w:sz w:val="24"/>
+          <w:szCs w:val="24"/>
+        </w:rPr>
+        <w:pict>
+          <v:rect id="_x0000_i1033" style="width:0;height:1.5pt" o:hralign="center" o:hrstd="t" o:hr="t" fillcolor="#a0a0a0" stroked="f"/>
+        </w:pict>
+      </w:r>
+    </w:p>
+    <w:p>
+      <w:pPr>
+        <w:spacing w:before="100" w:beforeAutospacing="1" w:after="100" w:afterAutospacing="1" w:line="240" w:lineRule="auto"/>
+        <w:rPr>
+          <w:rFonts w:ascii="Segoe UI" w:eastAsia="Times New Roman" w:hAnsi="Segoe UI" w:cs="Segoe UI"/>
+          <w:b/>
+          <w:bCs/>
+          <w:sz w:val="24"/>
+          <w:szCs w:val="24"/>
+        </w:rPr>
+      </w:pPr>
+      <w:r>
+        <w:rPr>
+          <w:rFonts w:ascii="Segoe UI" w:eastAsia="Times New Roman" w:hAnsi="Segoe UI" w:cs="Segoe UI"/>
+          <w:b/>
+          <w:bCs/>
+          <w:sz w:val="24"/>
+          <w:szCs w:val="24"/>
+        </w:rPr>
+        <w:t>5. Time-based and conditional behavior</w:t>
+      </w:r>
+    </w:p>
+    <w:p>
+      <w:pPr>
+        <w:numPr>
+          <w:ilvl w:val="0"/>
+          <w:numId w:val="21"/>
+        </w:numPr>
+        <w:spacing w:before="100" w:beforeAutospacing="1" w:after="100" w:afterAutospacing="1" w:line="240" w:lineRule="auto"/>
+        <w:rPr>
+          <w:rFonts w:ascii="Segoe UI" w:eastAsia="Times New Roman" w:hAnsi="Segoe UI" w:cs="Segoe UI"/>
+          <w:sz w:val="24"/>
+          <w:szCs w:val="24"/>
+        </w:rPr>
+      </w:pPr>
+      <w:r>
+        <w:rPr>
+          <w:rFonts w:ascii="Segoe UI" w:eastAsia="Times New Roman" w:hAnsi="Segoe UI" w:cs="Segoe UI"/>
+          <w:sz w:val="24"/>
+          <w:szCs w:val="24"/>
+        </w:rPr>
+        <w:lastRenderedPageBreak/>
+        <w:t>Extension behavior can change by:</w:t>
+      </w:r>
+    </w:p>
+    <w:p>
+      <w:pPr>
+        <w:numPr>
+          <w:ilvl w:val="1"/>
+          <w:numId w:val="21"/>
+        </w:numPr>
+        <w:spacing w:before="100" w:beforeAutospacing="1" w:after="100" w:afterAutospacing="1" w:line="240" w:lineRule="auto"/>
+        <w:rPr>
+          <w:rFonts w:ascii="Segoe UI" w:eastAsia="Times New Roman" w:hAnsi="Segoe UI" w:cs="Segoe UI"/>
+          <w:sz w:val="24"/>
+          <w:szCs w:val="24"/>
+        </w:rPr>
+      </w:pPr>
+      <w:r>
+        <w:rPr>
+          <w:rFonts w:ascii="Segoe UI" w:eastAsia="Times New Roman" w:hAnsi="Segoe UI" w:cs="Segoe UI"/>
+          <w:sz w:val="24"/>
+          <w:szCs w:val="24"/>
+        </w:rPr>
+        <w:t>Time of day</w:t>
+      </w:r>
+    </w:p>
+    <w:p>
+      <w:pPr>
+        <w:numPr>
+          <w:ilvl w:val="1"/>
+          <w:numId w:val="21"/>
+        </w:numPr>
+        <w:spacing w:before="100" w:beforeAutospacing="1" w:after="100" w:afterAutospacing="1" w:line="240" w:lineRule="auto"/>
+        <w:rPr>
+          <w:rFonts w:ascii="Segoe UI" w:eastAsia="Times New Roman" w:hAnsi="Segoe UI" w:cs="Segoe UI"/>
+          <w:sz w:val="24"/>
+          <w:szCs w:val="24"/>
+        </w:rPr>
+      </w:pPr>
+      <w:r>
+        <w:rPr>
+          <w:rFonts w:ascii="Segoe UI" w:eastAsia="Times New Roman" w:hAnsi="Segoe UI" w:cs="Segoe UI"/>
+          <w:sz w:val="24"/>
+          <w:szCs w:val="24"/>
+        </w:rPr>
+        <w:t>Day of week</w:t>
+      </w:r>
+    </w:p>
+    <w:p>
+      <w:pPr>
+        <w:numPr>
+          <w:ilvl w:val="1"/>
+          <w:numId w:val="21"/>
+        </w:numPr>
+        <w:spacing w:before="100" w:beforeAutospacing="1" w:after="100" w:afterAutospacing="1" w:line="240" w:lineRule="auto"/>
+        <w:rPr>
+          <w:rFonts w:ascii="Segoe UI" w:eastAsia="Times New Roman" w:hAnsi="Segoe UI" w:cs="Segoe UI"/>
+          <w:sz w:val="24"/>
+          <w:szCs w:val="24"/>
+        </w:rPr>
+      </w:pPr>
+      <w:r>
+        <w:rPr>
+          <w:rFonts w:ascii="Segoe UI" w:eastAsia="Times New Roman" w:hAnsi="Segoe UI" w:cs="Segoe UI"/>
+          <w:sz w:val="24"/>
+          <w:szCs w:val="24"/>
+        </w:rPr>
+        <w:t>Business vs after-hours</w:t>
+      </w:r>
+    </w:p>
+    <w:p>
+      <w:pPr>
+        <w:numPr>
+          <w:ilvl w:val="0"/>
+          <w:numId w:val="21"/>
+        </w:numPr>
+        <w:spacing w:before="100" w:beforeAutospacing="1" w:after="100" w:afterAutospacing="1" w:line="240" w:lineRule="auto"/>
+        <w:rPr>
+          <w:rFonts w:ascii="Segoe UI" w:eastAsia="Times New Roman" w:hAnsi="Segoe UI" w:cs="Segoe UI"/>
+          <w:sz w:val="24"/>
+          <w:szCs w:val="24"/>
+        </w:rPr>
+      </w:pPr>
+      <w:r>
+        <w:rPr>
+          <w:rFonts w:ascii="Segoe UI" w:eastAsia="Times New Roman" w:hAnsi="Segoe UI" w:cs="Segoe UI"/>
+          <w:sz w:val="24"/>
+          <w:szCs w:val="24"/>
+        </w:rPr>
+        <w:t>Caller ID can also change based on conditions</w:t>
+      </w:r>
+    </w:p>
+    <w:p>
+      <w:pPr>
+        <w:spacing w:before="100" w:beforeAutospacing="1" w:after="100" w:afterAutospacing="1" w:line="240" w:lineRule="auto"/>
+        <w:rPr>
+          <w:rFonts w:ascii="Segoe UI" w:eastAsia="Times New Roman" w:hAnsi="Segoe UI" w:cs="Segoe UI"/>
+          <w:sz w:val="24"/>
+          <w:szCs w:val="24"/>
+        </w:rPr>
+      </w:pPr>
+      <w:r>
+        <w:rPr>
+          <w:rFonts w:ascii="Segoe UI" w:eastAsia="Times New Roman" w:hAnsi="Segoe UI" w:cs="Segoe UI"/>
+          <w:sz w:val="24"/>
+          <w:szCs w:val="24"/>
+        </w:rPr>
+        <w:pict>
+          <v:rect id="_x0000_i1034" style="width:0;height:1.5pt" o:hralign="center" o:hrstd="t" o:hr="t" fillcolor="#a0a0a0" stroked="f"/>
+        </w:pict>
+      </w:r>
+    </w:p>
+    <w:p>
+      <w:pPr>
+        <w:spacing w:before="100" w:beforeAutospacing="1" w:after="100" w:afterAutospacing="1" w:line="240" w:lineRule="auto"/>
+        <w:rPr>
+          <w:rFonts w:ascii="Segoe UI" w:eastAsia="Times New Roman" w:hAnsi="Segoe UI" w:cs="Segoe UI"/>
+          <w:b/>
+          <w:bCs/>
+          <w:sz w:val="24"/>
+          <w:szCs w:val="24"/>
+        </w:rPr>
+      </w:pPr>
+      <w:r>
+        <w:rPr>
+          <w:rFonts w:ascii="Segoe UI" w:eastAsia="Times New Roman" w:hAnsi="Segoe UI" w:cs="Segoe UI"/>
+          <w:b/>
+          <w:bCs/>
+          <w:sz w:val="24"/>
+          <w:szCs w:val="24"/>
+        </w:rPr>
+        <w:t>6. Hot-desking use case</w:t>
+      </w:r>
+    </w:p>
+    <w:p>
+      <w:pPr>
+        <w:numPr>
+          <w:ilvl w:val="0"/>
+          <w:numId w:val="22"/>
+        </w:numPr>
+        <w:spacing w:before="100" w:beforeAutospacing="1" w:after="100" w:afterAutospacing="1" w:line="240" w:lineRule="auto"/>
+        <w:rPr>
+          <w:rFonts w:ascii="Segoe UI" w:eastAsia="Times New Roman" w:hAnsi="Segoe UI" w:cs="Segoe UI"/>
+          <w:sz w:val="24"/>
+          <w:szCs w:val="24"/>
+        </w:rPr>
+      </w:pPr>
+      <w:r>
+        <w:rPr>
+          <w:rFonts w:ascii="Segoe UI" w:eastAsia="Times New Roman" w:hAnsi="Segoe UI" w:cs="Segoe UI"/>
+          <w:sz w:val="24"/>
+          <w:szCs w:val="24"/>
+        </w:rPr>
+        <w:t>Multiple users share fewer phones</w:t>
+      </w:r>
+    </w:p>
+    <w:p>
+      <w:pPr>
+        <w:numPr>
+          <w:ilvl w:val="0"/>
+          <w:numId w:val="22"/>
+        </w:numPr>
+        <w:spacing w:before="100" w:beforeAutospacing="1" w:after="100" w:afterAutospacing="1" w:line="240" w:lineRule="auto"/>
+        <w:rPr>
+          <w:rFonts w:ascii="Segoe UI" w:eastAsia="Times New Roman" w:hAnsi="Segoe UI" w:cs="Segoe UI"/>
+          <w:sz w:val="24"/>
+          <w:szCs w:val="24"/>
+        </w:rPr>
+      </w:pPr>
+      <w:r>
+        <w:rPr>
+          <w:rFonts w:ascii="Segoe UI" w:eastAsia="Times New Roman" w:hAnsi="Segoe UI" w:cs="Segoe UI"/>
+          <w:sz w:val="24"/>
+          <w:szCs w:val="24"/>
+        </w:rPr>
+        <w:t>Users log into available phones</w:t>
+      </w:r>
+    </w:p>
+    <w:p>
+      <w:pPr>
+        <w:numPr>
+          <w:ilvl w:val="0"/>
+          <w:numId w:val="22"/>
+        </w:numPr>
+        <w:spacing w:before="100" w:beforeAutospacing="1" w:after="100" w:afterAutospacing="1" w:line="240" w:lineRule="auto"/>
+        <w:rPr>
+          <w:rFonts w:ascii="Segoe UI" w:eastAsia="Times New Roman" w:hAnsi="Segoe UI" w:cs="Segoe UI"/>
+          <w:sz w:val="24"/>
+          <w:szCs w:val="24"/>
+        </w:rPr>
+      </w:pPr>
+      <w:r>
+        <w:rPr>
+          <w:rFonts w:ascii="Segoe UI" w:eastAsia="Times New Roman" w:hAnsi="Segoe UI" w:cs="Segoe UI"/>
+          <w:sz w:val="24"/>
+          <w:szCs w:val="24"/>
+        </w:rPr>
+        <w:t xml:space="preserve">Extension follows the </w:t>
+      </w:r>
+      <w:r>
+        <w:rPr>
+          <w:rFonts w:ascii="Segoe UI" w:eastAsia="Times New Roman" w:hAnsi="Segoe UI" w:cs="Segoe UI"/>
+          <w:b/>
+          <w:bCs/>
+          <w:sz w:val="24"/>
+          <w:szCs w:val="24"/>
+        </w:rPr>
+        <w:t>user</w:t>
+      </w:r>
+      <w:r>
+        <w:rPr>
+          <w:rFonts w:ascii="Segoe UI" w:eastAsia="Times New Roman" w:hAnsi="Segoe UI" w:cs="Segoe UI"/>
+          <w:sz w:val="24"/>
+          <w:szCs w:val="24"/>
+        </w:rPr>
+        <w:t>, not the desk</w:t>
+      </w:r>
+    </w:p>
+    <w:p>
+      <w:pPr>
+        <w:numPr>
+          <w:ilvl w:val="0"/>
+          <w:numId w:val="22"/>
+        </w:numPr>
+        <w:spacing w:before="100" w:beforeAutospacing="1" w:after="100" w:afterAutospacing="1" w:line="240" w:lineRule="auto"/>
+        <w:rPr>
+          <w:rFonts w:ascii="Segoe UI" w:eastAsia="Times New Roman" w:hAnsi="Segoe UI" w:cs="Segoe UI"/>
+          <w:sz w:val="24"/>
+          <w:szCs w:val="24"/>
+        </w:rPr>
+      </w:pPr>
+      <w:r>
+        <w:rPr>
+          <w:rFonts w:ascii="Segoe UI" w:eastAsia="Times New Roman" w:hAnsi="Segoe UI" w:cs="Segoe UI"/>
+          <w:sz w:val="24"/>
+          <w:szCs w:val="24"/>
+        </w:rPr>
+        <w:t>Demonstrates why device/user separation is essential</w:t>
+      </w:r>
+    </w:p>
+    <w:p>
+      <w:pPr>
+        <w:spacing w:before="100" w:beforeAutospacing="1" w:after="100" w:afterAutospacing="1" w:line="240" w:lineRule="auto"/>
+        <w:rPr>
+          <w:rFonts w:ascii="Segoe UI" w:eastAsia="Times New Roman" w:hAnsi="Segoe UI" w:cs="Segoe UI"/>
+          <w:sz w:val="24"/>
+          <w:szCs w:val="24"/>
+        </w:rPr>
+      </w:pPr>
+      <w:r>
+        <w:rPr>
+          <w:rFonts w:ascii="Segoe UI" w:eastAsia="Times New Roman" w:hAnsi="Segoe UI" w:cs="Segoe UI"/>
+          <w:sz w:val="24"/>
+          <w:szCs w:val="24"/>
+        </w:rPr>
+        <w:pict>
+          <v:rect id="_x0000_i1035" style="width:0;height:1.5pt" o:hralign="center" o:hrstd="t" o:hr="t" fillcolor="#a0a0a0" stroked="f"/>
+        </w:pict>
+      </w:r>
+    </w:p>
+    <w:p>
+      <w:pPr>
+        <w:spacing w:before="100" w:beforeAutospacing="1" w:after="100" w:afterAutospacing="1" w:line="240" w:lineRule="auto"/>
+        <w:rPr>
+          <w:rFonts w:ascii="Segoe UI" w:eastAsia="Times New Roman" w:hAnsi="Segoe UI" w:cs="Segoe UI"/>
+          <w:b/>
+          <w:bCs/>
+          <w:sz w:val="24"/>
+          <w:szCs w:val="24"/>
+        </w:rPr>
+      </w:pPr>
+      <w:r>
+        <w:rPr>
+          <w:rFonts w:ascii="Segoe UI" w:eastAsia="Times New Roman" w:hAnsi="Segoe UI" w:cs="Segoe UI"/>
+          <w:b/>
+          <w:bCs/>
+          <w:sz w:val="24"/>
+          <w:szCs w:val="24"/>
+        </w:rPr>
+        <w:t>7. Best practice for naming physical phones</w:t>
+      </w:r>
+    </w:p>
+    <w:p>
+      <w:pPr>
+        <w:numPr>
+          <w:ilvl w:val="0"/>
+          <w:numId w:val="23"/>
+        </w:numPr>
+        <w:spacing w:before="100" w:beforeAutospacing="1" w:after="100" w:afterAutospacing="1" w:line="240" w:lineRule="auto"/>
+        <w:rPr>
+          <w:rFonts w:ascii="Segoe UI" w:eastAsia="Times New Roman" w:hAnsi="Segoe UI" w:cs="Segoe UI"/>
+          <w:sz w:val="24"/>
+          <w:szCs w:val="24"/>
+        </w:rPr>
+      </w:pPr>
+      <w:r>
+        <w:rPr>
+          <w:rFonts w:ascii="Segoe UI" w:eastAsia="Times New Roman" w:hAnsi="Segoe UI" w:cs="Segoe UI"/>
+          <w:sz w:val="24"/>
+          <w:szCs w:val="24"/>
+        </w:rPr>
+        <w:t xml:space="preserve">Use a </w:t>
+      </w:r>
+      <w:r>
+        <w:rPr>
+          <w:rFonts w:ascii="Segoe UI" w:eastAsia="Times New Roman" w:hAnsi="Segoe UI" w:cs="Segoe UI"/>
+          <w:b/>
+          <w:bCs/>
+          <w:sz w:val="24"/>
+          <w:szCs w:val="24"/>
+        </w:rPr>
+        <w:t>unique device identifier</w:t>
+      </w:r>
+    </w:p>
+    <w:p>
+      <w:pPr>
+        <w:numPr>
+          <w:ilvl w:val="1"/>
+          <w:numId w:val="23"/>
+        </w:numPr>
+        <w:spacing w:before="100" w:beforeAutospacing="1" w:after="100" w:afterAutospacing="1" w:line="240" w:lineRule="auto"/>
+        <w:rPr>
+          <w:rFonts w:ascii="Segoe UI" w:eastAsia="Times New Roman" w:hAnsi="Segoe UI" w:cs="Segoe UI"/>
+          <w:sz w:val="24"/>
+          <w:szCs w:val="24"/>
+        </w:rPr>
+      </w:pPr>
+      <w:r>
+        <w:rPr>
+          <w:rFonts w:ascii="Segoe UI" w:eastAsia="Times New Roman" w:hAnsi="Segoe UI" w:cs="Segoe UI"/>
+          <w:sz w:val="24"/>
+          <w:szCs w:val="24"/>
+        </w:rPr>
+        <w:t>MAC address (recommended)</w:t>
+      </w:r>
+    </w:p>
+    <w:p>
+      <w:pPr>
+        <w:numPr>
+          <w:ilvl w:val="1"/>
+          <w:numId w:val="23"/>
+        </w:numPr>
+        <w:spacing w:before="100" w:beforeAutospacing="1" w:after="100" w:afterAutospacing="1" w:line="240" w:lineRule="auto"/>
+        <w:rPr>
+          <w:rFonts w:ascii="Segoe UI" w:eastAsia="Times New Roman" w:hAnsi="Segoe UI" w:cs="Segoe UI"/>
+          <w:sz w:val="24"/>
+          <w:szCs w:val="24"/>
+        </w:rPr>
+      </w:pPr>
+      <w:r>
+        <w:rPr>
+          <w:rFonts w:ascii="Segoe UI" w:eastAsia="Times New Roman" w:hAnsi="Segoe UI" w:cs="Segoe UI"/>
+          <w:sz w:val="24"/>
+          <w:szCs w:val="24"/>
+        </w:rPr>
+        <w:t>Asset tag / barcode ID</w:t>
+      </w:r>
+    </w:p>
+    <w:p>
+      <w:pPr>
+        <w:numPr>
+          <w:ilvl w:val="0"/>
+          <w:numId w:val="23"/>
+        </w:numPr>
+        <w:spacing w:before="100" w:beforeAutospacing="1" w:after="100" w:afterAutospacing="1" w:line="240" w:lineRule="auto"/>
+        <w:rPr>
+          <w:rFonts w:ascii="Segoe UI" w:eastAsia="Times New Roman" w:hAnsi="Segoe UI" w:cs="Segoe UI"/>
+          <w:sz w:val="24"/>
+          <w:szCs w:val="24"/>
+        </w:rPr>
+      </w:pPr>
+      <w:r>
+        <w:rPr>
+          <w:rFonts w:ascii="Segoe UI" w:eastAsia="Times New Roman" w:hAnsi="Segoe UI" w:cs="Segoe UI"/>
+          <w:sz w:val="24"/>
+          <w:szCs w:val="24"/>
+        </w:rPr>
+        <w:t>Benefits:</w:t>
+      </w:r>
+    </w:p>
+    <w:p>
+      <w:pPr>
+        <w:numPr>
+          <w:ilvl w:val="1"/>
+          <w:numId w:val="23"/>
+        </w:numPr>
+        <w:spacing w:before="100" w:beforeAutospacing="1" w:after="100" w:afterAutospacing="1" w:line="240" w:lineRule="auto"/>
+        <w:rPr>
+          <w:rFonts w:ascii="Segoe UI" w:eastAsia="Times New Roman" w:hAnsi="Segoe UI" w:cs="Segoe UI"/>
+          <w:sz w:val="24"/>
+          <w:szCs w:val="24"/>
+        </w:rPr>
+      </w:pPr>
+      <w:r>
+        <w:rPr>
+          <w:rFonts w:ascii="Segoe UI" w:eastAsia="Times New Roman" w:hAnsi="Segoe UI" w:cs="Segoe UI"/>
+          <w:sz w:val="24"/>
+          <w:szCs w:val="24"/>
+        </w:rPr>
+        <w:t>Device identity stays constant</w:t>
+      </w:r>
+    </w:p>
+    <w:p>
+      <w:pPr>
+        <w:numPr>
+          <w:ilvl w:val="1"/>
+          <w:numId w:val="23"/>
+        </w:numPr>
+        <w:spacing w:before="100" w:beforeAutospacing="1" w:after="100" w:afterAutospacing="1" w:line="240" w:lineRule="auto"/>
+        <w:rPr>
+          <w:rFonts w:ascii="Segoe UI" w:eastAsia="Times New Roman" w:hAnsi="Segoe UI" w:cs="Segoe UI"/>
+          <w:sz w:val="24"/>
+          <w:szCs w:val="24"/>
+        </w:rPr>
+      </w:pPr>
+      <w:r>
+        <w:rPr>
+          <w:rFonts w:ascii="Segoe UI" w:eastAsia="Times New Roman" w:hAnsi="Segoe UI" w:cs="Segoe UI"/>
+          <w:sz w:val="24"/>
+          <w:szCs w:val="24"/>
+        </w:rPr>
+        <w:t>No renaming when users change</w:t>
+      </w:r>
+    </w:p>
+    <w:p>
+      <w:pPr>
+        <w:numPr>
+          <w:ilvl w:val="1"/>
+          <w:numId w:val="23"/>
+        </w:numPr>
+        <w:spacing w:before="100" w:beforeAutospacing="1" w:after="100" w:afterAutospacing="1" w:line="240" w:lineRule="auto"/>
+        <w:rPr>
+          <w:rFonts w:ascii="Segoe UI" w:eastAsia="Times New Roman" w:hAnsi="Segoe UI" w:cs="Segoe UI"/>
+          <w:sz w:val="24"/>
+          <w:szCs w:val="24"/>
+        </w:rPr>
+      </w:pPr>
+      <w:r>
+        <w:rPr>
+          <w:rFonts w:ascii="Segoe UI" w:eastAsia="Times New Roman" w:hAnsi="Segoe UI" w:cs="Segoe UI"/>
+          <w:sz w:val="24"/>
+          <w:szCs w:val="24"/>
+        </w:rPr>
+        <w:t>Easier inventory tracking</w:t>
+      </w:r>
+    </w:p>
+    <w:p>
+      <w:pPr>
+        <w:spacing w:before="100" w:beforeAutospacing="1" w:after="100" w:afterAutospacing="1" w:line="240" w:lineRule="auto"/>
+        <w:rPr>
+          <w:rFonts w:ascii="Segoe UI" w:eastAsia="Times New Roman" w:hAnsi="Segoe UI" w:cs="Segoe UI"/>
+          <w:sz w:val="24"/>
+          <w:szCs w:val="24"/>
+        </w:rPr>
+      </w:pPr>
+      <w:r>
+        <w:rPr>
+          <w:rFonts w:ascii="Segoe UI" w:eastAsia="Times New Roman" w:hAnsi="Segoe UI" w:cs="Segoe UI"/>
+          <w:sz w:val="24"/>
+          <w:szCs w:val="24"/>
+        </w:rPr>
+        <w:pict>
+          <v:rect id="_x0000_i1036" style="width:0;height:1.5pt" o:hralign="center" o:hrstd="t" o:hr="t" fillcolor="#a0a0a0" stroked="f"/>
+        </w:pict>
+      </w:r>
+    </w:p>
+    <w:p>
+      <w:pPr>
+        <w:spacing w:before="100" w:beforeAutospacing="1" w:after="100" w:afterAutospacing="1" w:line="240" w:lineRule="auto"/>
+        <w:rPr>
+          <w:rFonts w:ascii="Segoe UI" w:eastAsia="Times New Roman" w:hAnsi="Segoe UI" w:cs="Segoe UI"/>
+          <w:b/>
+          <w:bCs/>
+          <w:sz w:val="24"/>
+          <w:szCs w:val="24"/>
+        </w:rPr>
+      </w:pPr>
+      <w:r>
+        <w:rPr>
+          <w:rFonts w:ascii="Segoe UI" w:eastAsia="Times New Roman" w:hAnsi="Segoe UI" w:cs="Segoe UI"/>
+          <w:b/>
+          <w:bCs/>
+          <w:sz w:val="24"/>
+          <w:szCs w:val="24"/>
+        </w:rPr>
+        <w:t>8. Softphone naming conventions</w:t>
+      </w:r>
+    </w:p>
+    <w:p>
+      <w:pPr>
+        <w:numPr>
+          <w:ilvl w:val="0"/>
+          <w:numId w:val="24"/>
+        </w:numPr>
+        <w:spacing w:before="100" w:beforeAutospacing="1" w:after="100" w:afterAutospacing="1" w:line="240" w:lineRule="auto"/>
+        <w:rPr>
+          <w:rFonts w:ascii="Segoe UI" w:eastAsia="Times New Roman" w:hAnsi="Segoe UI" w:cs="Segoe UI"/>
+          <w:sz w:val="24"/>
+          <w:szCs w:val="24"/>
+        </w:rPr>
+      </w:pPr>
+      <w:r>
+        <w:rPr>
+          <w:rFonts w:ascii="Segoe UI" w:eastAsia="Times New Roman" w:hAnsi="Segoe UI" w:cs="Segoe UI"/>
+          <w:sz w:val="24"/>
+          <w:szCs w:val="24"/>
+        </w:rPr>
+        <w:t>Must clearly indicate it’s a softphone</w:t>
+      </w:r>
+    </w:p>
+    <w:p>
+      <w:pPr>
+        <w:numPr>
+          <w:ilvl w:val="0"/>
+          <w:numId w:val="24"/>
+        </w:numPr>
+        <w:spacing w:before="100" w:beforeAutospacing="1" w:after="100" w:afterAutospacing="1" w:line="240" w:lineRule="auto"/>
+        <w:rPr>
+          <w:rFonts w:ascii="Segoe UI" w:eastAsia="Times New Roman" w:hAnsi="Segoe UI" w:cs="Segoe UI"/>
+          <w:sz w:val="24"/>
+          <w:szCs w:val="24"/>
+        </w:rPr>
+      </w:pPr>
+      <w:r>
+        <w:rPr>
+          <w:rFonts w:ascii="Segoe UI" w:eastAsia="Times New Roman" w:hAnsi="Segoe UI" w:cs="Segoe UI"/>
+          <w:sz w:val="24"/>
+          <w:szCs w:val="24"/>
+        </w:rPr>
+        <w:t>Good examples:</w:t>
+      </w:r>
+    </w:p>
+    <w:p>
+      <w:pPr>
+        <w:numPr>
+          <w:ilvl w:val="1"/>
+          <w:numId w:val="24"/>
+        </w:numPr>
+        <w:spacing w:before="100" w:beforeAutospacing="1" w:after="100" w:afterAutospacing="1" w:line="240" w:lineRule="auto"/>
+        <w:rPr>
+          <w:rFonts w:ascii="Segoe UI" w:eastAsia="Times New Roman" w:hAnsi="Segoe UI" w:cs="Segoe UI"/>
+          <w:sz w:val="24"/>
+          <w:szCs w:val="24"/>
+        </w:rPr>
+      </w:pPr>
+      <w:r>
+        <w:rPr>
+          <w:rFonts w:ascii="Segoe UI" w:eastAsia="Times New Roman" w:hAnsi="Segoe UI" w:cs="Segoe UI"/>
+          <w:sz w:val="24"/>
+          <w:szCs w:val="24"/>
+        </w:rPr>
+        <w:t>[JIM_VANM_SOFT]</w:t>
+      </w:r>
+    </w:p>
+    <w:p>
+      <w:pPr>
+        <w:numPr>
+          <w:ilvl w:val="1"/>
+          <w:numId w:val="24"/>
+        </w:numPr>
+        <w:spacing w:before="100" w:beforeAutospacing="1" w:after="100" w:afterAutospacing="1" w:line="240" w:lineRule="auto"/>
+        <w:rPr>
+          <w:rFonts w:ascii="Segoe UI" w:eastAsia="Times New Roman" w:hAnsi="Segoe UI" w:cs="Segoe UI"/>
+          <w:sz w:val="24"/>
+          <w:szCs w:val="24"/>
+        </w:rPr>
+      </w:pPr>
+      <w:r>
+        <w:rPr>
+          <w:rFonts w:ascii="Segoe UI" w:eastAsia="Times New Roman" w:hAnsi="Segoe UI" w:cs="Segoe UI"/>
+          <w:sz w:val="24"/>
+          <w:szCs w:val="24"/>
+        </w:rPr>
+        <w:t>[DESK-5F23-SOFT]</w:t>
+      </w:r>
+    </w:p>
+    <w:p>
+      <w:pPr>
+        <w:numPr>
+          <w:ilvl w:val="1"/>
+          <w:numId w:val="24"/>
+        </w:numPr>
+        <w:spacing w:before="100" w:beforeAutospacing="1" w:after="100" w:afterAutospacing="1" w:line="240" w:lineRule="auto"/>
+        <w:rPr>
+          <w:rFonts w:ascii="Segoe UI" w:eastAsia="Times New Roman" w:hAnsi="Segoe UI" w:cs="Segoe UI"/>
+          <w:sz w:val="24"/>
+          <w:szCs w:val="24"/>
+        </w:rPr>
+      </w:pPr>
+      <w:r>
+        <w:rPr>
+          <w:rFonts w:ascii="Segoe UI" w:eastAsia="Times New Roman" w:hAnsi="Segoe UI" w:cs="Segoe UI"/>
+          <w:sz w:val="24"/>
+          <w:szCs w:val="24"/>
+        </w:rPr>
+        <w:t>[CUST_SRVC_001_SOFT]</w:t>
+      </w:r>
+    </w:p>
+    <w:p>
+      <w:pPr>
+        <w:numPr>
+          <w:ilvl w:val="0"/>
+          <w:numId w:val="24"/>
+        </w:numPr>
+        <w:spacing w:before="100" w:beforeAutospacing="1" w:after="100" w:afterAutospacing="1" w:line="240" w:lineRule="auto"/>
+        <w:rPr>
+          <w:rFonts w:ascii="Segoe UI" w:eastAsia="Times New Roman" w:hAnsi="Segoe UI" w:cs="Segoe UI"/>
+          <w:sz w:val="24"/>
+          <w:szCs w:val="24"/>
+        </w:rPr>
+      </w:pPr>
+      <w:r>
+        <w:rPr>
+          <w:rFonts w:ascii="Segoe UI" w:eastAsia="Times New Roman" w:hAnsi="Segoe UI" w:cs="Segoe UI"/>
+          <w:sz w:val="24"/>
+          <w:szCs w:val="24"/>
+        </w:rPr>
+        <w:t>Bad example:</w:t>
+      </w:r>
+    </w:p>
+    <w:p>
+      <w:pPr>
+        <w:numPr>
+          <w:ilvl w:val="1"/>
+          <w:numId w:val="24"/>
+        </w:numPr>
+        <w:spacing w:before="100" w:beforeAutospacing="1" w:after="100" w:afterAutospacing="1" w:line="240" w:lineRule="auto"/>
+        <w:rPr>
+          <w:rFonts w:ascii="Segoe UI" w:eastAsia="Times New Roman" w:hAnsi="Segoe UI" w:cs="Segoe UI"/>
+          <w:sz w:val="24"/>
+          <w:szCs w:val="24"/>
+        </w:rPr>
+      </w:pPr>
+      <w:r>
+        <w:rPr>
+          <w:rFonts w:ascii="Segoe UI" w:eastAsia="Times New Roman" w:hAnsi="Segoe UI" w:cs="Segoe UI"/>
+          <w:sz w:val="24"/>
+          <w:szCs w:val="24"/>
+        </w:rPr>
+        <w:t>[JIMS_PHONE] (ties device to person)</w:t>
+      </w:r>
+    </w:p>
+    <w:p>
+      <w:pPr>
+        <w:spacing w:before="100" w:beforeAutospacing="1" w:after="100" w:afterAutospacing="1" w:line="240" w:lineRule="auto"/>
+        <w:rPr>
+          <w:rFonts w:ascii="Segoe UI" w:eastAsia="Times New Roman" w:hAnsi="Segoe UI" w:cs="Segoe UI"/>
+          <w:sz w:val="24"/>
+          <w:szCs w:val="24"/>
+        </w:rPr>
+      </w:pPr>
+      <w:r>
+        <w:rPr>
+          <w:rFonts w:ascii="Segoe UI" w:eastAsia="Times New Roman" w:hAnsi="Segoe UI" w:cs="Segoe UI"/>
+          <w:sz w:val="24"/>
+          <w:szCs w:val="24"/>
+        </w:rPr>
+        <w:pict>
+          <v:rect id="_x0000_i1037" style="width:0;height:1.5pt" o:hralign="center" o:hrstd="t" o:hr="t" fillcolor="#a0a0a0" stroked="f"/>
+        </w:pict>
+      </w:r>
+    </w:p>
+    <w:p>
+      <w:pPr>
+        <w:spacing w:before="100" w:beforeAutospacing="1" w:after="100" w:afterAutospacing="1" w:line="240" w:lineRule="auto"/>
+        <w:rPr>
+          <w:rFonts w:ascii="Segoe UI" w:eastAsia="Times New Roman" w:hAnsi="Segoe UI" w:cs="Segoe UI"/>
+          <w:b/>
+          <w:bCs/>
+          <w:sz w:val="24"/>
+          <w:szCs w:val="24"/>
+        </w:rPr>
+      </w:pPr>
+      <w:r>
+        <w:rPr>
+          <w:rFonts w:ascii="Segoe UI" w:eastAsia="Times New Roman" w:hAnsi="Segoe UI" w:cs="Segoe UI"/>
+          <w:b/>
+          <w:bCs/>
+          <w:sz w:val="24"/>
+          <w:szCs w:val="24"/>
+        </w:rPr>
+        <w:lastRenderedPageBreak/>
+        <w:t>9. Phones are not owned by people</w:t>
+      </w:r>
+    </w:p>
+    <w:p>
+      <w:pPr>
+        <w:numPr>
+          <w:ilvl w:val="0"/>
+          <w:numId w:val="25"/>
+        </w:numPr>
+        <w:spacing w:before="100" w:beforeAutospacing="1" w:after="100" w:afterAutospacing="1" w:line="240" w:lineRule="auto"/>
+        <w:rPr>
+          <w:rFonts w:ascii="Segoe UI" w:eastAsia="Times New Roman" w:hAnsi="Segoe UI" w:cs="Segoe UI"/>
+          <w:sz w:val="24"/>
+          <w:szCs w:val="24"/>
+        </w:rPr>
+      </w:pPr>
+      <w:r>
+        <w:rPr>
+          <w:rFonts w:ascii="Segoe UI" w:eastAsia="Times New Roman" w:hAnsi="Segoe UI" w:cs="Segoe UI"/>
+          <w:sz w:val="24"/>
+          <w:szCs w:val="24"/>
+        </w:rPr>
+        <w:t>A phone is just:</w:t>
+      </w:r>
+    </w:p>
+    <w:p>
+      <w:pPr>
+        <w:numPr>
+          <w:ilvl w:val="1"/>
+          <w:numId w:val="25"/>
+        </w:numPr>
+        <w:spacing w:before="100" w:beforeAutospacing="1" w:after="100" w:afterAutospacing="1" w:line="240" w:lineRule="auto"/>
+        <w:rPr>
+          <w:rFonts w:ascii="Segoe UI" w:eastAsia="Times New Roman" w:hAnsi="Segoe UI" w:cs="Segoe UI"/>
+          <w:sz w:val="24"/>
+          <w:szCs w:val="24"/>
+        </w:rPr>
+      </w:pPr>
+      <w:r>
+        <w:rPr>
+          <w:rFonts w:ascii="Segoe UI" w:eastAsia="Times New Roman" w:hAnsi="Segoe UI" w:cs="Segoe UI"/>
+          <w:sz w:val="24"/>
+          <w:szCs w:val="24"/>
+        </w:rPr>
+        <w:t>Audio in/out</w:t>
+      </w:r>
+    </w:p>
+    <w:p>
+      <w:pPr>
+        <w:numPr>
+          <w:ilvl w:val="1"/>
+          <w:numId w:val="25"/>
+        </w:numPr>
+        <w:spacing w:before="100" w:beforeAutospacing="1" w:after="100" w:afterAutospacing="1" w:line="240" w:lineRule="auto"/>
+        <w:rPr>
+          <w:rFonts w:ascii="Segoe UI" w:eastAsia="Times New Roman" w:hAnsi="Segoe UI" w:cs="Segoe UI"/>
+          <w:sz w:val="24"/>
+          <w:szCs w:val="24"/>
+        </w:rPr>
+      </w:pPr>
+      <w:r>
+        <w:rPr>
+          <w:rFonts w:ascii="Segoe UI" w:eastAsia="Times New Roman" w:hAnsi="Segoe UI" w:cs="Segoe UI"/>
+          <w:sz w:val="24"/>
+          <w:szCs w:val="24"/>
+        </w:rPr>
+        <w:t>Signaling endpoint</w:t>
+      </w:r>
+    </w:p>
+    <w:p>
+      <w:pPr>
+        <w:numPr>
+          <w:ilvl w:val="0"/>
+          <w:numId w:val="25"/>
+        </w:numPr>
+        <w:spacing w:before="100" w:beforeAutospacing="1" w:after="100" w:afterAutospacing="1" w:line="240" w:lineRule="auto"/>
+        <w:rPr>
+          <w:rFonts w:ascii="Segoe UI" w:eastAsia="Times New Roman" w:hAnsi="Segoe UI" w:cs="Segoe UI"/>
+          <w:sz w:val="24"/>
+          <w:szCs w:val="24"/>
+        </w:rPr>
+      </w:pPr>
+      <w:r>
+        <w:rPr>
+          <w:rFonts w:ascii="Segoe UI" w:eastAsia="Times New Roman" w:hAnsi="Segoe UI" w:cs="Segoe UI"/>
+          <w:sz w:val="24"/>
+          <w:szCs w:val="24"/>
+        </w:rPr>
+        <w:t>Users come and go; devices remain</w:t>
+      </w:r>
+    </w:p>
+    <w:p>
+      <w:pPr>
+        <w:numPr>
+          <w:ilvl w:val="0"/>
+          <w:numId w:val="25"/>
+        </w:numPr>
+        <w:spacing w:before="100" w:beforeAutospacing="1" w:after="100" w:afterAutospacing="1" w:line="240" w:lineRule="auto"/>
+        <w:rPr>
+          <w:rFonts w:ascii="Segoe UI" w:eastAsia="Times New Roman" w:hAnsi="Segoe UI" w:cs="Segoe UI"/>
+          <w:sz w:val="24"/>
+          <w:szCs w:val="24"/>
+        </w:rPr>
+      </w:pPr>
+      <w:r>
+        <w:rPr>
+          <w:rFonts w:ascii="Segoe UI" w:eastAsia="Times New Roman" w:hAnsi="Segoe UI" w:cs="Segoe UI"/>
+          <w:sz w:val="24"/>
+          <w:szCs w:val="24"/>
+        </w:rPr>
+        <w:t xml:space="preserve">Design systems for </w:t>
+      </w:r>
+      <w:r>
+        <w:rPr>
+          <w:rFonts w:ascii="Segoe UI" w:eastAsia="Times New Roman" w:hAnsi="Segoe UI" w:cs="Segoe UI"/>
+          <w:b/>
+          <w:bCs/>
+          <w:sz w:val="24"/>
+          <w:szCs w:val="24"/>
+        </w:rPr>
+        <w:t>change and mobility</w:t>
+      </w:r>
+    </w:p>
+    <w:p>
+      <w:pPr>
+        <w:spacing w:before="100" w:beforeAutospacing="1" w:after="100" w:afterAutospacing="1" w:line="240" w:lineRule="auto"/>
+        <w:rPr>
+          <w:rFonts w:ascii="Segoe UI" w:eastAsia="Times New Roman" w:hAnsi="Segoe UI" w:cs="Segoe UI"/>
+          <w:sz w:val="24"/>
+          <w:szCs w:val="24"/>
+        </w:rPr>
+      </w:pPr>
+      <w:r>
+        <w:rPr>
+          <w:rFonts w:ascii="Segoe UI" w:eastAsia="Times New Roman" w:hAnsi="Segoe UI" w:cs="Segoe UI"/>
+          <w:sz w:val="24"/>
+          <w:szCs w:val="24"/>
+        </w:rPr>
+        <w:pict>
+          <v:rect id="_x0000_i1038" style="width:0;height:1.5pt" o:hralign="center" o:hrstd="t" o:hr="t" fillcolor="#a0a0a0" stroked="f"/>
+        </w:pict>
+      </w:r>
+    </w:p>
+    <w:p>
+      <w:pPr>
+        <w:spacing w:before="100" w:beforeAutospacing="1" w:after="100" w:afterAutospacing="1" w:line="240" w:lineRule="auto"/>
+        <w:rPr>
+          <w:rFonts w:ascii="Segoe UI" w:eastAsia="Times New Roman" w:hAnsi="Segoe UI" w:cs="Segoe UI"/>
+          <w:b/>
+          <w:bCs/>
+          <w:sz w:val="24"/>
+          <w:szCs w:val="24"/>
+        </w:rPr>
+      </w:pPr>
+      <w:r>
+        <w:rPr>
+          <w:rFonts w:ascii="Segoe UI" w:eastAsia="Times New Roman" w:hAnsi="Segoe UI" w:cs="Segoe UI"/>
+          <w:b/>
+          <w:bCs/>
+          <w:sz w:val="24"/>
+          <w:szCs w:val="24"/>
+        </w:rPr>
+        <w:t>10. Device naming rules</w:t>
+      </w:r>
+    </w:p>
+    <w:p>
+      <w:pPr>
+        <w:numPr>
+          <w:ilvl w:val="0"/>
+          <w:numId w:val="26"/>
+        </w:numPr>
+        <w:spacing w:before="100" w:beforeAutospacing="1" w:after="100" w:afterAutospacing="1" w:line="240" w:lineRule="auto"/>
+        <w:rPr>
+          <w:rFonts w:ascii="Segoe UI" w:eastAsia="Times New Roman" w:hAnsi="Segoe UI" w:cs="Segoe UI"/>
+          <w:sz w:val="24"/>
+          <w:szCs w:val="24"/>
+        </w:rPr>
+      </w:pPr>
+      <w:r>
+        <w:rPr>
+          <w:rFonts w:ascii="Segoe UI" w:eastAsia="Times New Roman" w:hAnsi="Segoe UI" w:cs="Segoe UI"/>
+          <w:sz w:val="24"/>
+          <w:szCs w:val="24"/>
+        </w:rPr>
+        <w:t>Any name is allowed if it:</w:t>
+      </w:r>
+    </w:p>
+    <w:p>
+      <w:pPr>
+        <w:numPr>
+          <w:ilvl w:val="1"/>
+          <w:numId w:val="26"/>
+        </w:numPr>
+        <w:spacing w:before="100" w:beforeAutospacing="1" w:after="100" w:afterAutospacing="1" w:line="240" w:lineRule="auto"/>
+        <w:rPr>
+          <w:rFonts w:ascii="Segoe UI" w:eastAsia="Times New Roman" w:hAnsi="Segoe UI" w:cs="Segoe UI"/>
+          <w:sz w:val="24"/>
+          <w:szCs w:val="24"/>
+        </w:rPr>
+      </w:pPr>
+      <w:r>
+        <w:rPr>
+          <w:rFonts w:ascii="Segoe UI" w:eastAsia="Times New Roman" w:hAnsi="Segoe UI" w:cs="Segoe UI"/>
+          <w:sz w:val="24"/>
+          <w:szCs w:val="24"/>
+        </w:rPr>
+        <w:t>Is unique</w:t>
+      </w:r>
+    </w:p>
+    <w:p>
+      <w:pPr>
+        <w:numPr>
+          <w:ilvl w:val="1"/>
+          <w:numId w:val="26"/>
+        </w:numPr>
+        <w:spacing w:before="100" w:beforeAutospacing="1" w:after="100" w:afterAutospacing="1" w:line="240" w:lineRule="auto"/>
+        <w:rPr>
+          <w:rFonts w:ascii="Segoe UI" w:eastAsia="Times New Roman" w:hAnsi="Segoe UI" w:cs="Segoe UI"/>
+          <w:sz w:val="24"/>
+          <w:szCs w:val="24"/>
+        </w:rPr>
+      </w:pPr>
+      <w:r>
+        <w:rPr>
+          <w:rFonts w:ascii="Segoe UI" w:eastAsia="Times New Roman" w:hAnsi="Segoe UI" w:cs="Segoe UI"/>
+          <w:sz w:val="24"/>
+          <w:szCs w:val="24"/>
+        </w:rPr>
+        <w:t>Uses alphanumeric characters</w:t>
+      </w:r>
+    </w:p>
+    <w:p>
+      <w:pPr>
+        <w:numPr>
+          <w:ilvl w:val="1"/>
+          <w:numId w:val="26"/>
+        </w:numPr>
+        <w:spacing w:before="100" w:beforeAutospacing="1" w:after="100" w:afterAutospacing="1" w:line="240" w:lineRule="auto"/>
+        <w:rPr>
+          <w:rFonts w:ascii="Segoe UI" w:eastAsia="Times New Roman" w:hAnsi="Segoe UI" w:cs="Segoe UI"/>
+          <w:sz w:val="24"/>
+          <w:szCs w:val="24"/>
+        </w:rPr>
+      </w:pPr>
+      <w:r>
+        <w:rPr>
+          <w:rFonts w:ascii="Segoe UI" w:eastAsia="Times New Roman" w:hAnsi="Segoe UI" w:cs="Segoe UI"/>
+          <w:sz w:val="24"/>
+          <w:szCs w:val="24"/>
+        </w:rPr>
+        <w:t>Contains no spaces</w:t>
+      </w:r>
+    </w:p>
+    <w:p>
+      <w:pPr>
+        <w:numPr>
+          <w:ilvl w:val="0"/>
+          <w:numId w:val="26"/>
+        </w:numPr>
+        <w:spacing w:before="100" w:beforeAutospacing="1" w:after="100" w:afterAutospacing="1" w:line="240" w:lineRule="auto"/>
+        <w:rPr>
+          <w:rFonts w:ascii="Segoe UI" w:eastAsia="Times New Roman" w:hAnsi="Segoe UI" w:cs="Segoe UI"/>
+          <w:sz w:val="24"/>
+          <w:szCs w:val="24"/>
+        </w:rPr>
+      </w:pPr>
+      <w:r>
+        <w:rPr>
+          <w:rFonts w:ascii="Segoe UI" w:eastAsia="Times New Roman" w:hAnsi="Segoe UI" w:cs="Segoe UI"/>
+          <w:sz w:val="24"/>
+          <w:szCs w:val="24"/>
+        </w:rPr>
+        <w:t xml:space="preserve">Naming style is a </w:t>
+      </w:r>
+      <w:r>
+        <w:rPr>
+          <w:rFonts w:ascii="Segoe UI" w:eastAsia="Times New Roman" w:hAnsi="Segoe UI" w:cs="Segoe UI"/>
+          <w:b/>
+          <w:bCs/>
+          <w:sz w:val="24"/>
+          <w:szCs w:val="24"/>
+        </w:rPr>
+        <w:t>best practice</w:t>
+      </w:r>
+      <w:r>
+        <w:rPr>
+          <w:rFonts w:ascii="Segoe UI" w:eastAsia="Times New Roman" w:hAnsi="Segoe UI" w:cs="Segoe UI"/>
+          <w:sz w:val="24"/>
+          <w:szCs w:val="24"/>
+        </w:rPr>
+        <w:t>, not a requirement</w:t>
+      </w:r>
+    </w:p>
+    <w:p>
+      <w:pPr>
+        <w:spacing w:before="100" w:beforeAutospacing="1" w:after="100" w:afterAutospacing="1" w:line="240" w:lineRule="auto"/>
+        <w:rPr>
+          <w:rFonts w:ascii="Segoe UI" w:eastAsia="Times New Roman" w:hAnsi="Segoe UI" w:cs="Segoe UI"/>
+          <w:sz w:val="24"/>
+          <w:szCs w:val="24"/>
+        </w:rPr>
+      </w:pPr>
+      <w:r>
+        <w:rPr>
+          <w:rFonts w:ascii="Segoe UI" w:eastAsia="Times New Roman" w:hAnsi="Segoe UI" w:cs="Segoe UI"/>
+          <w:sz w:val="24"/>
+          <w:szCs w:val="24"/>
+        </w:rPr>
+        <w:pict>
+          <v:rect id="_x0000_i1039" style="width:0;height:1.5pt" o:hralign="center" o:hrstd="t" o:hr="t" fillcolor="#a0a0a0" stroked="f"/>
+        </w:pict>
+      </w:r>
+    </w:p>
+    <w:p>
+      <w:pPr>
+        <w:spacing w:before="100" w:beforeAutospacing="1" w:after="100" w:afterAutospacing="1" w:line="240" w:lineRule="auto"/>
+        <w:rPr>
+          <w:rFonts w:ascii="Segoe UI" w:eastAsia="Times New Roman" w:hAnsi="Segoe UI" w:cs="Segoe UI"/>
+          <w:b/>
+          <w:bCs/>
+          <w:sz w:val="24"/>
+          <w:szCs w:val="24"/>
+        </w:rPr>
+      </w:pPr>
+      <w:r>
+        <w:rPr>
+          <w:rFonts w:ascii="Segoe UI" w:eastAsia="Times New Roman" w:hAnsi="Segoe UI" w:cs="Segoe UI"/>
+          <w:b/>
+          <w:bCs/>
+          <w:sz w:val="24"/>
+          <w:szCs w:val="24"/>
+        </w:rPr>
+        <w:t>One-line takeaway</w:t>
+      </w:r>
+    </w:p>
+    <w:p>
+      <w:pPr>
+        <w:spacing w:before="100" w:beforeAutospacing="1" w:after="100" w:afterAutospacing="1" w:line="240" w:lineRule="auto"/>
+        <w:rPr>
+          <w:rFonts w:ascii="Segoe UI" w:eastAsia="Times New Roman" w:hAnsi="Segoe UI" w:cs="Segoe UI"/>
+          <w:sz w:val="24"/>
+          <w:szCs w:val="24"/>
+        </w:rPr>
+      </w:pPr>
+      <w:r>
+        <w:rPr>
+          <w:rFonts w:ascii="Segoe UI" w:eastAsia="Times New Roman" w:hAnsi="Segoe UI" w:cs="Segoe UI"/>
+          <w:b/>
+          <w:bCs/>
+          <w:sz w:val="24"/>
+          <w:szCs w:val="24"/>
+        </w:rPr>
+        <w:t xml:space="preserve">Extensions are logic, users are people, </w:t>
+      </w:r>
+      <w:proofErr w:type="gramStart"/>
+      <w:r>
+        <w:rPr>
+          <w:rFonts w:ascii="Segoe UI" w:eastAsia="Times New Roman" w:hAnsi="Segoe UI" w:cs="Segoe UI"/>
+          <w:b/>
+          <w:bCs/>
+          <w:sz w:val="24"/>
+          <w:szCs w:val="24"/>
+        </w:rPr>
+        <w:t>phones</w:t>
+      </w:r>
+      <w:proofErr w:type="gramEnd"/>
+      <w:r>
+        <w:rPr>
+          <w:rFonts w:ascii="Segoe UI" w:eastAsia="Times New Roman" w:hAnsi="Segoe UI" w:cs="Segoe UI"/>
+          <w:b/>
+          <w:bCs/>
+          <w:sz w:val="24"/>
+          <w:szCs w:val="24"/>
+        </w:rPr>
+        <w:t xml:space="preserve"> are tools — never mix them.</w:t>
+      </w:r>
+    </w:p>
+    <w:p>
+      <w:pPr>
+        <w:spacing w:before="100" w:beforeAutospacing="1" w:after="100" w:afterAutospacing="1" w:line="240" w:lineRule="auto"/>
+        <w:rPr>
+          <w:rFonts w:ascii="Segoe UI" w:eastAsia="Times New Roman" w:hAnsi="Segoe UI" w:cs="Segoe UI"/>
+          <w:sz w:val="24"/>
+          <w:szCs w:val="24"/>
+        </w:rPr>
+      </w:pPr>
+      <w:r>
+        <w:rPr>
+          <w:rFonts w:ascii="Segoe UI" w:eastAsia="Times New Roman" w:hAnsi="Segoe UI" w:cs="Segoe UI"/>
+          <w:sz w:val="24"/>
+          <w:szCs w:val="24"/>
+        </w:rPr>
+        <w:t>If you want, I can:</w:t>
+      </w:r>
+    </w:p>
+    <w:p>
+      <w:pPr>
+        <w:numPr>
+          <w:ilvl w:val="0"/>
+          <w:numId w:val="27"/>
+        </w:numPr>
+        <w:spacing w:before="100" w:beforeAutospacing="1" w:after="100" w:afterAutospacing="1" w:line="240" w:lineRule="auto"/>
+        <w:rPr>
+          <w:rFonts w:ascii="Segoe UI" w:eastAsia="Times New Roman" w:hAnsi="Segoe UI" w:cs="Segoe UI"/>
+          <w:sz w:val="24"/>
+          <w:szCs w:val="24"/>
+        </w:rPr>
+      </w:pPr>
+      <w:r>
+        <w:rPr>
+          <w:rFonts w:ascii="Segoe UI" w:eastAsia="Times New Roman" w:hAnsi="Segoe UI" w:cs="Segoe UI"/>
+          <w:sz w:val="24"/>
+          <w:szCs w:val="24"/>
+        </w:rPr>
+        <w:t xml:space="preserve">Turn this into </w:t>
+      </w:r>
+      <w:r>
+        <w:rPr>
+          <w:rFonts w:ascii="Segoe UI" w:eastAsia="Times New Roman" w:hAnsi="Segoe UI" w:cs="Segoe UI"/>
+          <w:b/>
+          <w:bCs/>
+          <w:sz w:val="24"/>
+          <w:szCs w:val="24"/>
+        </w:rPr>
+        <w:t>revision flashcards</w:t>
+      </w:r>
+    </w:p>
+    <w:p>
+      <w:pPr>
+        <w:numPr>
+          <w:ilvl w:val="0"/>
+          <w:numId w:val="27"/>
+        </w:numPr>
+        <w:spacing w:before="100" w:beforeAutospacing="1" w:after="100" w:afterAutospacing="1" w:line="240" w:lineRule="auto"/>
+        <w:rPr>
+          <w:rFonts w:ascii="Segoe UI" w:eastAsia="Times New Roman" w:hAnsi="Segoe UI" w:cs="Segoe UI"/>
+          <w:sz w:val="24"/>
+          <w:szCs w:val="24"/>
+        </w:rPr>
+      </w:pPr>
+      <w:r>
+        <w:rPr>
+          <w:rFonts w:ascii="Segoe UI" w:eastAsia="Times New Roman" w:hAnsi="Segoe UI" w:cs="Segoe UI"/>
+          <w:sz w:val="24"/>
+          <w:szCs w:val="24"/>
+        </w:rPr>
+        <w:t xml:space="preserve">Reduce it to a </w:t>
+      </w:r>
+      <w:r>
+        <w:rPr>
+          <w:rFonts w:ascii="Segoe UI" w:eastAsia="Times New Roman" w:hAnsi="Segoe UI" w:cs="Segoe UI"/>
+          <w:b/>
+          <w:bCs/>
+          <w:sz w:val="24"/>
+          <w:szCs w:val="24"/>
+        </w:rPr>
+        <w:t>one-page cheat sheet</w:t>
+      </w:r>
+    </w:p>
+    <w:p>
+      <w:pPr>
+        <w:numPr>
+          <w:ilvl w:val="0"/>
+          <w:numId w:val="27"/>
+        </w:numPr>
+        <w:spacing w:before="100" w:beforeAutospacing="1" w:after="100" w:afterAutospacing="1" w:line="240" w:lineRule="auto"/>
+        <w:rPr>
+          <w:rFonts w:ascii="Segoe UI" w:eastAsia="Times New Roman" w:hAnsi="Segoe UI" w:cs="Segoe UI"/>
+          <w:sz w:val="24"/>
+          <w:szCs w:val="24"/>
+        </w:rPr>
+      </w:pPr>
+      <w:r>
+        <w:rPr>
+          <w:rFonts w:ascii="Segoe UI" w:eastAsia="Times New Roman" w:hAnsi="Segoe UI" w:cs="Segoe UI"/>
+          <w:sz w:val="24"/>
+          <w:szCs w:val="24"/>
+        </w:rPr>
+        <w:t xml:space="preserve">Map this directly to </w:t>
+      </w:r>
+      <w:r>
+        <w:rPr>
+          <w:rFonts w:ascii="Segoe UI" w:eastAsia="Times New Roman" w:hAnsi="Segoe UI" w:cs="Segoe UI"/>
+          <w:b/>
+          <w:bCs/>
+          <w:sz w:val="24"/>
+          <w:szCs w:val="24"/>
+        </w:rPr>
+        <w:t>Asterisk SIP configuration</w:t>
+      </w:r>
+    </w:p>
+    <w:p>
+      <w:pPr>
+        <w:numPr>
+          <w:ilvl w:val="0"/>
+          <w:numId w:val="27"/>
+        </w:numPr>
+        <w:spacing w:before="100" w:beforeAutospacing="1" w:after="100" w:afterAutospacing="1" w:line="240" w:lineRule="auto"/>
+        <w:rPr>
+          <w:rFonts w:ascii="Segoe UI" w:eastAsia="Times New Roman" w:hAnsi="Segoe UI" w:cs="Segoe UI"/>
+          <w:sz w:val="24"/>
+          <w:szCs w:val="24"/>
+        </w:rPr>
+      </w:pPr>
+      <w:r>
+        <w:rPr>
+          <w:rFonts w:ascii="Segoe UI" w:eastAsia="Times New Roman" w:hAnsi="Segoe UI" w:cs="Segoe UI"/>
+          <w:sz w:val="24"/>
+          <w:szCs w:val="24"/>
+        </w:rPr>
+        <w:t xml:space="preserve">Compare this to </w:t>
+      </w:r>
+      <w:r>
+        <w:rPr>
+          <w:rFonts w:ascii="Segoe UI" w:eastAsia="Times New Roman" w:hAnsi="Segoe UI" w:cs="Segoe UI"/>
+          <w:b/>
+          <w:bCs/>
+          <w:sz w:val="24"/>
+          <w:szCs w:val="24"/>
+        </w:rPr>
+        <w:t>traditional PBX behavior</w:t>
+      </w:r>
+    </w:p>
+    <w:p>
+      <w:pPr>
+        <w:spacing w:before="100" w:beforeAutospacing="1" w:after="100" w:afterAutospacing="1" w:line="240" w:lineRule="auto"/>
+        <w:rPr>
+          <w:rFonts w:ascii="Segoe UI" w:eastAsia="Times New Roman" w:hAnsi="Segoe UI" w:cs="Segoe UI"/>
+          <w:sz w:val="24"/>
+          <w:szCs w:val="24"/>
+        </w:rPr>
+      </w:pPr>
+    </w:p>
+    <w:p>
+      <w:pPr>
+        <w:spacing w:before="100" w:beforeAutospacing="1" w:after="100" w:afterAutospacing="1" w:line="240" w:lineRule="auto"/>
+        <w:rPr>
+          <w:rFonts w:ascii="Segoe UI" w:eastAsia="Times New Roman" w:hAnsi="Segoe UI" w:cs="Segoe UI"/>
+          <w:sz w:val="24"/>
+          <w:szCs w:val="24"/>
+        </w:rPr>
+      </w:pPr>
+    </w:p>
+    <w:p>
+      <w:pPr>
+        <w:spacing w:before="100" w:beforeAutospacing="1" w:after="100" w:afterAutospacing="1" w:line="240" w:lineRule="auto"/>
+        <w:rPr>
+          <w:rFonts w:ascii="Segoe UI" w:eastAsia="Times New Roman" w:hAnsi="Segoe UI" w:cs="Segoe UI"/>
+          <w:sz w:val="24"/>
+          <w:szCs w:val="24"/>
+        </w:rPr>
+      </w:pPr>
+    </w:p>
+    <w:p>
+      <w:pPr>
+        <w:spacing w:before="100" w:beforeAutospacing="1" w:after="100" w:afterAutospacing="1" w:line="240" w:lineRule="auto"/>
+        <w:rPr>
+          <w:rFonts w:ascii="Segoe UI" w:eastAsia="Times New Roman" w:hAnsi="Segoe UI" w:cs="Segoe UI"/>
+          <w:sz w:val="24"/>
+          <w:szCs w:val="24"/>
+        </w:rPr>
+      </w:pPr>
+    </w:p>
+    <w:p>
+      <w:pPr>
+        <w:spacing w:before="100" w:beforeAutospacing="1" w:after="100" w:afterAutospacing="1" w:line="240" w:lineRule="auto"/>
+        <w:rPr>
+          <w:rFonts w:ascii="Segoe UI" w:eastAsia="Times New Roman" w:hAnsi="Segoe UI" w:cs="Segoe UI"/>
+          <w:sz w:val="24"/>
+          <w:szCs w:val="24"/>
+        </w:rPr>
+      </w:pPr>
+    </w:p>
+    <w:p>
+      <w:pPr>
+        <w:spacing w:before="100" w:beforeAutospacing="1" w:after="100" w:afterAutospacing="1" w:line="240" w:lineRule="auto"/>
+        <w:rPr>
+          <w:rFonts w:ascii="Segoe UI" w:eastAsia="Times New Roman" w:hAnsi="Segoe UI" w:cs="Segoe UI"/>
+          <w:sz w:val="24"/>
+          <w:szCs w:val="24"/>
+        </w:rPr>
+      </w:pPr>
+    </w:p>
+    <w:p>
+      <w:pPr>
+        <w:spacing w:before="100" w:beforeAutospacing="1" w:after="100" w:afterAutospacing="1" w:line="240" w:lineRule="auto"/>
+        <w:rPr>
+          <w:rFonts w:ascii="Segoe UI" w:eastAsia="Times New Roman" w:hAnsi="Segoe UI" w:cs="Segoe UI"/>
+          <w:sz w:val="24"/>
+          <w:szCs w:val="24"/>
+        </w:rPr>
+      </w:pPr>
+    </w:p>
+    <w:p>
+      <w:pPr>
+        <w:spacing w:before="100" w:beforeAutospacing="1" w:after="100" w:afterAutospacing="1" w:line="240" w:lineRule="auto"/>
+        <w:rPr>
+          <w:rFonts w:ascii="Segoe UI" w:eastAsia="Times New Roman" w:hAnsi="Segoe UI" w:cs="Segoe UI"/>
+          <w:sz w:val="24"/>
+          <w:szCs w:val="24"/>
+        </w:rPr>
+      </w:pPr>
+    </w:p>
+    <w:p>
+      <w:pPr>
+        <w:spacing w:before="100" w:beforeAutospacing="1" w:after="100" w:afterAutospacing="1" w:line="240" w:lineRule="auto"/>
+        <w:rPr>
+          <w:rFonts w:ascii="Segoe UI" w:eastAsia="Times New Roman" w:hAnsi="Segoe UI" w:cs="Segoe UI"/>
+          <w:sz w:val="24"/>
+          <w:szCs w:val="24"/>
+        </w:rPr>
+      </w:pPr>
+    </w:p>
+    <w:p>
+      <w:pPr>
+        <w:spacing w:before="100" w:beforeAutospacing="1" w:after="100" w:afterAutospacing="1" w:line="240" w:lineRule="auto"/>
+        <w:rPr>
+          <w:rFonts w:ascii="Segoe UI" w:eastAsia="Times New Roman" w:hAnsi="Segoe UI" w:cs="Segoe UI"/>
+          <w:sz w:val="24"/>
+          <w:szCs w:val="24"/>
+        </w:rPr>
+      </w:pPr>
+    </w:p>
+    <w:p>
+      <w:pPr>
+        <w:spacing w:before="100" w:beforeAutospacing="1" w:after="100" w:afterAutospacing="1" w:line="240" w:lineRule="auto"/>
+        <w:rPr>
+          <w:rFonts w:ascii="Segoe UI" w:eastAsia="Times New Roman" w:hAnsi="Segoe UI" w:cs="Segoe UI"/>
+          <w:sz w:val="24"/>
+          <w:szCs w:val="24"/>
+        </w:rPr>
+      </w:pPr>
+    </w:p>
+    <w:p>
+      <w:pPr>
+        <w:spacing w:before="100" w:beforeAutospacing="1" w:after="100" w:afterAutospacing="1" w:line="240" w:lineRule="auto"/>
+        <w:rPr>
+          <w:rFonts w:ascii="Segoe UI" w:eastAsia="Times New Roman" w:hAnsi="Segoe UI" w:cs="Segoe UI"/>
+          <w:sz w:val="24"/>
+          <w:szCs w:val="24"/>
+        </w:rPr>
+      </w:pPr>
+    </w:p>
+    <w:p>
+      <w:pPr>
+        <w:spacing w:before="100" w:beforeAutospacing="1" w:after="100" w:afterAutospacing="1" w:line="240" w:lineRule="auto"/>
+        <w:rPr>
+          <w:rFonts w:ascii="Segoe UI" w:eastAsia="Times New Roman" w:hAnsi="Segoe UI" w:cs="Segoe UI"/>
+          <w:sz w:val="24"/>
+          <w:szCs w:val="24"/>
+        </w:rPr>
+      </w:pPr>
+    </w:p>
+    <w:p>
+      <w:pPr>
+        <w:spacing w:before="100" w:beforeAutospacing="1" w:after="100" w:afterAutospacing="1" w:line="240" w:lineRule="auto"/>
+        <w:rPr>
+          <w:rFonts w:ascii="Segoe UI" w:eastAsia="Times New Roman" w:hAnsi="Segoe UI" w:cs="Segoe UI"/>
+          <w:sz w:val="24"/>
+          <w:szCs w:val="24"/>
+        </w:rPr>
+      </w:pPr>
+    </w:p>
+    <w:p>
+      <w:pPr>
+        <w:spacing w:before="100" w:beforeAutospacing="1" w:after="100" w:afterAutospacing="1" w:line="240" w:lineRule="auto"/>
+        <w:rPr>
+          <w:rFonts w:ascii="Segoe UI" w:eastAsia="Times New Roman" w:hAnsi="Segoe UI" w:cs="Segoe UI"/>
+          <w:sz w:val="24"/>
+          <w:szCs w:val="24"/>
+        </w:rPr>
+      </w:pPr>
+    </w:p>
+    <w:p>
+      <w:pPr>
+        <w:spacing w:before="100" w:beforeAutospacing="1" w:after="100" w:afterAutospacing="1" w:line="240" w:lineRule="auto"/>
+        <w:rPr>
+          <w:rFonts w:ascii="Segoe UI" w:eastAsia="Times New Roman" w:hAnsi="Segoe UI" w:cs="Segoe UI"/>
+          <w:sz w:val="24"/>
+          <w:szCs w:val="24"/>
+        </w:rPr>
+      </w:pPr>
+    </w:p>
+    <w:p>
+      <w:pPr>
+        <w:spacing w:before="100" w:beforeAutospacing="1" w:after="100" w:afterAutospacing="1" w:line="240" w:lineRule="auto"/>
+        <w:rPr>
+          <w:rFonts w:ascii="Segoe UI" w:eastAsia="Times New Roman" w:hAnsi="Segoe UI" w:cs="Segoe UI"/>
+          <w:sz w:val="24"/>
+          <w:szCs w:val="24"/>
+        </w:rPr>
+      </w:pPr>
+    </w:p>
+    <w:p>
+      <w:pPr>
+        <w:spacing w:before="100" w:beforeAutospacing="1" w:after="100" w:afterAutospacing="1" w:line="240" w:lineRule="auto"/>
+        <w:rPr>
+          <w:rFonts w:ascii="Segoe UI" w:eastAsia="Times New Roman" w:hAnsi="Segoe UI" w:cs="Segoe UI"/>
+          <w:sz w:val="24"/>
+          <w:szCs w:val="24"/>
+        </w:rPr>
+      </w:pPr>
+    </w:p>
+    <w:p>
+      <w:pPr>
+        <w:spacing w:before="100" w:beforeAutospacing="1" w:after="100" w:afterAutospacing="1" w:line="240" w:lineRule="auto"/>
+        <w:rPr>
+          <w:rFonts w:ascii="Segoe UI" w:eastAsia="Times New Roman" w:hAnsi="Segoe UI" w:cs="Segoe UI"/>
+          <w:sz w:val="24"/>
+          <w:szCs w:val="24"/>
+        </w:rPr>
+      </w:pPr>
+    </w:p>
+    <w:p>
+      <w:pPr>
+        <w:spacing w:before="100" w:beforeAutospacing="1" w:after="100" w:afterAutospacing="1" w:line="240" w:lineRule="auto"/>
+        <w:rPr>
+          <w:rFonts w:ascii="Segoe UI" w:eastAsia="Times New Roman" w:hAnsi="Segoe UI" w:cs="Segoe UI"/>
+          <w:sz w:val="24"/>
+          <w:szCs w:val="24"/>
+        </w:rPr>
+      </w:pPr>
+    </w:p>
+    <w:p>
+      <w:pPr>
+        <w:spacing w:before="100" w:beforeAutospacing="1" w:after="100" w:afterAutospacing="1" w:line="240" w:lineRule="auto"/>
+        <w:rPr>
+          <w:rFonts w:ascii="Segoe UI" w:eastAsia="Times New Roman" w:hAnsi="Segoe UI" w:cs="Segoe UI"/>
+          <w:sz w:val="24"/>
+          <w:szCs w:val="24"/>
+        </w:rPr>
+      </w:pPr>
+    </w:p>
+    <w:p>
+      <w:pPr>
+        <w:spacing w:before="100" w:beforeAutospacing="1" w:after="100" w:afterAutospacing="1" w:line="240" w:lineRule="auto"/>
+        <w:rPr>
+          <w:rFonts w:ascii="Segoe UI" w:eastAsia="Times New Roman" w:hAnsi="Segoe UI" w:cs="Segoe UI"/>
+          <w:sz w:val="24"/>
+          <w:szCs w:val="24"/>
+        </w:rPr>
+      </w:pPr>
+    </w:p>
+    <w:p>
+      <w:pPr>
+        <w:spacing w:before="100" w:beforeAutospacing="1" w:after="100" w:afterAutospacing="1" w:line="240" w:lineRule="auto"/>
+        <w:rPr>
+          <w:rFonts w:ascii="Segoe UI" w:eastAsia="Times New Roman" w:hAnsi="Segoe UI" w:cs="Segoe UI"/>
+          <w:sz w:val="24"/>
+          <w:szCs w:val="24"/>
+        </w:rPr>
+      </w:pPr>
+    </w:p>
+    <w:p>
+      <w:pPr>
         <w:tabs>
           <w:tab w:val="left" w:pos="1370"/>
         </w:tabs>
@@ -6971,53 +9548,123 @@
         <w:rPr>
           <w:rFonts w:ascii="Segoe UI" w:hAnsi="Segoe UI" w:cs="Segoe UI"/>
         </w:rPr>
+        <w:t>sudo</w:t>
+      </w:r>
+      <w:proofErr w:type="spellEnd"/>
+      <w:proofErr w:type="gramEnd"/>
+      <w:r>
+        <w:rPr>
+          <w:rFonts w:ascii="Segoe UI" w:hAnsi="Segoe UI" w:cs="Segoe UI"/>
+        </w:rPr>
+        <w:t xml:space="preserve"> </w:t>
+      </w:r>
+      <w:proofErr w:type="spellStart"/>
+      <w:r>
+        <w:rPr>
+          <w:rFonts w:ascii="Segoe UI" w:hAnsi="Segoe UI" w:cs="Segoe UI"/>
+        </w:rPr>
+        <w:t>nano</w:t>
+      </w:r>
+      <w:proofErr w:type="spellEnd"/>
+      <w:r>
+        <w:rPr>
+          <w:rFonts w:ascii="Segoe UI" w:hAnsi="Segoe UI" w:cs="Segoe UI"/>
+        </w:rPr>
+        <w:t xml:space="preserve"> /</w:t>
+      </w:r>
+      <w:proofErr w:type="spellStart"/>
+      <w:r>
+        <w:rPr>
+          <w:rFonts w:ascii="Segoe UI" w:hAnsi="Segoe UI" w:cs="Segoe UI"/>
+        </w:rPr>
+        <w:t>etc</w:t>
+      </w:r>
+      <w:proofErr w:type="spellEnd"/>
+      <w:r>
+        <w:rPr>
+          <w:rFonts w:ascii="Segoe UI" w:hAnsi="Segoe UI" w:cs="Segoe UI"/>
+        </w:rPr>
+        <w:t>/asterisk/</w:t>
+      </w:r>
+      <w:proofErr w:type="spellStart"/>
+      <w:r>
+        <w:rPr>
+          <w:rFonts w:ascii="Segoe UI" w:hAnsi="Segoe UI" w:cs="Segoe UI"/>
+        </w:rPr>
+        <w:t>pjsip.conf</w:t>
+      </w:r>
+      <w:proofErr w:type="spellEnd"/>
+    </w:p>
+    <w:p>
+      <w:pPr>
+        <w:tabs>
+          <w:tab w:val="left" w:pos="1370"/>
+        </w:tabs>
+        <w:rPr>
+          <w:rFonts w:ascii="Segoe UI" w:hAnsi="Segoe UI" w:cs="Segoe UI"/>
+        </w:rPr>
+      </w:pPr>
+      <w:r>
+        <w:rPr>
+          <w:rFonts w:ascii="Segoe UI" w:hAnsi="Segoe UI" w:cs="Segoe UI"/>
+        </w:rPr>
+        <w:t xml:space="preserve">// below we define three endpoints in </w:t>
+      </w:r>
+      <w:proofErr w:type="spellStart"/>
+      <w:r>
+        <w:rPr>
+          <w:rFonts w:ascii="Segoe UI" w:hAnsi="Segoe UI" w:cs="Segoe UI"/>
+        </w:rPr>
+        <w:t>pjsip</w:t>
+      </w:r>
+      <w:proofErr w:type="spellEnd"/>
+    </w:p>
+    <w:p>
+      <w:pPr>
+        <w:tabs>
+          <w:tab w:val="left" w:pos="1370"/>
+        </w:tabs>
+        <w:rPr>
+          <w:rFonts w:ascii="Segoe UI" w:hAnsi="Segoe UI" w:cs="Segoe UI"/>
+        </w:rPr>
+      </w:pPr>
+      <w:r>
+        <w:rPr>
+          <w:rFonts w:ascii="Segoe UI" w:hAnsi="Segoe UI" w:cs="Segoe UI"/>
+        </w:rPr>
         <w:lastRenderedPageBreak/>
-        <w:t>sudo</w:t>
-      </w:r>
-      <w:proofErr w:type="spellEnd"/>
+        <w:t>&lt;&lt;&lt;&lt;&lt;&lt;&lt;&lt;&lt;&lt;&lt;&lt;&lt;&lt;&lt;IN NANO&gt;&gt;&gt;&gt;&gt;&gt;&gt;&gt;&gt;&gt;&gt;&gt;&gt;&gt;&gt;&gt;</w:t>
+      </w:r>
+    </w:p>
+    <w:p>
+      <w:pPr>
+        <w:tabs>
+          <w:tab w:val="left" w:pos="1370"/>
+        </w:tabs>
+        <w:rPr>
+          <w:rFonts w:ascii="Segoe UI" w:hAnsi="Segoe UI" w:cs="Segoe UI"/>
+        </w:rPr>
+      </w:pPr>
+      <w:r>
+        <w:rPr>
+          <w:rFonts w:ascii="Segoe UI" w:hAnsi="Segoe UI" w:cs="Segoe UI"/>
+        </w:rPr>
+        <w:t>[</w:t>
+      </w:r>
+      <w:proofErr w:type="gramStart"/>
+      <w:r>
+        <w:rPr>
+          <w:rFonts w:ascii="Segoe UI" w:hAnsi="Segoe UI" w:cs="Segoe UI"/>
+        </w:rPr>
+        <w:t>global</w:t>
+      </w:r>
       <w:proofErr w:type="gramEnd"/>
       <w:r>
         <w:rPr>
           <w:rFonts w:ascii="Segoe UI" w:hAnsi="Segoe UI" w:cs="Segoe UI"/>
         </w:rPr>
-        <w:t xml:space="preserve"> </w:t>
-      </w:r>
-      <w:proofErr w:type="spellStart"/>
-      <w:r>
-        <w:rPr>
-          <w:rFonts w:ascii="Segoe UI" w:hAnsi="Segoe UI" w:cs="Segoe UI"/>
-        </w:rPr>
-        <w:t>nano</w:t>
-      </w:r>
-      <w:proofErr w:type="spellEnd"/>
-      <w:r>
-        <w:rPr>
-          <w:rFonts w:ascii="Segoe UI" w:hAnsi="Segoe UI" w:cs="Segoe UI"/>
-        </w:rPr>
-        <w:t xml:space="preserve"> /</w:t>
-      </w:r>
-      <w:proofErr w:type="spellStart"/>
-      <w:r>
-        <w:rPr>
-          <w:rFonts w:ascii="Segoe UI" w:hAnsi="Segoe UI" w:cs="Segoe UI"/>
-        </w:rPr>
-        <w:t>etc</w:t>
-      </w:r>
-      <w:proofErr w:type="spellEnd"/>
-      <w:r>
-        <w:rPr>
-          <w:rFonts w:ascii="Segoe UI" w:hAnsi="Segoe UI" w:cs="Segoe UI"/>
-        </w:rPr>
-        <w:t>/asterisk/</w:t>
-      </w:r>
-      <w:proofErr w:type="spellStart"/>
-      <w:r>
-        <w:rPr>
-          <w:rFonts w:ascii="Segoe UI" w:hAnsi="Segoe UI" w:cs="Segoe UI"/>
-        </w:rPr>
-        <w:t>pjsip.conf</w:t>
-      </w:r>
-      <w:proofErr w:type="spellEnd"/>
+        <w:t>]</w:t>
+      </w:r>
     </w:p>
     <w:p>
       <w:pPr>
@@ -7028,20 +9675,20 @@
           <w:rFonts w:ascii="Segoe UI" w:hAnsi="Segoe UI" w:cs="Segoe UI"/>
         </w:rPr>
       </w:pPr>
-      <w:r>
-        <w:rPr>
-          <w:rFonts w:ascii="Segoe UI" w:hAnsi="Segoe UI" w:cs="Segoe UI"/>
-        </w:rPr>
-        <w:t xml:space="preserve">// below we define three endpoints in </w:t>
-      </w:r>
-      <w:proofErr w:type="spellStart"/>
-      <w:r>
-        <w:rPr>
-          <w:rFonts w:ascii="Segoe UI" w:hAnsi="Segoe UI" w:cs="Segoe UI"/>
-        </w:rPr>
-        <w:t>pjsip</w:t>
-      </w:r>
-      <w:proofErr w:type="spellEnd"/>
+      <w:proofErr w:type="gramStart"/>
+      <w:r>
+        <w:rPr>
+          <w:rFonts w:ascii="Segoe UI" w:hAnsi="Segoe UI" w:cs="Segoe UI"/>
+        </w:rPr>
+        <w:t>type=</w:t>
+      </w:r>
+      <w:proofErr w:type="gramEnd"/>
+      <w:r>
+        <w:rPr>
+          <w:rFonts w:ascii="Segoe UI" w:hAnsi="Segoe UI" w:cs="Segoe UI"/>
+        </w:rPr>
+        <w:t>global</w:t>
+      </w:r>
     </w:p>
     <w:p>
       <w:pPr>
@@ -7052,12 +9699,36 @@
           <w:rFonts w:ascii="Segoe UI" w:hAnsi="Segoe UI" w:cs="Segoe UI"/>
         </w:rPr>
       </w:pPr>
-      <w:r>
-        <w:rPr>
-          <w:rFonts w:ascii="Segoe UI" w:hAnsi="Segoe UI" w:cs="Segoe UI"/>
-        </w:rPr>
-        <w:t>&lt;&lt;&lt;&lt;&lt;&lt;&lt;&lt;&lt;&lt;&lt;&lt;&lt;&lt;&lt;IN NANO&gt;&gt;&gt;&gt;&gt;&gt;&gt;&gt;&gt;&gt;&gt;&gt;&gt;&gt;&gt;&gt;</w:t>
-      </w:r>
+      <w:proofErr w:type="spellStart"/>
+      <w:r>
+        <w:rPr>
+          <w:rFonts w:ascii="Segoe UI" w:hAnsi="Segoe UI" w:cs="Segoe UI"/>
+        </w:rPr>
+        <w:t>endpoint_identifier_order</w:t>
+      </w:r>
+      <w:proofErr w:type="spellEnd"/>
+      <w:r>
+        <w:rPr>
+          <w:rFonts w:ascii="Segoe UI" w:hAnsi="Segoe UI" w:cs="Segoe UI"/>
+        </w:rPr>
+        <w:t>=</w:t>
+      </w:r>
+      <w:proofErr w:type="spellStart"/>
+      <w:r>
+        <w:rPr>
+          <w:rFonts w:ascii="Segoe UI" w:hAnsi="Segoe UI" w:cs="Segoe UI"/>
+        </w:rPr>
+        <w:t>ip</w:t>
+      </w:r>
+      <w:proofErr w:type="gramStart"/>
+      <w:r>
+        <w:rPr>
+          <w:rFonts w:ascii="Segoe UI" w:hAnsi="Segoe UI" w:cs="Segoe UI"/>
+        </w:rPr>
+        <w:t>,username,anonymous</w:t>
+      </w:r>
+      <w:proofErr w:type="spellEnd"/>
+      <w:proofErr w:type="gramEnd"/>
     </w:p>
     <w:p>
       <w:pPr>
@@ -7068,6 +9739,16 @@
           <w:rFonts w:ascii="Segoe UI" w:hAnsi="Segoe UI" w:cs="Segoe UI"/>
         </w:rPr>
       </w:pPr>
+    </w:p>
+    <w:p>
+      <w:pPr>
+        <w:tabs>
+          <w:tab w:val="left" w:pos="1370"/>
+        </w:tabs>
+        <w:rPr>
+          <w:rFonts w:ascii="Segoe UI" w:hAnsi="Segoe UI" w:cs="Segoe UI"/>
+        </w:rPr>
+      </w:pPr>
       <w:r>
         <w:rPr>
           <w:rFonts w:ascii="Segoe UI" w:hAnsi="Segoe UI" w:cs="Segoe UI"/>
@@ -7079,8 +9760,16 @@
         <w:rPr>
           <w:rFonts w:ascii="Segoe UI" w:hAnsi="Segoe UI" w:cs="Segoe UI"/>
         </w:rPr>
-        <w:t>global</w:t>
-      </w:r>
+        <w:t>transport-</w:t>
+      </w:r>
+      <w:proofErr w:type="spellStart"/>
+      <w:r>
+        <w:rPr>
+          <w:rFonts w:ascii="Segoe UI" w:hAnsi="Segoe UI" w:cs="Segoe UI"/>
+        </w:rPr>
+        <w:t>udp</w:t>
+      </w:r>
+      <w:proofErr w:type="spellEnd"/>
       <w:proofErr w:type="gramEnd"/>
       <w:r>
         <w:rPr>
@@ -7110,7 +9799,7 @@
         <w:rPr>
           <w:rFonts w:ascii="Segoe UI" w:hAnsi="Segoe UI" w:cs="Segoe UI"/>
         </w:rPr>
-        <w:t>global</w:t>
+        <w:t>transport</w:t>
       </w:r>
     </w:p>
     <w:p>
@@ -7122,12 +9811,193 @@
           <w:rFonts w:ascii="Segoe UI" w:hAnsi="Segoe UI" w:cs="Segoe UI"/>
         </w:rPr>
       </w:pPr>
-      <w:proofErr w:type="spellStart"/>
-      <w:r>
-        <w:rPr>
-          <w:rFonts w:ascii="Segoe UI" w:hAnsi="Segoe UI" w:cs="Segoe UI"/>
-        </w:rPr>
-        <w:t>endpoint_identifier_order</w:t>
+      <w:proofErr w:type="gramStart"/>
+      <w:r>
+        <w:rPr>
+          <w:rFonts w:ascii="Segoe UI" w:hAnsi="Segoe UI" w:cs="Segoe UI"/>
+        </w:rPr>
+        <w:t>protocol=</w:t>
+      </w:r>
+      <w:proofErr w:type="spellStart"/>
+      <w:proofErr w:type="gramEnd"/>
+      <w:r>
+        <w:rPr>
+          <w:rFonts w:ascii="Segoe UI" w:hAnsi="Segoe UI" w:cs="Segoe UI"/>
+        </w:rPr>
+        <w:t>udp</w:t>
+      </w:r>
+      <w:proofErr w:type="spellEnd"/>
+    </w:p>
+    <w:p>
+      <w:pPr>
+        <w:tabs>
+          <w:tab w:val="left" w:pos="1370"/>
+        </w:tabs>
+        <w:rPr>
+          <w:rFonts w:ascii="Segoe UI" w:hAnsi="Segoe UI" w:cs="Segoe UI"/>
+        </w:rPr>
+      </w:pPr>
+      <w:proofErr w:type="gramStart"/>
+      <w:r>
+        <w:rPr>
+          <w:rFonts w:ascii="Segoe UI" w:hAnsi="Segoe UI" w:cs="Segoe UI"/>
+        </w:rPr>
+        <w:t>bind=</w:t>
+      </w:r>
+      <w:proofErr w:type="gramEnd"/>
+      <w:r>
+        <w:rPr>
+          <w:rFonts w:ascii="Segoe UI" w:hAnsi="Segoe UI" w:cs="Segoe UI"/>
+        </w:rPr>
+        <w:t>0.0.0.0:5060</w:t>
+      </w:r>
+      <w:r>
+        <w:rPr>
+          <w:rFonts w:ascii="Segoe UI" w:hAnsi="Segoe UI" w:cs="Segoe UI"/>
+        </w:rPr>
+        <w:t xml:space="preserve"> //address and port number asterisk would listen on</w:t>
+      </w:r>
+    </w:p>
+    <w:p>
+      <w:pPr>
+        <w:tabs>
+          <w:tab w:val="left" w:pos="1370"/>
+        </w:tabs>
+        <w:rPr>
+          <w:rFonts w:ascii="Segoe UI" w:hAnsi="Segoe UI" w:cs="Segoe UI"/>
+        </w:rPr>
+      </w:pPr>
+    </w:p>
+    <w:p>
+      <w:pPr>
+        <w:tabs>
+          <w:tab w:val="left" w:pos="1370"/>
+        </w:tabs>
+        <w:rPr>
+          <w:rFonts w:ascii="Segoe UI" w:hAnsi="Segoe UI" w:cs="Segoe UI"/>
+        </w:rPr>
+      </w:pPr>
+      <w:r>
+        <w:rPr>
+          <w:rFonts w:ascii="Segoe UI" w:hAnsi="Segoe UI" w:cs="Segoe UI"/>
+        </w:rPr>
+        <w:t>[e1]</w:t>
+      </w:r>
+    </w:p>
+    <w:p>
+      <w:pPr>
+        <w:tabs>
+          <w:tab w:val="left" w:pos="1370"/>
+        </w:tabs>
+        <w:rPr>
+          <w:rFonts w:ascii="Segoe UI" w:hAnsi="Segoe UI" w:cs="Segoe UI"/>
+        </w:rPr>
+      </w:pPr>
+      <w:proofErr w:type="gramStart"/>
+      <w:r>
+        <w:rPr>
+          <w:rFonts w:ascii="Segoe UI" w:hAnsi="Segoe UI" w:cs="Segoe UI"/>
+        </w:rPr>
+        <w:t>type=</w:t>
+      </w:r>
+      <w:proofErr w:type="gramEnd"/>
+      <w:r>
+        <w:rPr>
+          <w:rFonts w:ascii="Segoe UI" w:hAnsi="Segoe UI" w:cs="Segoe UI"/>
+        </w:rPr>
+        <w:t>endpoint</w:t>
+      </w:r>
+    </w:p>
+    <w:p>
+      <w:pPr>
+        <w:tabs>
+          <w:tab w:val="left" w:pos="1370"/>
+        </w:tabs>
+        <w:rPr>
+          <w:rFonts w:ascii="Segoe UI" w:hAnsi="Segoe UI" w:cs="Segoe UI"/>
+        </w:rPr>
+      </w:pPr>
+      <w:proofErr w:type="gramStart"/>
+      <w:r>
+        <w:rPr>
+          <w:rFonts w:ascii="Segoe UI" w:hAnsi="Segoe UI" w:cs="Segoe UI"/>
+        </w:rPr>
+        <w:t>context=</w:t>
+      </w:r>
+      <w:proofErr w:type="gramEnd"/>
+      <w:r>
+        <w:rPr>
+          <w:rFonts w:ascii="Segoe UI" w:hAnsi="Segoe UI" w:cs="Segoe UI"/>
+        </w:rPr>
+        <w:t>from-internal</w:t>
+      </w:r>
+    </w:p>
+    <w:p>
+      <w:pPr>
+        <w:tabs>
+          <w:tab w:val="left" w:pos="1370"/>
+        </w:tabs>
+        <w:rPr>
+          <w:rFonts w:ascii="Segoe UI" w:hAnsi="Segoe UI" w:cs="Segoe UI"/>
+        </w:rPr>
+      </w:pPr>
+      <w:proofErr w:type="gramStart"/>
+      <w:r>
+        <w:rPr>
+          <w:rFonts w:ascii="Segoe UI" w:hAnsi="Segoe UI" w:cs="Segoe UI"/>
+        </w:rPr>
+        <w:t>disallow=</w:t>
+      </w:r>
+      <w:proofErr w:type="gramEnd"/>
+      <w:r>
+        <w:rPr>
+          <w:rFonts w:ascii="Segoe UI" w:hAnsi="Segoe UI" w:cs="Segoe UI"/>
+        </w:rPr>
+        <w:t>all</w:t>
+      </w:r>
+    </w:p>
+    <w:p>
+      <w:pPr>
+        <w:tabs>
+          <w:tab w:val="left" w:pos="1370"/>
+        </w:tabs>
+        <w:rPr>
+          <w:rFonts w:ascii="Segoe UI" w:hAnsi="Segoe UI" w:cs="Segoe UI"/>
+        </w:rPr>
+      </w:pPr>
+      <w:proofErr w:type="gramStart"/>
+      <w:r>
+        <w:rPr>
+          <w:rFonts w:ascii="Segoe UI" w:hAnsi="Segoe UI" w:cs="Segoe UI"/>
+        </w:rPr>
+        <w:t>allow=</w:t>
+      </w:r>
+      <w:proofErr w:type="spellStart"/>
+      <w:proofErr w:type="gramEnd"/>
+      <w:r>
+        <w:rPr>
+          <w:rFonts w:ascii="Segoe UI" w:hAnsi="Segoe UI" w:cs="Segoe UI"/>
+        </w:rPr>
+        <w:t>ulaw</w:t>
+      </w:r>
+      <w:proofErr w:type="spellEnd"/>
+    </w:p>
+    <w:p>
+      <w:pPr>
+        <w:tabs>
+          <w:tab w:val="left" w:pos="1370"/>
+        </w:tabs>
+        <w:rPr>
+          <w:rFonts w:ascii="Segoe UI" w:hAnsi="Segoe UI" w:cs="Segoe UI"/>
+        </w:rPr>
+      </w:pPr>
+      <w:proofErr w:type="spellStart"/>
+      <w:proofErr w:type="gramStart"/>
+      <w:r>
+        <w:rPr>
+          <w:rFonts w:ascii="Segoe UI" w:hAnsi="Segoe UI" w:cs="Segoe UI"/>
+        </w:rPr>
+        <w:t>auth</w:t>
       </w:r>
       <w:proofErr w:type="spellEnd"/>
       <w:r>
@@ -7136,22 +10006,45 @@
         </w:rPr>
         <w:t>=</w:t>
       </w:r>
-      <w:proofErr w:type="spellStart"/>
-      <w:r>
-        <w:rPr>
-          <w:rFonts w:ascii="Segoe UI" w:hAnsi="Segoe UI" w:cs="Segoe UI"/>
-        </w:rPr>
-        <w:t>ip</w:t>
-      </w:r>
+      <w:proofErr w:type="gramEnd"/>
+      <w:r>
+        <w:rPr>
+          <w:rFonts w:ascii="Segoe UI" w:hAnsi="Segoe UI" w:cs="Segoe UI"/>
+        </w:rPr>
+        <w:t>e1</w:t>
+      </w:r>
+    </w:p>
+    <w:p>
+      <w:pPr>
+        <w:tabs>
+          <w:tab w:val="left" w:pos="1370"/>
+        </w:tabs>
+        <w:rPr>
+          <w:rFonts w:ascii="Segoe UI" w:hAnsi="Segoe UI" w:cs="Segoe UI"/>
+        </w:rPr>
+      </w:pPr>
+      <w:proofErr w:type="spellStart"/>
       <w:proofErr w:type="gramStart"/>
       <w:r>
         <w:rPr>
           <w:rFonts w:ascii="Segoe UI" w:hAnsi="Segoe UI" w:cs="Segoe UI"/>
         </w:rPr>
-        <w:t>,username,anonymous</w:t>
-      </w:r>
-      <w:proofErr w:type="spellEnd"/>
+        <w:t>aors</w:t>
+      </w:r>
+      <w:proofErr w:type="spellEnd"/>
+      <w:r>
+        <w:rPr>
+          <w:rFonts w:ascii="Segoe UI" w:hAnsi="Segoe UI" w:cs="Segoe UI"/>
+        </w:rPr>
+        <w:t>=</w:t>
+      </w:r>
       <w:proofErr w:type="gramEnd"/>
+      <w:r>
+        <w:rPr>
+          <w:rFonts w:ascii="Segoe UI" w:hAnsi="Segoe UI" w:cs="Segoe UI"/>
+        </w:rPr>
+        <w:t>e1</w:t>
+      </w:r>
     </w:p>
     <w:p>
       <w:pPr>
@@ -7162,6 +10055,20 @@
           <w:rFonts w:ascii="Segoe UI" w:hAnsi="Segoe UI" w:cs="Segoe UI"/>
         </w:rPr>
       </w:pPr>
+      <w:proofErr w:type="spellStart"/>
+      <w:r>
+        <w:rPr>
+          <w:rFonts w:ascii="Segoe UI" w:hAnsi="Segoe UI" w:cs="Segoe UI"/>
+        </w:rPr>
+        <w:t>force_rport</w:t>
+      </w:r>
+      <w:proofErr w:type="spellEnd"/>
+      <w:r>
+        <w:rPr>
+          <w:rFonts w:ascii="Segoe UI" w:hAnsi="Segoe UI" w:cs="Segoe UI"/>
+        </w:rPr>
+        <w:t>=yes</w:t>
+      </w:r>
     </w:p>
     <w:p>
       <w:pPr>
@@ -7172,34 +10079,120 @@
           <w:rFonts w:ascii="Segoe UI" w:hAnsi="Segoe UI" w:cs="Segoe UI"/>
         </w:rPr>
       </w:pPr>
-      <w:r>
-        <w:rPr>
-          <w:rFonts w:ascii="Segoe UI" w:hAnsi="Segoe UI" w:cs="Segoe UI"/>
-        </w:rPr>
-        <w:t>[</w:t>
-      </w:r>
+      <w:proofErr w:type="spellStart"/>
+      <w:r>
+        <w:rPr>
+          <w:rFonts w:ascii="Segoe UI" w:hAnsi="Segoe UI" w:cs="Segoe UI"/>
+        </w:rPr>
+        <w:t>rtp_symmetric</w:t>
+      </w:r>
+      <w:proofErr w:type="spellEnd"/>
+      <w:r>
+        <w:rPr>
+          <w:rFonts w:ascii="Segoe UI" w:hAnsi="Segoe UI" w:cs="Segoe UI"/>
+        </w:rPr>
+        <w:t>=yes</w:t>
+      </w:r>
+    </w:p>
+    <w:p>
+      <w:pPr>
+        <w:tabs>
+          <w:tab w:val="left" w:pos="1370"/>
+        </w:tabs>
+        <w:rPr>
+          <w:rFonts w:ascii="Segoe UI" w:hAnsi="Segoe UI" w:cs="Segoe UI"/>
+        </w:rPr>
+      </w:pPr>
+      <w:proofErr w:type="spellStart"/>
+      <w:r>
+        <w:rPr>
+          <w:rFonts w:ascii="Segoe UI" w:hAnsi="Segoe UI" w:cs="Segoe UI"/>
+        </w:rPr>
+        <w:t>rewrite_contact</w:t>
+      </w:r>
+      <w:proofErr w:type="spellEnd"/>
+      <w:r>
+        <w:rPr>
+          <w:rFonts w:ascii="Segoe UI" w:hAnsi="Segoe UI" w:cs="Segoe UI"/>
+        </w:rPr>
+        <w:t>=yes</w:t>
+      </w:r>
+    </w:p>
+    <w:p>
+      <w:pPr>
+        <w:tabs>
+          <w:tab w:val="left" w:pos="1370"/>
+        </w:tabs>
+        <w:rPr>
+          <w:rFonts w:ascii="Segoe UI" w:hAnsi="Segoe UI" w:cs="Segoe UI"/>
+        </w:rPr>
+      </w:pPr>
+      <w:proofErr w:type="spellStart"/>
+      <w:r>
+        <w:rPr>
+          <w:rFonts w:ascii="Segoe UI" w:hAnsi="Segoe UI" w:cs="Segoe UI"/>
+        </w:rPr>
+        <w:t>direct_media</w:t>
+      </w:r>
+      <w:proofErr w:type="spellEnd"/>
+      <w:r>
+        <w:rPr>
+          <w:rFonts w:ascii="Segoe UI" w:hAnsi="Segoe UI" w:cs="Segoe UI"/>
+        </w:rPr>
+        <w:t>=no</w:t>
+      </w:r>
+    </w:p>
+    <w:p>
+      <w:pPr>
+        <w:tabs>
+          <w:tab w:val="left" w:pos="1370"/>
+        </w:tabs>
+        <w:rPr>
+          <w:rFonts w:ascii="Segoe UI" w:hAnsi="Segoe UI" w:cs="Segoe UI"/>
+        </w:rPr>
+      </w:pPr>
+    </w:p>
+    <w:p>
+      <w:pPr>
+        <w:tabs>
+          <w:tab w:val="left" w:pos="1370"/>
+        </w:tabs>
+        <w:rPr>
+          <w:rFonts w:ascii="Segoe UI" w:hAnsi="Segoe UI" w:cs="Segoe UI"/>
+        </w:rPr>
+      </w:pPr>
+      <w:r>
+        <w:rPr>
+          <w:rFonts w:ascii="Segoe UI" w:hAnsi="Segoe UI" w:cs="Segoe UI"/>
+        </w:rPr>
+        <w:t>[e1]</w:t>
+      </w:r>
+    </w:p>
+    <w:p>
+      <w:pPr>
+        <w:tabs>
+          <w:tab w:val="left" w:pos="1370"/>
+        </w:tabs>
+        <w:rPr>
+          <w:rFonts w:ascii="Segoe UI" w:hAnsi="Segoe UI" w:cs="Segoe UI"/>
+        </w:rPr>
+      </w:pPr>
       <w:proofErr w:type="gramStart"/>
       <w:r>
         <w:rPr>
           <w:rFonts w:ascii="Segoe UI" w:hAnsi="Segoe UI" w:cs="Segoe UI"/>
         </w:rPr>
-        <w:t>transport-</w:t>
-      </w:r>
-      <w:proofErr w:type="spellStart"/>
-      <w:r>
-        <w:rPr>
-          <w:rFonts w:ascii="Segoe UI" w:hAnsi="Segoe UI" w:cs="Segoe UI"/>
-        </w:rPr>
-        <w:t>udp</w:t>
-      </w:r>
-      <w:proofErr w:type="spellEnd"/>
+        <w:t>type=</w:t>
+      </w:r>
+      <w:proofErr w:type="spellStart"/>
       <w:proofErr w:type="gramEnd"/>
       <w:r>
         <w:rPr>
           <w:rFonts w:ascii="Segoe UI" w:hAnsi="Segoe UI" w:cs="Segoe UI"/>
         </w:rPr>
-        <w:t>]</w:t>
-      </w:r>
+        <w:t>auth</w:t>
+      </w:r>
+      <w:proofErr w:type="spellEnd"/>
     </w:p>
     <w:p>
       <w:pPr>
@@ -7210,20 +10203,142 @@
           <w:rFonts w:ascii="Segoe UI" w:hAnsi="Segoe UI" w:cs="Segoe UI"/>
         </w:rPr>
       </w:pPr>
+      <w:proofErr w:type="spellStart"/>
+      <w:r>
+        <w:rPr>
+          <w:rFonts w:ascii="Segoe UI" w:hAnsi="Segoe UI" w:cs="Segoe UI"/>
+        </w:rPr>
+        <w:t>auth_type</w:t>
+      </w:r>
+      <w:proofErr w:type="spellEnd"/>
+      <w:r>
+        <w:rPr>
+          <w:rFonts w:ascii="Segoe UI" w:hAnsi="Segoe UI" w:cs="Segoe UI"/>
+        </w:rPr>
+        <w:t>=</w:t>
+      </w:r>
+      <w:proofErr w:type="spellStart"/>
+      <w:r>
+        <w:rPr>
+          <w:rFonts w:ascii="Segoe UI" w:hAnsi="Segoe UI" w:cs="Segoe UI"/>
+        </w:rPr>
+        <w:t>userpass</w:t>
+      </w:r>
+      <w:proofErr w:type="spellEnd"/>
+    </w:p>
+    <w:p>
+      <w:pPr>
+        <w:tabs>
+          <w:tab w:val="left" w:pos="1370"/>
+        </w:tabs>
+        <w:rPr>
+          <w:rFonts w:ascii="Segoe UI" w:hAnsi="Segoe UI" w:cs="Segoe UI"/>
+        </w:rPr>
+      </w:pPr>
       <w:proofErr w:type="gramStart"/>
       <w:r>
         <w:rPr>
           <w:rFonts w:ascii="Segoe UI" w:hAnsi="Segoe UI" w:cs="Segoe UI"/>
         </w:rPr>
+        <w:t>password</w:t>
+      </w:r>
+      <w:proofErr w:type="gramEnd"/>
+      <w:r>
+        <w:rPr>
+          <w:rFonts w:ascii="Segoe UI" w:hAnsi="Segoe UI" w:cs="Segoe UI"/>
+        </w:rPr>
+        <w:t>=#</w:t>
+      </w:r>
+      <w:proofErr w:type="spellStart"/>
+      <w:r>
+        <w:rPr>
+          <w:rFonts w:ascii="Segoe UI" w:hAnsi="Segoe UI" w:cs="Segoe UI"/>
+        </w:rPr>
+        <w:t>supersecret</w:t>
+      </w:r>
+      <w:proofErr w:type="spellEnd"/>
+      <w:r>
+        <w:rPr>
+          <w:rFonts w:ascii="Segoe UI" w:hAnsi="Segoe UI" w:cs="Segoe UI"/>
+        </w:rPr>
+        <w:t>#</w:t>
+      </w:r>
+    </w:p>
+    <w:p>
+      <w:pPr>
+        <w:tabs>
+          <w:tab w:val="left" w:pos="1370"/>
+        </w:tabs>
+        <w:rPr>
+          <w:rFonts w:ascii="Segoe UI" w:hAnsi="Segoe UI" w:cs="Segoe UI"/>
+        </w:rPr>
+      </w:pPr>
+      <w:proofErr w:type="gramStart"/>
+      <w:r>
+        <w:rPr>
+          <w:rFonts w:ascii="Segoe UI" w:hAnsi="Segoe UI" w:cs="Segoe UI"/>
+        </w:rPr>
+        <w:t>username=</w:t>
+      </w:r>
+      <w:proofErr w:type="gramEnd"/>
+      <w:r>
+        <w:rPr>
+          <w:rFonts w:ascii="Segoe UI" w:hAnsi="Segoe UI" w:cs="Segoe UI"/>
+        </w:rPr>
+        <w:t>e1</w:t>
+      </w:r>
+    </w:p>
+    <w:p>
+      <w:pPr>
+        <w:tabs>
+          <w:tab w:val="left" w:pos="1370"/>
+        </w:tabs>
+        <w:rPr>
+          <w:rFonts w:ascii="Segoe UI" w:hAnsi="Segoe UI" w:cs="Segoe UI"/>
+        </w:rPr>
+      </w:pPr>
+    </w:p>
+    <w:p>
+      <w:pPr>
+        <w:tabs>
+          <w:tab w:val="left" w:pos="1370"/>
+        </w:tabs>
+        <w:rPr>
+          <w:rFonts w:ascii="Segoe UI" w:hAnsi="Segoe UI" w:cs="Segoe UI"/>
+        </w:rPr>
+      </w:pPr>
+      <w:r>
+        <w:rPr>
+          <w:rFonts w:ascii="Segoe UI" w:hAnsi="Segoe UI" w:cs="Segoe UI"/>
+        </w:rPr>
+        <w:t>[e1]</w:t>
+      </w:r>
+    </w:p>
+    <w:p>
+      <w:pPr>
+        <w:tabs>
+          <w:tab w:val="left" w:pos="1370"/>
+        </w:tabs>
+        <w:rPr>
+          <w:rFonts w:ascii="Segoe UI" w:hAnsi="Segoe UI" w:cs="Segoe UI"/>
+        </w:rPr>
+      </w:pPr>
+      <w:proofErr w:type="gramStart"/>
+      <w:r>
+        <w:rPr>
+          <w:rFonts w:ascii="Segoe UI" w:hAnsi="Segoe UI" w:cs="Segoe UI"/>
+        </w:rPr>
         <w:t>type=</w:t>
       </w:r>
+      <w:proofErr w:type="spellStart"/>
       <w:proofErr w:type="gramEnd"/>
       <w:r>
         <w:rPr>
           <w:rFonts w:ascii="Segoe UI" w:hAnsi="Segoe UI" w:cs="Segoe UI"/>
         </w:rPr>
-        <w:t>transport</w:t>
-      </w:r>
+        <w:t>aor</w:t>
+      </w:r>
+      <w:proofErr w:type="spellEnd"/>
     </w:p>
     <w:p>
       <w:pPr>
@@ -7234,22 +10349,70 @@
           <w:rFonts w:ascii="Segoe UI" w:hAnsi="Segoe UI" w:cs="Segoe UI"/>
         </w:rPr>
       </w:pPr>
+      <w:proofErr w:type="spellStart"/>
+      <w:r>
+        <w:rPr>
+          <w:rFonts w:ascii="Segoe UI" w:hAnsi="Segoe UI" w:cs="Segoe UI"/>
+        </w:rPr>
+        <w:t>max_contacts</w:t>
+      </w:r>
+      <w:proofErr w:type="spellEnd"/>
+      <w:r>
+        <w:rPr>
+          <w:rFonts w:ascii="Segoe UI" w:hAnsi="Segoe UI" w:cs="Segoe UI"/>
+        </w:rPr>
+        <w:t>=1</w:t>
+      </w:r>
+    </w:p>
+    <w:p>
+      <w:pPr>
+        <w:tabs>
+          <w:tab w:val="left" w:pos="1370"/>
+        </w:tabs>
+        <w:rPr>
+          <w:rFonts w:ascii="Segoe UI" w:hAnsi="Segoe UI" w:cs="Segoe UI"/>
+        </w:rPr>
+      </w:pPr>
+    </w:p>
+    <w:p>
+      <w:pPr>
+        <w:tabs>
+          <w:tab w:val="left" w:pos="1370"/>
+        </w:tabs>
+        <w:rPr>
+          <w:rFonts w:ascii="Segoe UI" w:hAnsi="Segoe UI" w:cs="Segoe UI"/>
+        </w:rPr>
+      </w:pPr>
+      <w:r>
+        <w:rPr>
+          <w:rFonts w:ascii="Segoe UI" w:hAnsi="Segoe UI" w:cs="Segoe UI"/>
+        </w:rPr>
+        <w:t>[e2]</w:t>
+      </w:r>
+    </w:p>
+    <w:p>
+      <w:pPr>
+        <w:tabs>
+          <w:tab w:val="left" w:pos="1370"/>
+        </w:tabs>
+        <w:rPr>
+          <w:rFonts w:ascii="Segoe UI" w:hAnsi="Segoe UI" w:cs="Segoe UI"/>
+        </w:rPr>
+      </w:pPr>
       <w:proofErr w:type="gramStart"/>
       <w:r>
         <w:rPr>
           <w:rFonts w:ascii="Segoe UI" w:hAnsi="Segoe UI" w:cs="Segoe UI"/>
         </w:rPr>
-        <w:t>protocol=</w:t>
-      </w:r>
-      <w:proofErr w:type="spellStart"/>
+        <w:t>type=</w:t>
+      </w:r>
       <w:proofErr w:type="gramEnd"/>
       <w:r>
         <w:rPr>
           <w:rFonts w:ascii="Segoe UI" w:hAnsi="Segoe UI" w:cs="Segoe UI"/>
         </w:rPr>
-        <w:t>udp</w:t>
-      </w:r>
-      <w:proofErr w:type="spellEnd"/>
+        <w:t>endpoint</w:t>
+      </w:r>
     </w:p>
     <w:p>
       <w:pPr>
@@ -7265,20 +10428,14 @@
         <w:rPr>
           <w:rFonts w:ascii="Segoe UI" w:hAnsi="Segoe UI" w:cs="Segoe UI"/>
         </w:rPr>
-        <w:t>bind=</w:t>
+        <w:t>context=</w:t>
       </w:r>
       <w:proofErr w:type="gramEnd"/>
       <w:r>
         <w:rPr>
           <w:rFonts w:ascii="Segoe UI" w:hAnsi="Segoe UI" w:cs="Segoe UI"/>
         </w:rPr>
-        <w:t>0.0.0.0:5060</w:t>
-      </w:r>
-      <w:r>
-        <w:rPr>
-          <w:rFonts w:ascii="Segoe UI" w:hAnsi="Segoe UI" w:cs="Segoe UI"/>
-        </w:rPr>
-        <w:t xml:space="preserve"> //address and port number asterisk would listen on</w:t>
+        <w:t>from-internal</w:t>
       </w:r>
     </w:p>
     <w:p>
@@ -7290,6 +10447,20 @@
           <w:rFonts w:ascii="Segoe UI" w:hAnsi="Segoe UI" w:cs="Segoe UI"/>
         </w:rPr>
       </w:pPr>
+      <w:proofErr w:type="gramStart"/>
+      <w:r>
+        <w:rPr>
+          <w:rFonts w:ascii="Segoe UI" w:hAnsi="Segoe UI" w:cs="Segoe UI"/>
+        </w:rPr>
+        <w:t>disallow=</w:t>
+      </w:r>
+      <w:proofErr w:type="gramEnd"/>
+      <w:r>
+        <w:rPr>
+          <w:rFonts w:ascii="Segoe UI" w:hAnsi="Segoe UI" w:cs="Segoe UI"/>
+        </w:rPr>
+        <w:t>all</w:t>
+      </w:r>
     </w:p>
     <w:p>
       <w:pPr>
@@ -7300,12 +10471,22 @@
           <w:rFonts w:ascii="Segoe UI" w:hAnsi="Segoe UI" w:cs="Segoe UI"/>
         </w:rPr>
       </w:pPr>
-      <w:r>
-        <w:rPr>
-          <w:rFonts w:ascii="Segoe UI" w:hAnsi="Segoe UI" w:cs="Segoe UI"/>
-        </w:rPr>
-        <w:t>[e1]</w:t>
-      </w:r>
+      <w:proofErr w:type="gramStart"/>
+      <w:r>
+        <w:rPr>
+          <w:rFonts w:ascii="Segoe UI" w:hAnsi="Segoe UI" w:cs="Segoe UI"/>
+        </w:rPr>
+        <w:t>allow=</w:t>
+      </w:r>
+      <w:proofErr w:type="spellStart"/>
+      <w:proofErr w:type="gramEnd"/>
+      <w:r>
+        <w:rPr>
+          <w:rFonts w:ascii="Segoe UI" w:hAnsi="Segoe UI" w:cs="Segoe UI"/>
+        </w:rPr>
+        <w:t>ulaw</w:t>
+      </w:r>
+      <w:proofErr w:type="spellEnd"/>
     </w:p>
     <w:p>
       <w:pPr>
@@ -7316,20 +10497,208 @@
           <w:rFonts w:ascii="Segoe UI" w:hAnsi="Segoe UI" w:cs="Segoe UI"/>
         </w:rPr>
       </w:pPr>
+      <w:proofErr w:type="spellStart"/>
       <w:proofErr w:type="gramStart"/>
       <w:r>
         <w:rPr>
           <w:rFonts w:ascii="Segoe UI" w:hAnsi="Segoe UI" w:cs="Segoe UI"/>
         </w:rPr>
+        <w:t>auth</w:t>
+      </w:r>
+      <w:proofErr w:type="spellEnd"/>
+      <w:r>
+        <w:rPr>
+          <w:rFonts w:ascii="Segoe UI" w:hAnsi="Segoe UI" w:cs="Segoe UI"/>
+        </w:rPr>
+        <w:t>=</w:t>
+      </w:r>
+      <w:proofErr w:type="gramEnd"/>
+      <w:r>
+        <w:rPr>
+          <w:rFonts w:ascii="Segoe UI" w:hAnsi="Segoe UI" w:cs="Segoe UI"/>
+        </w:rPr>
+        <w:t>e2</w:t>
+      </w:r>
+    </w:p>
+    <w:p>
+      <w:pPr>
+        <w:tabs>
+          <w:tab w:val="left" w:pos="1370"/>
+        </w:tabs>
+        <w:rPr>
+          <w:rFonts w:ascii="Segoe UI" w:hAnsi="Segoe UI" w:cs="Segoe UI"/>
+        </w:rPr>
+      </w:pPr>
+      <w:proofErr w:type="spellStart"/>
+      <w:proofErr w:type="gramStart"/>
+      <w:r>
+        <w:rPr>
+          <w:rFonts w:ascii="Segoe UI" w:hAnsi="Segoe UI" w:cs="Segoe UI"/>
+        </w:rPr>
+        <w:t>aors</w:t>
+      </w:r>
+      <w:proofErr w:type="spellEnd"/>
+      <w:r>
+        <w:rPr>
+          <w:rFonts w:ascii="Segoe UI" w:hAnsi="Segoe UI" w:cs="Segoe UI"/>
+        </w:rPr>
+        <w:t>=</w:t>
+      </w:r>
+      <w:proofErr w:type="gramEnd"/>
+      <w:r>
+        <w:rPr>
+          <w:rFonts w:ascii="Segoe UI" w:hAnsi="Segoe UI" w:cs="Segoe UI"/>
+        </w:rPr>
+        <w:t>e2</w:t>
+      </w:r>
+    </w:p>
+    <w:p>
+      <w:pPr>
+        <w:tabs>
+          <w:tab w:val="left" w:pos="1370"/>
+        </w:tabs>
+        <w:rPr>
+          <w:rFonts w:ascii="Segoe UI" w:hAnsi="Segoe UI" w:cs="Segoe UI"/>
+        </w:rPr>
+      </w:pPr>
+      <w:proofErr w:type="spellStart"/>
+      <w:r>
+        <w:rPr>
+          <w:rFonts w:ascii="Segoe UI" w:hAnsi="Segoe UI" w:cs="Segoe UI"/>
+        </w:rPr>
+        <w:t>force_rport</w:t>
+      </w:r>
+      <w:proofErr w:type="spellEnd"/>
+      <w:r>
+        <w:rPr>
+          <w:rFonts w:ascii="Segoe UI" w:hAnsi="Segoe UI" w:cs="Segoe UI"/>
+        </w:rPr>
+        <w:t>=yes</w:t>
+      </w:r>
+    </w:p>
+    <w:p>
+      <w:pPr>
+        <w:tabs>
+          <w:tab w:val="left" w:pos="1370"/>
+        </w:tabs>
+        <w:rPr>
+          <w:rFonts w:ascii="Segoe UI" w:hAnsi="Segoe UI" w:cs="Segoe UI"/>
+        </w:rPr>
+      </w:pPr>
+      <w:proofErr w:type="spellStart"/>
+      <w:r>
+        <w:rPr>
+          <w:rFonts w:ascii="Segoe UI" w:hAnsi="Segoe UI" w:cs="Segoe UI"/>
+        </w:rPr>
+        <w:t>rtp_symmetric</w:t>
+      </w:r>
+      <w:proofErr w:type="spellEnd"/>
+      <w:r>
+        <w:rPr>
+          <w:rFonts w:ascii="Segoe UI" w:hAnsi="Segoe UI" w:cs="Segoe UI"/>
+        </w:rPr>
+        <w:t>=yes</w:t>
+      </w:r>
+    </w:p>
+    <w:p>
+      <w:pPr>
+        <w:tabs>
+          <w:tab w:val="left" w:pos="1370"/>
+        </w:tabs>
+        <w:rPr>
+          <w:rFonts w:ascii="Segoe UI" w:hAnsi="Segoe UI" w:cs="Segoe UI"/>
+        </w:rPr>
+      </w:pPr>
+      <w:proofErr w:type="spellStart"/>
+      <w:r>
+        <w:rPr>
+          <w:rFonts w:ascii="Segoe UI" w:hAnsi="Segoe UI" w:cs="Segoe UI"/>
+        </w:rPr>
+        <w:t>rewrite_contact</w:t>
+      </w:r>
+      <w:proofErr w:type="spellEnd"/>
+      <w:r>
+        <w:rPr>
+          <w:rFonts w:ascii="Segoe UI" w:hAnsi="Segoe UI" w:cs="Segoe UI"/>
+        </w:rPr>
+        <w:t>=yes</w:t>
+      </w:r>
+    </w:p>
+    <w:p>
+      <w:pPr>
+        <w:tabs>
+          <w:tab w:val="left" w:pos="1370"/>
+        </w:tabs>
+        <w:rPr>
+          <w:rFonts w:ascii="Segoe UI" w:hAnsi="Segoe UI" w:cs="Segoe UI"/>
+        </w:rPr>
+      </w:pPr>
+      <w:proofErr w:type="spellStart"/>
+      <w:r>
+        <w:rPr>
+          <w:rFonts w:ascii="Segoe UI" w:hAnsi="Segoe UI" w:cs="Segoe UI"/>
+        </w:rPr>
+        <w:t>direct_media</w:t>
+      </w:r>
+      <w:proofErr w:type="spellEnd"/>
+      <w:r>
+        <w:rPr>
+          <w:rFonts w:ascii="Segoe UI" w:hAnsi="Segoe UI" w:cs="Segoe UI"/>
+        </w:rPr>
+        <w:t>=no</w:t>
+      </w:r>
+    </w:p>
+    <w:p>
+      <w:pPr>
+        <w:tabs>
+          <w:tab w:val="left" w:pos="1370"/>
+        </w:tabs>
+        <w:rPr>
+          <w:rFonts w:ascii="Segoe UI" w:hAnsi="Segoe UI" w:cs="Segoe UI"/>
+        </w:rPr>
+      </w:pPr>
+    </w:p>
+    <w:p>
+      <w:pPr>
+        <w:tabs>
+          <w:tab w:val="left" w:pos="1370"/>
+        </w:tabs>
+        <w:rPr>
+          <w:rFonts w:ascii="Segoe UI" w:hAnsi="Segoe UI" w:cs="Segoe UI"/>
+        </w:rPr>
+      </w:pPr>
+      <w:r>
+        <w:rPr>
+          <w:rFonts w:ascii="Segoe UI" w:hAnsi="Segoe UI" w:cs="Segoe UI"/>
+        </w:rPr>
+        <w:t>[e2]</w:t>
+      </w:r>
+    </w:p>
+    <w:p>
+      <w:pPr>
+        <w:tabs>
+          <w:tab w:val="left" w:pos="1370"/>
+        </w:tabs>
+        <w:rPr>
+          <w:rFonts w:ascii="Segoe UI" w:hAnsi="Segoe UI" w:cs="Segoe UI"/>
+        </w:rPr>
+      </w:pPr>
+      <w:proofErr w:type="gramStart"/>
+      <w:r>
+        <w:rPr>
+          <w:rFonts w:ascii="Segoe UI" w:hAnsi="Segoe UI" w:cs="Segoe UI"/>
+        </w:rPr>
         <w:t>type=</w:t>
       </w:r>
+      <w:proofErr w:type="spellStart"/>
       <w:proofErr w:type="gramEnd"/>
       <w:r>
         <w:rPr>
           <w:rFonts w:ascii="Segoe UI" w:hAnsi="Segoe UI" w:cs="Segoe UI"/>
         </w:rPr>
-        <w:t>endpoint</w:t>
-      </w:r>
+        <w:t>auth</w:t>
+      </w:r>
+      <w:proofErr w:type="spellEnd"/>
     </w:p>
     <w:p>
       <w:pPr>
@@ -7340,19 +10709,51 @@
           <w:rFonts w:ascii="Segoe UI" w:hAnsi="Segoe UI" w:cs="Segoe UI"/>
         </w:rPr>
       </w:pPr>
+      <w:proofErr w:type="spellStart"/>
+      <w:r>
+        <w:rPr>
+          <w:rFonts w:ascii="Segoe UI" w:hAnsi="Segoe UI" w:cs="Segoe UI"/>
+        </w:rPr>
+        <w:t>auth_type</w:t>
+      </w:r>
+      <w:proofErr w:type="spellEnd"/>
+      <w:r>
+        <w:rPr>
+          <w:rFonts w:ascii="Segoe UI" w:hAnsi="Segoe UI" w:cs="Segoe UI"/>
+        </w:rPr>
+        <w:t>=</w:t>
+      </w:r>
+      <w:proofErr w:type="spellStart"/>
+      <w:r>
+        <w:rPr>
+          <w:rFonts w:ascii="Segoe UI" w:hAnsi="Segoe UI" w:cs="Segoe UI"/>
+        </w:rPr>
+        <w:t>userpass</w:t>
+      </w:r>
+      <w:proofErr w:type="spellEnd"/>
+    </w:p>
+    <w:p>
+      <w:pPr>
+        <w:tabs>
+          <w:tab w:val="left" w:pos="1370"/>
+        </w:tabs>
+        <w:rPr>
+          <w:rFonts w:ascii="Segoe UI" w:hAnsi="Segoe UI" w:cs="Segoe UI"/>
+        </w:rPr>
+      </w:pPr>
       <w:proofErr w:type="gramStart"/>
       <w:r>
         <w:rPr>
           <w:rFonts w:ascii="Segoe UI" w:hAnsi="Segoe UI" w:cs="Segoe UI"/>
         </w:rPr>
-        <w:t>context=</w:t>
+        <w:t>password</w:t>
       </w:r>
       <w:proofErr w:type="gramEnd"/>
       <w:r>
         <w:rPr>
           <w:rFonts w:ascii="Segoe UI" w:hAnsi="Segoe UI" w:cs="Segoe UI"/>
         </w:rPr>
-        <w:t>from-internal</w:t>
+        <w:t>=#supersecret2#</w:t>
       </w:r>
     </w:p>
     <w:p>
@@ -7369,14 +10770,14 @@
         <w:rPr>
           <w:rFonts w:ascii="Segoe UI" w:hAnsi="Segoe UI" w:cs="Segoe UI"/>
         </w:rPr>
-        <w:t>disallow=</w:t>
+        <w:t>username=</w:t>
       </w:r>
       <w:proofErr w:type="gramEnd"/>
       <w:r>
         <w:rPr>
           <w:rFonts w:ascii="Segoe UI" w:hAnsi="Segoe UI" w:cs="Segoe UI"/>
         </w:rPr>
-        <w:t>all</w:t>
+        <w:t>e2</w:t>
       </w:r>
     </w:p>
     <w:p>
@@ -7388,12 +10789,38 @@
           <w:rFonts w:ascii="Segoe UI" w:hAnsi="Segoe UI" w:cs="Segoe UI"/>
         </w:rPr>
       </w:pPr>
+    </w:p>
+    <w:p>
+      <w:pPr>
+        <w:tabs>
+          <w:tab w:val="left" w:pos="1370"/>
+        </w:tabs>
+        <w:rPr>
+          <w:rFonts w:ascii="Segoe UI" w:hAnsi="Segoe UI" w:cs="Segoe UI"/>
+        </w:rPr>
+      </w:pPr>
+      <w:r>
+        <w:rPr>
+          <w:rFonts w:ascii="Segoe UI" w:hAnsi="Segoe UI" w:cs="Segoe UI"/>
+        </w:rPr>
+        <w:t>[e2]</w:t>
+      </w:r>
+    </w:p>
+    <w:p>
+      <w:pPr>
+        <w:tabs>
+          <w:tab w:val="left" w:pos="1370"/>
+        </w:tabs>
+        <w:rPr>
+          <w:rFonts w:ascii="Segoe UI" w:hAnsi="Segoe UI" w:cs="Segoe UI"/>
+        </w:rPr>
+      </w:pPr>
       <w:proofErr w:type="gramStart"/>
       <w:r>
         <w:rPr>
           <w:rFonts w:ascii="Segoe UI" w:hAnsi="Segoe UI" w:cs="Segoe UI"/>
         </w:rPr>
-        <w:t>allow=</w:t>
+        <w:t>type=</w:t>
       </w:r>
       <w:proofErr w:type="spellStart"/>
       <w:proofErr w:type="gramEnd"/>
@@ -7401,7 +10828,7 @@
         <w:rPr>
           <w:rFonts w:ascii="Segoe UI" w:hAnsi="Segoe UI" w:cs="Segoe UI"/>
         </w:rPr>
-        <w:t>ulaw</w:t>
+        <w:t>aor</w:t>
       </w:r>
       <w:proofErr w:type="spellEnd"/>
     </w:p>
@@ -7415,26 +10842,18 @@
         </w:rPr>
       </w:pPr>
       <w:proofErr w:type="spellStart"/>
-      <w:proofErr w:type="gramStart"/>
-      <w:r>
-        <w:rPr>
-          <w:rFonts w:ascii="Segoe UI" w:hAnsi="Segoe UI" w:cs="Segoe UI"/>
-        </w:rPr>
-        <w:t>auth</w:t>
-      </w:r>
-      <w:proofErr w:type="spellEnd"/>
-      <w:r>
-        <w:rPr>
-          <w:rFonts w:ascii="Segoe UI" w:hAnsi="Segoe UI" w:cs="Segoe UI"/>
-        </w:rPr>
-        <w:t>=</w:t>
-      </w:r>
-      <w:proofErr w:type="gramEnd"/>
-      <w:r>
-        <w:rPr>
-          <w:rFonts w:ascii="Segoe UI" w:hAnsi="Segoe UI" w:cs="Segoe UI"/>
-        </w:rPr>
-        <w:t>e1</w:t>
+      <w:r>
+        <w:rPr>
+          <w:rFonts w:ascii="Segoe UI" w:hAnsi="Segoe UI" w:cs="Segoe UI"/>
+        </w:rPr>
+        <w:t>max_contacts</w:t>
+      </w:r>
+      <w:proofErr w:type="spellEnd"/>
+      <w:r>
+        <w:rPr>
+          <w:rFonts w:ascii="Segoe UI" w:hAnsi="Segoe UI" w:cs="Segoe UI"/>
+        </w:rPr>
+        <w:t>=1</w:t>
       </w:r>
     </w:p>
     <w:p>
@@ -7446,28 +10865,6 @@
           <w:rFonts w:ascii="Segoe UI" w:hAnsi="Segoe UI" w:cs="Segoe UI"/>
         </w:rPr>
       </w:pPr>
-      <w:proofErr w:type="spellStart"/>
-      <w:proofErr w:type="gramStart"/>
-      <w:r>
-        <w:rPr>
-          <w:rFonts w:ascii="Segoe UI" w:hAnsi="Segoe UI" w:cs="Segoe UI"/>
-        </w:rPr>
-        <w:t>aors</w:t>
-      </w:r>
-      <w:proofErr w:type="spellEnd"/>
-      <w:r>
-        <w:rPr>
-          <w:rFonts w:ascii="Segoe UI" w:hAnsi="Segoe UI" w:cs="Segoe UI"/>
-        </w:rPr>
-        <w:t>=</w:t>
-      </w:r>
-      <w:proofErr w:type="gramEnd"/>
-      <w:r>
-        <w:rPr>
-          <w:rFonts w:ascii="Segoe UI" w:hAnsi="Segoe UI" w:cs="Segoe UI"/>
-        </w:rPr>
-        <w:t>e1</w:t>
-      </w:r>
     </w:p>
     <w:p>
       <w:pPr>
@@ -7478,832 +10875,11 @@
           <w:rFonts w:ascii="Segoe UI" w:hAnsi="Segoe UI" w:cs="Segoe UI"/>
         </w:rPr>
       </w:pPr>
-      <w:proofErr w:type="spellStart"/>
-      <w:r>
-        <w:rPr>
-          <w:rFonts w:ascii="Segoe UI" w:hAnsi="Segoe UI" w:cs="Segoe UI"/>
-        </w:rPr>
-        <w:t>force_rport</w:t>
-      </w:r>
-      <w:proofErr w:type="spellEnd"/>
-      <w:r>
-        <w:rPr>
-          <w:rFonts w:ascii="Segoe UI" w:hAnsi="Segoe UI" w:cs="Segoe UI"/>
-        </w:rPr>
-        <w:t>=yes</w:t>
-      </w:r>
-    </w:p>
-    <w:p>
-      <w:pPr>
-        <w:tabs>
-          <w:tab w:val="left" w:pos="1370"/>
-        </w:tabs>
-        <w:rPr>
-          <w:rFonts w:ascii="Segoe UI" w:hAnsi="Segoe UI" w:cs="Segoe UI"/>
-        </w:rPr>
-      </w:pPr>
-      <w:proofErr w:type="spellStart"/>
-      <w:r>
-        <w:rPr>
-          <w:rFonts w:ascii="Segoe UI" w:hAnsi="Segoe UI" w:cs="Segoe UI"/>
-        </w:rPr>
-        <w:t>rtp_symmetric</w:t>
-      </w:r>
-      <w:proofErr w:type="spellEnd"/>
-      <w:r>
-        <w:rPr>
-          <w:rFonts w:ascii="Segoe UI" w:hAnsi="Segoe UI" w:cs="Segoe UI"/>
-        </w:rPr>
-        <w:t>=yes</w:t>
-      </w:r>
-    </w:p>
-    <w:p>
-      <w:pPr>
-        <w:tabs>
-          <w:tab w:val="left" w:pos="1370"/>
-        </w:tabs>
-        <w:rPr>
-          <w:rFonts w:ascii="Segoe UI" w:hAnsi="Segoe UI" w:cs="Segoe UI"/>
-        </w:rPr>
-      </w:pPr>
-      <w:proofErr w:type="spellStart"/>
-      <w:r>
-        <w:rPr>
-          <w:rFonts w:ascii="Segoe UI" w:hAnsi="Segoe UI" w:cs="Segoe UI"/>
-        </w:rPr>
-        <w:t>rewrite_contact</w:t>
-      </w:r>
-      <w:proofErr w:type="spellEnd"/>
-      <w:r>
-        <w:rPr>
-          <w:rFonts w:ascii="Segoe UI" w:hAnsi="Segoe UI" w:cs="Segoe UI"/>
-        </w:rPr>
-        <w:t>=yes</w:t>
-      </w:r>
-    </w:p>
-    <w:p>
-      <w:pPr>
-        <w:tabs>
-          <w:tab w:val="left" w:pos="1370"/>
-        </w:tabs>
-        <w:rPr>
-          <w:rFonts w:ascii="Segoe UI" w:hAnsi="Segoe UI" w:cs="Segoe UI"/>
-        </w:rPr>
-      </w:pPr>
-      <w:proofErr w:type="spellStart"/>
-      <w:r>
-        <w:rPr>
-          <w:rFonts w:ascii="Segoe UI" w:hAnsi="Segoe UI" w:cs="Segoe UI"/>
-        </w:rPr>
-        <w:t>direct_media</w:t>
-      </w:r>
-      <w:proofErr w:type="spellEnd"/>
-      <w:r>
-        <w:rPr>
-          <w:rFonts w:ascii="Segoe UI" w:hAnsi="Segoe UI" w:cs="Segoe UI"/>
-        </w:rPr>
-        <w:t>=no</w:t>
-      </w:r>
-    </w:p>
-    <w:p>
-      <w:pPr>
-        <w:tabs>
-          <w:tab w:val="left" w:pos="1370"/>
-        </w:tabs>
-        <w:rPr>
-          <w:rFonts w:ascii="Segoe UI" w:hAnsi="Segoe UI" w:cs="Segoe UI"/>
-        </w:rPr>
-      </w:pPr>
-    </w:p>
-    <w:p>
-      <w:pPr>
-        <w:tabs>
-          <w:tab w:val="left" w:pos="1370"/>
-        </w:tabs>
-        <w:rPr>
-          <w:rFonts w:ascii="Segoe UI" w:hAnsi="Segoe UI" w:cs="Segoe UI"/>
-        </w:rPr>
-      </w:pPr>
-      <w:r>
-        <w:rPr>
-          <w:rFonts w:ascii="Segoe UI" w:hAnsi="Segoe UI" w:cs="Segoe UI"/>
-        </w:rPr>
-        <w:t>[e1]</w:t>
-      </w:r>
-    </w:p>
-    <w:p>
-      <w:pPr>
-        <w:tabs>
-          <w:tab w:val="left" w:pos="1370"/>
-        </w:tabs>
-        <w:rPr>
-          <w:rFonts w:ascii="Segoe UI" w:hAnsi="Segoe UI" w:cs="Segoe UI"/>
-        </w:rPr>
-      </w:pPr>
-      <w:proofErr w:type="gramStart"/>
-      <w:r>
-        <w:rPr>
-          <w:rFonts w:ascii="Segoe UI" w:hAnsi="Segoe UI" w:cs="Segoe UI"/>
-        </w:rPr>
-        <w:t>type=</w:t>
-      </w:r>
-      <w:proofErr w:type="spellStart"/>
-      <w:proofErr w:type="gramEnd"/>
-      <w:r>
-        <w:rPr>
-          <w:rFonts w:ascii="Segoe UI" w:hAnsi="Segoe UI" w:cs="Segoe UI"/>
-        </w:rPr>
-        <w:t>auth</w:t>
-      </w:r>
-      <w:proofErr w:type="spellEnd"/>
-    </w:p>
-    <w:p>
-      <w:pPr>
-        <w:tabs>
-          <w:tab w:val="left" w:pos="1370"/>
-        </w:tabs>
-        <w:rPr>
-          <w:rFonts w:ascii="Segoe UI" w:hAnsi="Segoe UI" w:cs="Segoe UI"/>
-        </w:rPr>
-      </w:pPr>
-      <w:proofErr w:type="spellStart"/>
-      <w:r>
-        <w:rPr>
-          <w:rFonts w:ascii="Segoe UI" w:hAnsi="Segoe UI" w:cs="Segoe UI"/>
-        </w:rPr>
-        <w:t>auth_type</w:t>
-      </w:r>
-      <w:proofErr w:type="spellEnd"/>
-      <w:r>
-        <w:rPr>
-          <w:rFonts w:ascii="Segoe UI" w:hAnsi="Segoe UI" w:cs="Segoe UI"/>
-        </w:rPr>
-        <w:t>=</w:t>
-      </w:r>
-      <w:proofErr w:type="spellStart"/>
-      <w:r>
-        <w:rPr>
-          <w:rFonts w:ascii="Segoe UI" w:hAnsi="Segoe UI" w:cs="Segoe UI"/>
-        </w:rPr>
-        <w:t>userpass</w:t>
-      </w:r>
-      <w:proofErr w:type="spellEnd"/>
-    </w:p>
-    <w:p>
-      <w:pPr>
-        <w:tabs>
-          <w:tab w:val="left" w:pos="1370"/>
-        </w:tabs>
-        <w:rPr>
-          <w:rFonts w:ascii="Segoe UI" w:hAnsi="Segoe UI" w:cs="Segoe UI"/>
-        </w:rPr>
-      </w:pPr>
-      <w:proofErr w:type="gramStart"/>
       <w:r>
         <w:rPr>
           <w:rFonts w:ascii="Segoe UI" w:hAnsi="Segoe UI" w:cs="Segoe UI"/>
         </w:rPr>
         <w:lastRenderedPageBreak/>
-        <w:t>password</w:t>
-      </w:r>
-      <w:proofErr w:type="gramEnd"/>
-      <w:r>
-        <w:rPr>
-          <w:rFonts w:ascii="Segoe UI" w:hAnsi="Segoe UI" w:cs="Segoe UI"/>
-        </w:rPr>
-        <w:t>=#</w:t>
-      </w:r>
-      <w:proofErr w:type="spellStart"/>
-      <w:r>
-        <w:rPr>
-          <w:rFonts w:ascii="Segoe UI" w:hAnsi="Segoe UI" w:cs="Segoe UI"/>
-        </w:rPr>
-        <w:t>supersecret</w:t>
-      </w:r>
-      <w:proofErr w:type="spellEnd"/>
-      <w:r>
-        <w:rPr>
-          <w:rFonts w:ascii="Segoe UI" w:hAnsi="Segoe UI" w:cs="Segoe UI"/>
-        </w:rPr>
-        <w:t>#</w:t>
-      </w:r>
-    </w:p>
-    <w:p>
-      <w:pPr>
-        <w:tabs>
-          <w:tab w:val="left" w:pos="1370"/>
-        </w:tabs>
-        <w:rPr>
-          <w:rFonts w:ascii="Segoe UI" w:hAnsi="Segoe UI" w:cs="Segoe UI"/>
-        </w:rPr>
-      </w:pPr>
-      <w:proofErr w:type="gramStart"/>
-      <w:r>
-        <w:rPr>
-          <w:rFonts w:ascii="Segoe UI" w:hAnsi="Segoe UI" w:cs="Segoe UI"/>
-        </w:rPr>
-        <w:t>username=</w:t>
-      </w:r>
-      <w:proofErr w:type="gramEnd"/>
-      <w:r>
-        <w:rPr>
-          <w:rFonts w:ascii="Segoe UI" w:hAnsi="Segoe UI" w:cs="Segoe UI"/>
-        </w:rPr>
-        <w:t>e1</w:t>
-      </w:r>
-    </w:p>
-    <w:p>
-      <w:pPr>
-        <w:tabs>
-          <w:tab w:val="left" w:pos="1370"/>
-        </w:tabs>
-        <w:rPr>
-          <w:rFonts w:ascii="Segoe UI" w:hAnsi="Segoe UI" w:cs="Segoe UI"/>
-        </w:rPr>
-      </w:pPr>
-    </w:p>
-    <w:p>
-      <w:pPr>
-        <w:tabs>
-          <w:tab w:val="left" w:pos="1370"/>
-        </w:tabs>
-        <w:rPr>
-          <w:rFonts w:ascii="Segoe UI" w:hAnsi="Segoe UI" w:cs="Segoe UI"/>
-        </w:rPr>
-      </w:pPr>
-      <w:r>
-        <w:rPr>
-          <w:rFonts w:ascii="Segoe UI" w:hAnsi="Segoe UI" w:cs="Segoe UI"/>
-        </w:rPr>
-        <w:t>[e1]</w:t>
-      </w:r>
-    </w:p>
-    <w:p>
-      <w:pPr>
-        <w:tabs>
-          <w:tab w:val="left" w:pos="1370"/>
-        </w:tabs>
-        <w:rPr>
-          <w:rFonts w:ascii="Segoe UI" w:hAnsi="Segoe UI" w:cs="Segoe UI"/>
-        </w:rPr>
-      </w:pPr>
-      <w:proofErr w:type="gramStart"/>
-      <w:r>
-        <w:rPr>
-          <w:rFonts w:ascii="Segoe UI" w:hAnsi="Segoe UI" w:cs="Segoe UI"/>
-        </w:rPr>
-        <w:t>type=</w:t>
-      </w:r>
-      <w:proofErr w:type="spellStart"/>
-      <w:proofErr w:type="gramEnd"/>
-      <w:r>
-        <w:rPr>
-          <w:rFonts w:ascii="Segoe UI" w:hAnsi="Segoe UI" w:cs="Segoe UI"/>
-        </w:rPr>
-        <w:t>aor</w:t>
-      </w:r>
-      <w:proofErr w:type="spellEnd"/>
-    </w:p>
-    <w:p>
-      <w:pPr>
-        <w:tabs>
-          <w:tab w:val="left" w:pos="1370"/>
-        </w:tabs>
-        <w:rPr>
-          <w:rFonts w:ascii="Segoe UI" w:hAnsi="Segoe UI" w:cs="Segoe UI"/>
-        </w:rPr>
-      </w:pPr>
-      <w:proofErr w:type="spellStart"/>
-      <w:r>
-        <w:rPr>
-          <w:rFonts w:ascii="Segoe UI" w:hAnsi="Segoe UI" w:cs="Segoe UI"/>
-        </w:rPr>
-        <w:t>max_contacts</w:t>
-      </w:r>
-      <w:proofErr w:type="spellEnd"/>
-      <w:r>
-        <w:rPr>
-          <w:rFonts w:ascii="Segoe UI" w:hAnsi="Segoe UI" w:cs="Segoe UI"/>
-        </w:rPr>
-        <w:t>=1</w:t>
-      </w:r>
-    </w:p>
-    <w:p>
-      <w:pPr>
-        <w:tabs>
-          <w:tab w:val="left" w:pos="1370"/>
-        </w:tabs>
-        <w:rPr>
-          <w:rFonts w:ascii="Segoe UI" w:hAnsi="Segoe UI" w:cs="Segoe UI"/>
-        </w:rPr>
-      </w:pPr>
-    </w:p>
-    <w:p>
-      <w:pPr>
-        <w:tabs>
-          <w:tab w:val="left" w:pos="1370"/>
-        </w:tabs>
-        <w:rPr>
-          <w:rFonts w:ascii="Segoe UI" w:hAnsi="Segoe UI" w:cs="Segoe UI"/>
-        </w:rPr>
-      </w:pPr>
-      <w:r>
-        <w:rPr>
-          <w:rFonts w:ascii="Segoe UI" w:hAnsi="Segoe UI" w:cs="Segoe UI"/>
-        </w:rPr>
-        <w:t>[e2]</w:t>
-      </w:r>
-    </w:p>
-    <w:p>
-      <w:pPr>
-        <w:tabs>
-          <w:tab w:val="left" w:pos="1370"/>
-        </w:tabs>
-        <w:rPr>
-          <w:rFonts w:ascii="Segoe UI" w:hAnsi="Segoe UI" w:cs="Segoe UI"/>
-        </w:rPr>
-      </w:pPr>
-      <w:proofErr w:type="gramStart"/>
-      <w:r>
-        <w:rPr>
-          <w:rFonts w:ascii="Segoe UI" w:hAnsi="Segoe UI" w:cs="Segoe UI"/>
-        </w:rPr>
-        <w:t>type=</w:t>
-      </w:r>
-      <w:proofErr w:type="gramEnd"/>
-      <w:r>
-        <w:rPr>
-          <w:rFonts w:ascii="Segoe UI" w:hAnsi="Segoe UI" w:cs="Segoe UI"/>
-        </w:rPr>
-        <w:t>endpoint</w:t>
-      </w:r>
-    </w:p>
-    <w:p>
-      <w:pPr>
-        <w:tabs>
-          <w:tab w:val="left" w:pos="1370"/>
-        </w:tabs>
-        <w:rPr>
-          <w:rFonts w:ascii="Segoe UI" w:hAnsi="Segoe UI" w:cs="Segoe UI"/>
-        </w:rPr>
-      </w:pPr>
-      <w:proofErr w:type="gramStart"/>
-      <w:r>
-        <w:rPr>
-          <w:rFonts w:ascii="Segoe UI" w:hAnsi="Segoe UI" w:cs="Segoe UI"/>
-        </w:rPr>
-        <w:t>context=</w:t>
-      </w:r>
-      <w:proofErr w:type="gramEnd"/>
-      <w:r>
-        <w:rPr>
-          <w:rFonts w:ascii="Segoe UI" w:hAnsi="Segoe UI" w:cs="Segoe UI"/>
-        </w:rPr>
-        <w:t>from-internal</w:t>
-      </w:r>
-    </w:p>
-    <w:p>
-      <w:pPr>
-        <w:tabs>
-          <w:tab w:val="left" w:pos="1370"/>
-        </w:tabs>
-        <w:rPr>
-          <w:rFonts w:ascii="Segoe UI" w:hAnsi="Segoe UI" w:cs="Segoe UI"/>
-        </w:rPr>
-      </w:pPr>
-      <w:proofErr w:type="gramStart"/>
-      <w:r>
-        <w:rPr>
-          <w:rFonts w:ascii="Segoe UI" w:hAnsi="Segoe UI" w:cs="Segoe UI"/>
-        </w:rPr>
-        <w:t>disallow=</w:t>
-      </w:r>
-      <w:proofErr w:type="gramEnd"/>
-      <w:r>
-        <w:rPr>
-          <w:rFonts w:ascii="Segoe UI" w:hAnsi="Segoe UI" w:cs="Segoe UI"/>
-        </w:rPr>
-        <w:t>all</w:t>
-      </w:r>
-    </w:p>
-    <w:p>
-      <w:pPr>
-        <w:tabs>
-          <w:tab w:val="left" w:pos="1370"/>
-        </w:tabs>
-        <w:rPr>
-          <w:rFonts w:ascii="Segoe UI" w:hAnsi="Segoe UI" w:cs="Segoe UI"/>
-        </w:rPr>
-      </w:pPr>
-      <w:proofErr w:type="gramStart"/>
-      <w:r>
-        <w:rPr>
-          <w:rFonts w:ascii="Segoe UI" w:hAnsi="Segoe UI" w:cs="Segoe UI"/>
-        </w:rPr>
-        <w:t>allow=</w:t>
-      </w:r>
-      <w:proofErr w:type="spellStart"/>
-      <w:proofErr w:type="gramEnd"/>
-      <w:r>
-        <w:rPr>
-          <w:rFonts w:ascii="Segoe UI" w:hAnsi="Segoe UI" w:cs="Segoe UI"/>
-        </w:rPr>
-        <w:t>ulaw</w:t>
-      </w:r>
-      <w:proofErr w:type="spellEnd"/>
-    </w:p>
-    <w:p>
-      <w:pPr>
-        <w:tabs>
-          <w:tab w:val="left" w:pos="1370"/>
-        </w:tabs>
-        <w:rPr>
-          <w:rFonts w:ascii="Segoe UI" w:hAnsi="Segoe UI" w:cs="Segoe UI"/>
-        </w:rPr>
-      </w:pPr>
-      <w:proofErr w:type="spellStart"/>
-      <w:proofErr w:type="gramStart"/>
-      <w:r>
-        <w:rPr>
-          <w:rFonts w:ascii="Segoe UI" w:hAnsi="Segoe UI" w:cs="Segoe UI"/>
-        </w:rPr>
-        <w:t>auth</w:t>
-      </w:r>
-      <w:proofErr w:type="spellEnd"/>
-      <w:r>
-        <w:rPr>
-          <w:rFonts w:ascii="Segoe UI" w:hAnsi="Segoe UI" w:cs="Segoe UI"/>
-        </w:rPr>
-        <w:t>=</w:t>
-      </w:r>
-      <w:proofErr w:type="gramEnd"/>
-      <w:r>
-        <w:rPr>
-          <w:rFonts w:ascii="Segoe UI" w:hAnsi="Segoe UI" w:cs="Segoe UI"/>
-        </w:rPr>
-        <w:t>e2</w:t>
-      </w:r>
-    </w:p>
-    <w:p>
-      <w:pPr>
-        <w:tabs>
-          <w:tab w:val="left" w:pos="1370"/>
-        </w:tabs>
-        <w:rPr>
-          <w:rFonts w:ascii="Segoe UI" w:hAnsi="Segoe UI" w:cs="Segoe UI"/>
-        </w:rPr>
-      </w:pPr>
-      <w:proofErr w:type="spellStart"/>
-      <w:proofErr w:type="gramStart"/>
-      <w:r>
-        <w:rPr>
-          <w:rFonts w:ascii="Segoe UI" w:hAnsi="Segoe UI" w:cs="Segoe UI"/>
-        </w:rPr>
-        <w:t>aors</w:t>
-      </w:r>
-      <w:proofErr w:type="spellEnd"/>
-      <w:r>
-        <w:rPr>
-          <w:rFonts w:ascii="Segoe UI" w:hAnsi="Segoe UI" w:cs="Segoe UI"/>
-        </w:rPr>
-        <w:t>=</w:t>
-      </w:r>
-      <w:proofErr w:type="gramEnd"/>
-      <w:r>
-        <w:rPr>
-          <w:rFonts w:ascii="Segoe UI" w:hAnsi="Segoe UI" w:cs="Segoe UI"/>
-        </w:rPr>
-        <w:t>e2</w:t>
-      </w:r>
-    </w:p>
-    <w:p>
-      <w:pPr>
-        <w:tabs>
-          <w:tab w:val="left" w:pos="1370"/>
-        </w:tabs>
-        <w:rPr>
-          <w:rFonts w:ascii="Segoe UI" w:hAnsi="Segoe UI" w:cs="Segoe UI"/>
-        </w:rPr>
-      </w:pPr>
-      <w:proofErr w:type="spellStart"/>
-      <w:r>
-        <w:rPr>
-          <w:rFonts w:ascii="Segoe UI" w:hAnsi="Segoe UI" w:cs="Segoe UI"/>
-        </w:rPr>
-        <w:t>force_rport</w:t>
-      </w:r>
-      <w:proofErr w:type="spellEnd"/>
-      <w:r>
-        <w:rPr>
-          <w:rFonts w:ascii="Segoe UI" w:hAnsi="Segoe UI" w:cs="Segoe UI"/>
-        </w:rPr>
-        <w:t>=yes</w:t>
-      </w:r>
-    </w:p>
-    <w:p>
-      <w:pPr>
-        <w:tabs>
-          <w:tab w:val="left" w:pos="1370"/>
-        </w:tabs>
-        <w:rPr>
-          <w:rFonts w:ascii="Segoe UI" w:hAnsi="Segoe UI" w:cs="Segoe UI"/>
-        </w:rPr>
-      </w:pPr>
-      <w:proofErr w:type="spellStart"/>
-      <w:r>
-        <w:rPr>
-          <w:rFonts w:ascii="Segoe UI" w:hAnsi="Segoe UI" w:cs="Segoe UI"/>
-        </w:rPr>
-        <w:t>rtp_symmetric</w:t>
-      </w:r>
-      <w:proofErr w:type="spellEnd"/>
-      <w:r>
-        <w:rPr>
-          <w:rFonts w:ascii="Segoe UI" w:hAnsi="Segoe UI" w:cs="Segoe UI"/>
-        </w:rPr>
-        <w:t>=yes</w:t>
-      </w:r>
-    </w:p>
-    <w:p>
-      <w:pPr>
-        <w:tabs>
-          <w:tab w:val="left" w:pos="1370"/>
-        </w:tabs>
-        <w:rPr>
-          <w:rFonts w:ascii="Segoe UI" w:hAnsi="Segoe UI" w:cs="Segoe UI"/>
-        </w:rPr>
-      </w:pPr>
-      <w:proofErr w:type="spellStart"/>
-      <w:r>
-        <w:rPr>
-          <w:rFonts w:ascii="Segoe UI" w:hAnsi="Segoe UI" w:cs="Segoe UI"/>
-        </w:rPr>
-        <w:t>rewrite_contact</w:t>
-      </w:r>
-      <w:proofErr w:type="spellEnd"/>
-      <w:r>
-        <w:rPr>
-          <w:rFonts w:ascii="Segoe UI" w:hAnsi="Segoe UI" w:cs="Segoe UI"/>
-        </w:rPr>
-        <w:t>=yes</w:t>
-      </w:r>
-    </w:p>
-    <w:p>
-      <w:pPr>
-        <w:tabs>
-          <w:tab w:val="left" w:pos="1370"/>
-        </w:tabs>
-        <w:rPr>
-          <w:rFonts w:ascii="Segoe UI" w:hAnsi="Segoe UI" w:cs="Segoe UI"/>
-        </w:rPr>
-      </w:pPr>
-      <w:proofErr w:type="spellStart"/>
-      <w:r>
-        <w:rPr>
-          <w:rFonts w:ascii="Segoe UI" w:hAnsi="Segoe UI" w:cs="Segoe UI"/>
-        </w:rPr>
-        <w:t>direct_media</w:t>
-      </w:r>
-      <w:proofErr w:type="spellEnd"/>
-      <w:r>
-        <w:rPr>
-          <w:rFonts w:ascii="Segoe UI" w:hAnsi="Segoe UI" w:cs="Segoe UI"/>
-        </w:rPr>
-        <w:t>=no</w:t>
-      </w:r>
-    </w:p>
-    <w:p>
-      <w:pPr>
-        <w:tabs>
-          <w:tab w:val="left" w:pos="1370"/>
-        </w:tabs>
-        <w:rPr>
-          <w:rFonts w:ascii="Segoe UI" w:hAnsi="Segoe UI" w:cs="Segoe UI"/>
-        </w:rPr>
-      </w:pPr>
-    </w:p>
-    <w:p>
-      <w:pPr>
-        <w:tabs>
-          <w:tab w:val="left" w:pos="1370"/>
-        </w:tabs>
-        <w:rPr>
-          <w:rFonts w:ascii="Segoe UI" w:hAnsi="Segoe UI" w:cs="Segoe UI"/>
-        </w:rPr>
-      </w:pPr>
-      <w:r>
-        <w:rPr>
-          <w:rFonts w:ascii="Segoe UI" w:hAnsi="Segoe UI" w:cs="Segoe UI"/>
-        </w:rPr>
-        <w:t>[e2]</w:t>
-      </w:r>
-    </w:p>
-    <w:p>
-      <w:pPr>
-        <w:tabs>
-          <w:tab w:val="left" w:pos="1370"/>
-        </w:tabs>
-        <w:rPr>
-          <w:rFonts w:ascii="Segoe UI" w:hAnsi="Segoe UI" w:cs="Segoe UI"/>
-        </w:rPr>
-      </w:pPr>
-      <w:proofErr w:type="gramStart"/>
-      <w:r>
-        <w:rPr>
-          <w:rFonts w:ascii="Segoe UI" w:hAnsi="Segoe UI" w:cs="Segoe UI"/>
-        </w:rPr>
-        <w:t>type=</w:t>
-      </w:r>
-      <w:proofErr w:type="spellStart"/>
-      <w:proofErr w:type="gramEnd"/>
-      <w:r>
-        <w:rPr>
-          <w:rFonts w:ascii="Segoe UI" w:hAnsi="Segoe UI" w:cs="Segoe UI"/>
-        </w:rPr>
-        <w:t>auth</w:t>
-      </w:r>
-      <w:proofErr w:type="spellEnd"/>
-    </w:p>
-    <w:p>
-      <w:pPr>
-        <w:tabs>
-          <w:tab w:val="left" w:pos="1370"/>
-        </w:tabs>
-        <w:rPr>
-          <w:rFonts w:ascii="Segoe UI" w:hAnsi="Segoe UI" w:cs="Segoe UI"/>
-        </w:rPr>
-      </w:pPr>
-      <w:proofErr w:type="spellStart"/>
-      <w:r>
-        <w:rPr>
-          <w:rFonts w:ascii="Segoe UI" w:hAnsi="Segoe UI" w:cs="Segoe UI"/>
-        </w:rPr>
-        <w:t>auth_type</w:t>
-      </w:r>
-      <w:proofErr w:type="spellEnd"/>
-      <w:r>
-        <w:rPr>
-          <w:rFonts w:ascii="Segoe UI" w:hAnsi="Segoe UI" w:cs="Segoe UI"/>
-        </w:rPr>
-        <w:t>=</w:t>
-      </w:r>
-      <w:proofErr w:type="spellStart"/>
-      <w:r>
-        <w:rPr>
-          <w:rFonts w:ascii="Segoe UI" w:hAnsi="Segoe UI" w:cs="Segoe UI"/>
-        </w:rPr>
-        <w:t>userpass</w:t>
-      </w:r>
-      <w:proofErr w:type="spellEnd"/>
-    </w:p>
-    <w:p>
-      <w:pPr>
-        <w:tabs>
-          <w:tab w:val="left" w:pos="1370"/>
-        </w:tabs>
-        <w:rPr>
-          <w:rFonts w:ascii="Segoe UI" w:hAnsi="Segoe UI" w:cs="Segoe UI"/>
-        </w:rPr>
-      </w:pPr>
-      <w:proofErr w:type="gramStart"/>
-      <w:r>
-        <w:rPr>
-          <w:rFonts w:ascii="Segoe UI" w:hAnsi="Segoe UI" w:cs="Segoe UI"/>
-        </w:rPr>
-        <w:t>password</w:t>
-      </w:r>
-      <w:proofErr w:type="gramEnd"/>
-      <w:r>
-        <w:rPr>
-          <w:rFonts w:ascii="Segoe UI" w:hAnsi="Segoe UI" w:cs="Segoe UI"/>
-        </w:rPr>
-        <w:t>=#supersecret2#</w:t>
-      </w:r>
-    </w:p>
-    <w:p>
-      <w:pPr>
-        <w:tabs>
-          <w:tab w:val="left" w:pos="1370"/>
-        </w:tabs>
-        <w:rPr>
-          <w:rFonts w:ascii="Segoe UI" w:hAnsi="Segoe UI" w:cs="Segoe UI"/>
-        </w:rPr>
-      </w:pPr>
-      <w:proofErr w:type="gramStart"/>
-      <w:r>
-        <w:rPr>
-          <w:rFonts w:ascii="Segoe UI" w:hAnsi="Segoe UI" w:cs="Segoe UI"/>
-        </w:rPr>
-        <w:t>username=</w:t>
-      </w:r>
-      <w:proofErr w:type="gramEnd"/>
-      <w:r>
-        <w:rPr>
-          <w:rFonts w:ascii="Segoe UI" w:hAnsi="Segoe UI" w:cs="Segoe UI"/>
-        </w:rPr>
-        <w:t>e2</w:t>
-      </w:r>
-    </w:p>
-    <w:p>
-      <w:pPr>
-        <w:tabs>
-          <w:tab w:val="left" w:pos="1370"/>
-        </w:tabs>
-        <w:rPr>
-          <w:rFonts w:ascii="Segoe UI" w:hAnsi="Segoe UI" w:cs="Segoe UI"/>
-        </w:rPr>
-      </w:pPr>
-    </w:p>
-    <w:p>
-      <w:pPr>
-        <w:tabs>
-          <w:tab w:val="left" w:pos="1370"/>
-        </w:tabs>
-        <w:rPr>
-          <w:rFonts w:ascii="Segoe UI" w:hAnsi="Segoe UI" w:cs="Segoe UI"/>
-        </w:rPr>
-      </w:pPr>
-      <w:r>
-        <w:rPr>
-          <w:rFonts w:ascii="Segoe UI" w:hAnsi="Segoe UI" w:cs="Segoe UI"/>
-        </w:rPr>
-        <w:t>[e2]</w:t>
-      </w:r>
-    </w:p>
-    <w:p>
-      <w:pPr>
-        <w:tabs>
-          <w:tab w:val="left" w:pos="1370"/>
-        </w:tabs>
-        <w:rPr>
-          <w:rFonts w:ascii="Segoe UI" w:hAnsi="Segoe UI" w:cs="Segoe UI"/>
-        </w:rPr>
-      </w:pPr>
-      <w:proofErr w:type="gramStart"/>
-      <w:r>
-        <w:rPr>
-          <w:rFonts w:ascii="Segoe UI" w:hAnsi="Segoe UI" w:cs="Segoe UI"/>
-        </w:rPr>
-        <w:t>type=</w:t>
-      </w:r>
-      <w:proofErr w:type="spellStart"/>
-      <w:proofErr w:type="gramEnd"/>
-      <w:r>
-        <w:rPr>
-          <w:rFonts w:ascii="Segoe UI" w:hAnsi="Segoe UI" w:cs="Segoe UI"/>
-        </w:rPr>
-        <w:t>aor</w:t>
-      </w:r>
-      <w:proofErr w:type="spellEnd"/>
-    </w:p>
-    <w:p>
-      <w:pPr>
-        <w:tabs>
-          <w:tab w:val="left" w:pos="1370"/>
-        </w:tabs>
-        <w:rPr>
-          <w:rFonts w:ascii="Segoe UI" w:hAnsi="Segoe UI" w:cs="Segoe UI"/>
-        </w:rPr>
-      </w:pPr>
-      <w:proofErr w:type="spellStart"/>
-      <w:r>
-        <w:rPr>
-          <w:rFonts w:ascii="Segoe UI" w:hAnsi="Segoe UI" w:cs="Segoe UI"/>
-        </w:rPr>
-        <w:lastRenderedPageBreak/>
-        <w:t>max_contacts</w:t>
-      </w:r>
-      <w:proofErr w:type="spellEnd"/>
-      <w:r>
-        <w:rPr>
-          <w:rFonts w:ascii="Segoe UI" w:hAnsi="Segoe UI" w:cs="Segoe UI"/>
-        </w:rPr>
-        <w:t>=1</w:t>
-      </w:r>
-    </w:p>
-    <w:p>
-      <w:pPr>
-        <w:tabs>
-          <w:tab w:val="left" w:pos="1370"/>
-        </w:tabs>
-        <w:rPr>
-          <w:rFonts w:ascii="Segoe UI" w:hAnsi="Segoe UI" w:cs="Segoe UI"/>
-        </w:rPr>
-      </w:pPr>
-    </w:p>
-    <w:p>
-      <w:pPr>
-        <w:tabs>
-          <w:tab w:val="left" w:pos="1370"/>
-        </w:tabs>
-        <w:rPr>
-          <w:rFonts w:ascii="Segoe UI" w:hAnsi="Segoe UI" w:cs="Segoe UI"/>
-        </w:rPr>
-      </w:pPr>
-      <w:r>
-        <w:rPr>
-          <w:rFonts w:ascii="Segoe UI" w:hAnsi="Segoe UI" w:cs="Segoe UI"/>
-        </w:rPr>
         <w:t>[e3]</w:t>
       </w:r>
     </w:p>
@@ -8945,63 +11521,63 @@
         <w:rPr>
           <w:rFonts w:ascii="Segoe UI" w:hAnsi="Segoe UI" w:cs="Segoe UI"/>
         </w:rPr>
+        <w:t>sudo</w:t>
+      </w:r>
+      <w:proofErr w:type="spellEnd"/>
+      <w:proofErr w:type="gramEnd"/>
+      <w:r>
+        <w:rPr>
+          <w:rFonts w:ascii="Segoe UI" w:hAnsi="Segoe UI" w:cs="Segoe UI"/>
+        </w:rPr>
+        <w:t xml:space="preserve"> asterisk -r</w:t>
+      </w:r>
+    </w:p>
+    <w:p>
+      <w:pPr>
+        <w:tabs>
+          <w:tab w:val="left" w:pos="1370"/>
+        </w:tabs>
+        <w:rPr>
+          <w:rFonts w:ascii="Segoe UI" w:hAnsi="Segoe UI" w:cs="Segoe UI"/>
+        </w:rPr>
+      </w:pPr>
+      <w:r>
+        <w:rPr>
+          <w:rFonts w:ascii="Segoe UI" w:hAnsi="Segoe UI" w:cs="Segoe UI"/>
+        </w:rPr>
+        <w:t xml:space="preserve">&gt; </w:t>
+      </w:r>
+      <w:proofErr w:type="gramStart"/>
+      <w:r>
+        <w:rPr>
+          <w:rFonts w:ascii="Segoe UI" w:hAnsi="Segoe UI" w:cs="Segoe UI"/>
+        </w:rPr>
+        <w:t>core</w:t>
+      </w:r>
+      <w:proofErr w:type="gramEnd"/>
+      <w:r>
+        <w:rPr>
+          <w:rFonts w:ascii="Segoe UI" w:hAnsi="Segoe UI" w:cs="Segoe UI"/>
+        </w:rPr>
+        <w:t xml:space="preserve"> restart now</w:t>
+      </w:r>
+    </w:p>
+    <w:p>
+      <w:pPr>
+        <w:tabs>
+          <w:tab w:val="left" w:pos="1370"/>
+        </w:tabs>
+        <w:rPr>
+          <w:rFonts w:ascii="Segoe UI" w:hAnsi="Segoe UI" w:cs="Segoe UI"/>
+        </w:rPr>
+      </w:pPr>
+      <w:proofErr w:type="spellStart"/>
+      <w:proofErr w:type="gramStart"/>
+      <w:r>
+        <w:rPr>
+          <w:rFonts w:ascii="Segoe UI" w:hAnsi="Segoe UI" w:cs="Segoe UI"/>
+        </w:rPr>
         <w:lastRenderedPageBreak/>
-        <w:t>sudo</w:t>
-      </w:r>
-      <w:proofErr w:type="spellEnd"/>
-      <w:proofErr w:type="gramEnd"/>
-      <w:r>
-        <w:rPr>
-          <w:rFonts w:ascii="Segoe UI" w:hAnsi="Segoe UI" w:cs="Segoe UI"/>
-        </w:rPr>
-        <w:t xml:space="preserve"> asterisk -r</w:t>
-      </w:r>
-    </w:p>
-    <w:p>
-      <w:pPr>
-        <w:tabs>
-          <w:tab w:val="left" w:pos="1370"/>
-        </w:tabs>
-        <w:rPr>
-          <w:rFonts w:ascii="Segoe UI" w:hAnsi="Segoe UI" w:cs="Segoe UI"/>
-        </w:rPr>
-      </w:pPr>
-      <w:r>
-        <w:rPr>
-          <w:rFonts w:ascii="Segoe UI" w:hAnsi="Segoe UI" w:cs="Segoe UI"/>
-        </w:rPr>
-        <w:t xml:space="preserve">&gt; </w:t>
-      </w:r>
-      <w:proofErr w:type="gramStart"/>
-      <w:r>
-        <w:rPr>
-          <w:rFonts w:ascii="Segoe UI" w:hAnsi="Segoe UI" w:cs="Segoe UI"/>
-        </w:rPr>
-        <w:t>core</w:t>
-      </w:r>
-      <w:proofErr w:type="gramEnd"/>
-      <w:r>
-        <w:rPr>
-          <w:rFonts w:ascii="Segoe UI" w:hAnsi="Segoe UI" w:cs="Segoe UI"/>
-        </w:rPr>
-        <w:t xml:space="preserve"> restart now</w:t>
-      </w:r>
-    </w:p>
-    <w:p>
-      <w:pPr>
-        <w:tabs>
-          <w:tab w:val="left" w:pos="1370"/>
-        </w:tabs>
-        <w:rPr>
-          <w:rFonts w:ascii="Segoe UI" w:hAnsi="Segoe UI" w:cs="Segoe UI"/>
-        </w:rPr>
-      </w:pPr>
-      <w:proofErr w:type="spellStart"/>
-      <w:proofErr w:type="gramStart"/>
-      <w:r>
-        <w:rPr>
-          <w:rFonts w:ascii="Segoe UI" w:hAnsi="Segoe UI" w:cs="Segoe UI"/>
-        </w:rPr>
         <w:t>sudo</w:t>
       </w:r>
       <w:proofErr w:type="spellEnd"/>
@@ -9566,7 +12142,6 @@
         <w:rPr>
           <w:rFonts w:ascii="Segoe UI" w:hAnsi="Segoe UI" w:cs="Segoe UI"/>
         </w:rPr>
-        <w:lastRenderedPageBreak/>
         <w:t>core stop now</w:t>
       </w:r>
       <w:r>
@@ -10195,6 +12770,7 @@
           <w:b/>
           <w:u w:val="single"/>
         </w:rPr>
+        <w:lastRenderedPageBreak/>
         <w:t>LABS</w:t>
       </w:r>
     </w:p>
@@ -10489,7 +13065,6 @@
           <w:sz w:val="26"/>
           <w:szCs w:val="26"/>
         </w:rPr>
-        <w:lastRenderedPageBreak/>
         <w:t>sudo</w:t>
       </w:r>
       <w:proofErr w:type="spellEnd"/>
@@ -10556,6 +13131,7 @@
           <w:sz w:val="26"/>
           <w:szCs w:val="26"/>
         </w:rPr>
+        <w:lastRenderedPageBreak/>
         <w:t xml:space="preserve">// </w:t>
       </w:r>
       <w:proofErr w:type="gramStart"/>
@@ -11522,7 +14098,6 @@
           <w:sz w:val="36"/>
           <w:szCs w:val="36"/>
         </w:rPr>
-        <w:lastRenderedPageBreak/>
         <w:t>Step 5: Compile and Install Asterisk</w:t>
       </w:r>
     </w:p>
@@ -11570,6 +14145,7 @@
           <w:rFonts w:ascii="Consolas" w:hAnsi="Consolas"/>
           <w:color w:val="333333"/>
         </w:rPr>
+        <w:lastRenderedPageBreak/>
         <w:t>make</w:t>
       </w:r>
       <w:proofErr w:type="gramEnd"/>
@@ -12057,7 +14633,6 @@
           <w:sz w:val="36"/>
           <w:szCs w:val="36"/>
         </w:rPr>
-        <w:lastRenderedPageBreak/>
         <w:t xml:space="preserve">Step 11: Start using the </w:t>
       </w:r>
       <w:proofErr w:type="spellStart"/>
@@ -12145,6 +14720,7 @@
           <w:rFonts w:ascii="Consolas" w:hAnsi="Consolas"/>
           <w:color w:val="333333"/>
         </w:rPr>
+        <w:lastRenderedPageBreak/>
         <w:t>systemctl</w:t>
       </w:r>
       <w:proofErr w:type="spellEnd"/>
@@ -12664,7 +15240,6 @@
           <w:sz w:val="26"/>
           <w:szCs w:val="26"/>
         </w:rPr>
-        <w:lastRenderedPageBreak/>
         <w:t>In </w:t>
       </w:r>
       <w:r>
@@ -12774,6 +15349,7 @@
           <w:rFonts w:ascii="Consolas" w:hAnsi="Consolas"/>
           <w:color w:val="333333"/>
         </w:rPr>
+        <w:lastRenderedPageBreak/>
         <w:t>sudo</w:t>
       </w:r>
       <w:proofErr w:type="spellEnd"/>
@@ -13311,7 +15887,6 @@
           <w:rFonts w:ascii="Consolas" w:hAnsi="Consolas"/>
           <w:color w:val="333333"/>
         </w:rPr>
-        <w:lastRenderedPageBreak/>
         <w:t>[e1]</w:t>
       </w:r>
     </w:p>
@@ -13440,6 +16015,7 @@
           <w:rFonts w:ascii="Consolas" w:hAnsi="Consolas"/>
           <w:color w:val="333333"/>
         </w:rPr>
+        <w:lastRenderedPageBreak/>
         <w:t>allow=</w:t>
       </w:r>
       <w:proofErr w:type="spellStart"/>
@@ -14420,7 +16996,6 @@
           <w:rFonts w:ascii="Consolas" w:hAnsi="Consolas"/>
           <w:color w:val="333333"/>
         </w:rPr>
-        <w:lastRenderedPageBreak/>
         <w:t>rewrite_contact</w:t>
       </w:r>
       <w:proofErr w:type="spellEnd"/>
@@ -14532,6 +17107,7 @@
           <w:rFonts w:ascii="Consolas" w:hAnsi="Consolas"/>
           <w:color w:val="333333"/>
         </w:rPr>
+        <w:lastRenderedPageBreak/>
         <w:t>type=</w:t>
       </w:r>
       <w:proofErr w:type="spellStart"/>
@@ -14818,8 +17394,6 @@
         </w:rPr>
         <w:t>=15</w:t>
       </w:r>
-      <w:bookmarkStart w:id="0" w:name="_GoBack"/>
-      <w:bookmarkEnd w:id="0"/>
     </w:p>
     <w:p>
       <w:pPr>
@@ -15504,7 +18078,6 @@
           <w:rFonts w:ascii="Consolas" w:hAnsi="Consolas"/>
           <w:color w:val="333333"/>
         </w:rPr>
-        <w:lastRenderedPageBreak/>
         <w:t>[e3]</w:t>
       </w:r>
     </w:p>
@@ -16396,7 +18969,6 @@
           <w:rFonts w:ascii="Consolas" w:hAnsi="Consolas"/>
           <w:color w:val="333333"/>
         </w:rPr>
-        <w:lastRenderedPageBreak/>
         <w:t>type=</w:t>
       </w:r>
       <w:proofErr w:type="spellStart"/>
@@ -17309,6 +19881,7 @@
           <w:sz w:val="26"/>
           <w:szCs w:val="26"/>
         </w:rPr>
+        <w:lastRenderedPageBreak/>
         <w:t>If you're encountering issues with receiving calls or handling NAT, here are some things to check:</w:t>
       </w:r>
     </w:p>
@@ -18193,80 +20766,80 @@
         </w:tabs>
       </w:pPr>
       <w:r>
+        <w:t xml:space="preserve"> • Applications—The workhorses of the </w:t>
+      </w:r>
+      <w:proofErr w:type="spellStart"/>
+      <w:r>
+        <w:t>dialplan</w:t>
+      </w:r>
+      <w:proofErr w:type="spellEnd"/>
+      <w:r>
+        <w:t xml:space="preserve">, such as </w:t>
+      </w:r>
+      <w:proofErr w:type="gramStart"/>
+      <w:r>
+        <w:t>Dial(</w:t>
+      </w:r>
+      <w:proofErr w:type="gramEnd"/>
+      <w:r>
+        <w:t xml:space="preserve">), Voicemail(), Playback(), Queue(), and so forth </w:t>
+      </w:r>
+      <w:r>
+        <w:t>:</w:t>
+      </w:r>
+    </w:p>
+    <w:p>
+      <w:pPr>
+        <w:tabs>
+          <w:tab w:val="left" w:pos="1370"/>
+        </w:tabs>
+      </w:pPr>
+      <w:proofErr w:type="spellStart"/>
+      <w:r>
+        <w:t>Dialplan</w:t>
+      </w:r>
+      <w:proofErr w:type="spellEnd"/>
+      <w:r>
+        <w:t xml:space="preserve"> applications are used in </w:t>
+      </w:r>
+      <w:proofErr w:type="spellStart"/>
+      <w:r>
+        <w:rPr>
+          <w:b/>
+        </w:rPr>
+        <w:t>extensions.conf</w:t>
+      </w:r>
+      <w:proofErr w:type="spellEnd"/>
+      <w:r>
+        <w:t xml:space="preserve"> to define the various actions that can be applied to a call.</w:t>
+      </w:r>
+    </w:p>
+    <w:p>
+      <w:pPr>
+        <w:tabs>
+          <w:tab w:val="left" w:pos="1370"/>
+        </w:tabs>
+      </w:pPr>
+      <w:r>
+        <w:t xml:space="preserve">• Bridging modules—Mechanisms that connect channels (calls) to each </w:t>
+      </w:r>
+      <w:proofErr w:type="gramStart"/>
+      <w:r>
+        <w:t xml:space="preserve">other </w:t>
+      </w:r>
+      <w:r>
+        <w:t>:</w:t>
+      </w:r>
+      <w:proofErr w:type="gramEnd"/>
+    </w:p>
+    <w:p>
+      <w:pPr>
+        <w:tabs>
+          <w:tab w:val="left" w:pos="1370"/>
+        </w:tabs>
+      </w:pPr>
+      <w:r>
         <w:lastRenderedPageBreak/>
-        <w:t xml:space="preserve"> • Applications—The workhorses of the </w:t>
-      </w:r>
-      <w:proofErr w:type="spellStart"/>
-      <w:r>
-        <w:t>dialplan</w:t>
-      </w:r>
-      <w:proofErr w:type="spellEnd"/>
-      <w:r>
-        <w:t xml:space="preserve">, such as </w:t>
-      </w:r>
-      <w:proofErr w:type="gramStart"/>
-      <w:r>
-        <w:t>Dial(</w:t>
-      </w:r>
-      <w:proofErr w:type="gramEnd"/>
-      <w:r>
-        <w:t xml:space="preserve">), Voicemail(), Playback(), Queue(), and so forth </w:t>
-      </w:r>
-      <w:r>
-        <w:t>:</w:t>
-      </w:r>
-    </w:p>
-    <w:p>
-      <w:pPr>
-        <w:tabs>
-          <w:tab w:val="left" w:pos="1370"/>
-        </w:tabs>
-      </w:pPr>
-      <w:proofErr w:type="spellStart"/>
-      <w:r>
-        <w:t>Dialplan</w:t>
-      </w:r>
-      <w:proofErr w:type="spellEnd"/>
-      <w:r>
-        <w:t xml:space="preserve"> applications are used in </w:t>
-      </w:r>
-      <w:proofErr w:type="spellStart"/>
-      <w:r>
-        <w:rPr>
-          <w:b/>
-        </w:rPr>
-        <w:t>extensions.conf</w:t>
-      </w:r>
-      <w:proofErr w:type="spellEnd"/>
-      <w:r>
-        <w:t xml:space="preserve"> to define the various actions that can be applied to a call.</w:t>
-      </w:r>
-    </w:p>
-    <w:p>
-      <w:pPr>
-        <w:tabs>
-          <w:tab w:val="left" w:pos="1370"/>
-        </w:tabs>
-      </w:pPr>
-      <w:r>
-        <w:t xml:space="preserve">• Bridging modules—Mechanisms that connect channels (calls) to each </w:t>
-      </w:r>
-      <w:proofErr w:type="gramStart"/>
-      <w:r>
-        <w:t xml:space="preserve">other </w:t>
-      </w:r>
-      <w:r>
-        <w:t>:</w:t>
-      </w:r>
-      <w:proofErr w:type="gramEnd"/>
-    </w:p>
-    <w:p>
-      <w:pPr>
-        <w:tabs>
-          <w:tab w:val="left" w:pos="1370"/>
-        </w:tabs>
-      </w:pPr>
-      <w:r>
         <w:t>Bridging modules perform the actual bridging of channels</w:t>
       </w:r>
     </w:p>
@@ -18633,11 +21206,7 @@
       </w:r>
       <w:proofErr w:type="gramEnd"/>
       <w:r>
-        <w:t xml:space="preserve"> spool is used to store transient items such as </w:t>
-      </w:r>
-      <w:r>
-        <w:lastRenderedPageBreak/>
-        <w:t>voice messages, call recordings,6 call files, and so forth.</w:t>
+        <w:t xml:space="preserve"> spool is used to store transient items such as voice messages, call recordings,6 call files, and so forth.</w:t>
       </w:r>
       <w:r>
         <w:t xml:space="preserve"> </w:t>
@@ -18944,9 +21513,9 @@
     </w:lvl>
   </w:abstractNum>
   <w:abstractNum w:abstractNumId="1" w15:restartNumberingAfterBreak="0">
-    <w:nsid w:val="0FAD0FE4"/>
+    <w:nsid w:val="046D6F5D"/>
     <w:multiLevelType w:val="multilevel"/>
-    <w:tmpl w:val="A2CE3C78"/>
+    <w:tmpl w:val="38BAA8B4"/>
     <w:lvl w:ilvl="0">
       <w:start w:val="1"/>
       <w:numFmt w:val="bullet"/>
@@ -19093,9 +21662,9 @@
     </w:lvl>
   </w:abstractNum>
   <w:abstractNum w:abstractNumId="2" w15:restartNumberingAfterBreak="0">
-    <w:nsid w:val="1983606E"/>
+    <w:nsid w:val="0FAD0FE4"/>
     <w:multiLevelType w:val="multilevel"/>
-    <w:tmpl w:val="6EC852A4"/>
+    <w:tmpl w:val="A2CE3C78"/>
     <w:lvl w:ilvl="0">
       <w:start w:val="1"/>
       <w:numFmt w:val="bullet"/>
@@ -19242,6 +21811,304 @@
     </w:lvl>
   </w:abstractNum>
   <w:abstractNum w:abstractNumId="3" w15:restartNumberingAfterBreak="0">
+    <w:nsid w:val="173F71B4"/>
+    <w:multiLevelType w:val="multilevel"/>
+    <w:tmpl w:val="8D64AC26"/>
+    <w:lvl w:ilvl="0">
+      <w:start w:val="1"/>
+      <w:numFmt w:val="bullet"/>
+      <w:lvlText w:val=""/>
+      <w:lvlJc w:val="left"/>
+      <w:pPr>
+        <w:tabs>
+          <w:tab w:val="num" w:pos="720"/>
+        </w:tabs>
+        <w:ind w:left="720" w:hanging="360"/>
+      </w:pPr>
+      <w:rPr>
+        <w:rFonts w:ascii="Symbol" w:hAnsi="Symbol" w:hint="default"/>
+        <w:sz w:val="20"/>
+      </w:rPr>
+    </w:lvl>
+    <w:lvl w:ilvl="1" w:tentative="1">
+      <w:start w:val="1"/>
+      <w:numFmt w:val="bullet"/>
+      <w:lvlText w:val="o"/>
+      <w:lvlJc w:val="left"/>
+      <w:pPr>
+        <w:tabs>
+          <w:tab w:val="num" w:pos="1440"/>
+        </w:tabs>
+        <w:ind w:left="1440" w:hanging="360"/>
+      </w:pPr>
+      <w:rPr>
+        <w:rFonts w:ascii="Courier New" w:hAnsi="Courier New" w:hint="default"/>
+        <w:sz w:val="20"/>
+      </w:rPr>
+    </w:lvl>
+    <w:lvl w:ilvl="2" w:tentative="1">
+      <w:start w:val="1"/>
+      <w:numFmt w:val="bullet"/>
+      <w:lvlText w:val=""/>
+      <w:lvlJc w:val="left"/>
+      <w:pPr>
+        <w:tabs>
+          <w:tab w:val="num" w:pos="2160"/>
+        </w:tabs>
+        <w:ind w:left="2160" w:hanging="360"/>
+      </w:pPr>
+      <w:rPr>
+        <w:rFonts w:ascii="Wingdings" w:hAnsi="Wingdings" w:hint="default"/>
+        <w:sz w:val="20"/>
+      </w:rPr>
+    </w:lvl>
+    <w:lvl w:ilvl="3" w:tentative="1">
+      <w:start w:val="1"/>
+      <w:numFmt w:val="bullet"/>
+      <w:lvlText w:val=""/>
+      <w:lvlJc w:val="left"/>
+      <w:pPr>
+        <w:tabs>
+          <w:tab w:val="num" w:pos="2880"/>
+        </w:tabs>
+        <w:ind w:left="2880" w:hanging="360"/>
+      </w:pPr>
+      <w:rPr>
+        <w:rFonts w:ascii="Wingdings" w:hAnsi="Wingdings" w:hint="default"/>
+        <w:sz w:val="20"/>
+      </w:rPr>
+    </w:lvl>
+    <w:lvl w:ilvl="4" w:tentative="1">
+      <w:start w:val="1"/>
+      <w:numFmt w:val="bullet"/>
+      <w:lvlText w:val=""/>
+      <w:lvlJc w:val="left"/>
+      <w:pPr>
+        <w:tabs>
+          <w:tab w:val="num" w:pos="3600"/>
+        </w:tabs>
+        <w:ind w:left="3600" w:hanging="360"/>
+      </w:pPr>
+      <w:rPr>
+        <w:rFonts w:ascii="Wingdings" w:hAnsi="Wingdings" w:hint="default"/>
+        <w:sz w:val="20"/>
+      </w:rPr>
+    </w:lvl>
+    <w:lvl w:ilvl="5" w:tentative="1">
+      <w:start w:val="1"/>
+      <w:numFmt w:val="bullet"/>
+      <w:lvlText w:val=""/>
+      <w:lvlJc w:val="left"/>
+      <w:pPr>
+        <w:tabs>
+          <w:tab w:val="num" w:pos="4320"/>
+        </w:tabs>
+        <w:ind w:left="4320" w:hanging="360"/>
+      </w:pPr>
+      <w:rPr>
+        <w:rFonts w:ascii="Wingdings" w:hAnsi="Wingdings" w:hint="default"/>
+        <w:sz w:val="20"/>
+      </w:rPr>
+    </w:lvl>
+    <w:lvl w:ilvl="6" w:tentative="1">
+      <w:start w:val="1"/>
+      <w:numFmt w:val="bullet"/>
+      <w:lvlText w:val=""/>
+      <w:lvlJc w:val="left"/>
+      <w:pPr>
+        <w:tabs>
+          <w:tab w:val="num" w:pos="5040"/>
+        </w:tabs>
+        <w:ind w:left="5040" w:hanging="360"/>
+      </w:pPr>
+      <w:rPr>
+        <w:rFonts w:ascii="Wingdings" w:hAnsi="Wingdings" w:hint="default"/>
+        <w:sz w:val="20"/>
+      </w:rPr>
+    </w:lvl>
+    <w:lvl w:ilvl="7" w:tentative="1">
+      <w:start w:val="1"/>
+      <w:numFmt w:val="bullet"/>
+      <w:lvlText w:val=""/>
+      <w:lvlJc w:val="left"/>
+      <w:pPr>
+        <w:tabs>
+          <w:tab w:val="num" w:pos="5760"/>
+        </w:tabs>
+        <w:ind w:left="5760" w:hanging="360"/>
+      </w:pPr>
+      <w:rPr>
+        <w:rFonts w:ascii="Wingdings" w:hAnsi="Wingdings" w:hint="default"/>
+        <w:sz w:val="20"/>
+      </w:rPr>
+    </w:lvl>
+    <w:lvl w:ilvl="8" w:tentative="1">
+      <w:start w:val="1"/>
+      <w:numFmt w:val="bullet"/>
+      <w:lvlText w:val=""/>
+      <w:lvlJc w:val="left"/>
+      <w:pPr>
+        <w:tabs>
+          <w:tab w:val="num" w:pos="6480"/>
+        </w:tabs>
+        <w:ind w:left="6480" w:hanging="360"/>
+      </w:pPr>
+      <w:rPr>
+        <w:rFonts w:ascii="Wingdings" w:hAnsi="Wingdings" w:hint="default"/>
+        <w:sz w:val="20"/>
+      </w:rPr>
+    </w:lvl>
+  </w:abstractNum>
+  <w:abstractNum w:abstractNumId="4" w15:restartNumberingAfterBreak="0">
+    <w:nsid w:val="1983606E"/>
+    <w:multiLevelType w:val="multilevel"/>
+    <w:tmpl w:val="6EC852A4"/>
+    <w:lvl w:ilvl="0">
+      <w:start w:val="1"/>
+      <w:numFmt w:val="bullet"/>
+      <w:lvlText w:val=""/>
+      <w:lvlJc w:val="left"/>
+      <w:pPr>
+        <w:tabs>
+          <w:tab w:val="num" w:pos="720"/>
+        </w:tabs>
+        <w:ind w:left="720" w:hanging="360"/>
+      </w:pPr>
+      <w:rPr>
+        <w:rFonts w:ascii="Symbol" w:hAnsi="Symbol" w:hint="default"/>
+        <w:sz w:val="20"/>
+      </w:rPr>
+    </w:lvl>
+    <w:lvl w:ilvl="1" w:tentative="1">
+      <w:start w:val="1"/>
+      <w:numFmt w:val="bullet"/>
+      <w:lvlText w:val="o"/>
+      <w:lvlJc w:val="left"/>
+      <w:pPr>
+        <w:tabs>
+          <w:tab w:val="num" w:pos="1440"/>
+        </w:tabs>
+        <w:ind w:left="1440" w:hanging="360"/>
+      </w:pPr>
+      <w:rPr>
+        <w:rFonts w:ascii="Courier New" w:hAnsi="Courier New" w:hint="default"/>
+        <w:sz w:val="20"/>
+      </w:rPr>
+    </w:lvl>
+    <w:lvl w:ilvl="2" w:tentative="1">
+      <w:start w:val="1"/>
+      <w:numFmt w:val="bullet"/>
+      <w:lvlText w:val=""/>
+      <w:lvlJc w:val="left"/>
+      <w:pPr>
+        <w:tabs>
+          <w:tab w:val="num" w:pos="2160"/>
+        </w:tabs>
+        <w:ind w:left="2160" w:hanging="360"/>
+      </w:pPr>
+      <w:rPr>
+        <w:rFonts w:ascii="Wingdings" w:hAnsi="Wingdings" w:hint="default"/>
+        <w:sz w:val="20"/>
+      </w:rPr>
+    </w:lvl>
+    <w:lvl w:ilvl="3" w:tentative="1">
+      <w:start w:val="1"/>
+      <w:numFmt w:val="bullet"/>
+      <w:lvlText w:val=""/>
+      <w:lvlJc w:val="left"/>
+      <w:pPr>
+        <w:tabs>
+          <w:tab w:val="num" w:pos="2880"/>
+        </w:tabs>
+        <w:ind w:left="2880" w:hanging="360"/>
+      </w:pPr>
+      <w:rPr>
+        <w:rFonts w:ascii="Wingdings" w:hAnsi="Wingdings" w:hint="default"/>
+        <w:sz w:val="20"/>
+      </w:rPr>
+    </w:lvl>
+    <w:lvl w:ilvl="4" w:tentative="1">
+      <w:start w:val="1"/>
+      <w:numFmt w:val="bullet"/>
+      <w:lvlText w:val=""/>
+      <w:lvlJc w:val="left"/>
+      <w:pPr>
+        <w:tabs>
+          <w:tab w:val="num" w:pos="3600"/>
+        </w:tabs>
+        <w:ind w:left="3600" w:hanging="360"/>
+      </w:pPr>
+      <w:rPr>
+        <w:rFonts w:ascii="Wingdings" w:hAnsi="Wingdings" w:hint="default"/>
+        <w:sz w:val="20"/>
+      </w:rPr>
+    </w:lvl>
+    <w:lvl w:ilvl="5" w:tentative="1">
+      <w:start w:val="1"/>
+      <w:numFmt w:val="bullet"/>
+      <w:lvlText w:val=""/>
+      <w:lvlJc w:val="left"/>
+      <w:pPr>
+        <w:tabs>
+          <w:tab w:val="num" w:pos="4320"/>
+        </w:tabs>
+        <w:ind w:left="4320" w:hanging="360"/>
+      </w:pPr>
+      <w:rPr>
+        <w:rFonts w:ascii="Wingdings" w:hAnsi="Wingdings" w:hint="default"/>
+        <w:sz w:val="20"/>
+      </w:rPr>
+    </w:lvl>
+    <w:lvl w:ilvl="6" w:tentative="1">
+      <w:start w:val="1"/>
+      <w:numFmt w:val="bullet"/>
+      <w:lvlText w:val=""/>
+      <w:lvlJc w:val="left"/>
+      <w:pPr>
+        <w:tabs>
+          <w:tab w:val="num" w:pos="5040"/>
+        </w:tabs>
+        <w:ind w:left="5040" w:hanging="360"/>
+      </w:pPr>
+      <w:rPr>
+        <w:rFonts w:ascii="Wingdings" w:hAnsi="Wingdings" w:hint="default"/>
+        <w:sz w:val="20"/>
+      </w:rPr>
+    </w:lvl>
+    <w:lvl w:ilvl="7" w:tentative="1">
+      <w:start w:val="1"/>
+      <w:numFmt w:val="bullet"/>
+      <w:lvlText w:val=""/>
+      <w:lvlJc w:val="left"/>
+      <w:pPr>
+        <w:tabs>
+          <w:tab w:val="num" w:pos="5760"/>
+        </w:tabs>
+        <w:ind w:left="5760" w:hanging="360"/>
+      </w:pPr>
+      <w:rPr>
+        <w:rFonts w:ascii="Wingdings" w:hAnsi="Wingdings" w:hint="default"/>
+        <w:sz w:val="20"/>
+      </w:rPr>
+    </w:lvl>
+    <w:lvl w:ilvl="8" w:tentative="1">
+      <w:start w:val="1"/>
+      <w:numFmt w:val="bullet"/>
+      <w:lvlText w:val=""/>
+      <w:lvlJc w:val="left"/>
+      <w:pPr>
+        <w:tabs>
+          <w:tab w:val="num" w:pos="6480"/>
+        </w:tabs>
+        <w:ind w:left="6480" w:hanging="360"/>
+      </w:pPr>
+      <w:rPr>
+        <w:rFonts w:ascii="Wingdings" w:hAnsi="Wingdings" w:hint="default"/>
+        <w:sz w:val="20"/>
+      </w:rPr>
+    </w:lvl>
+  </w:abstractNum>
+  <w:abstractNum w:abstractNumId="5" w15:restartNumberingAfterBreak="0">
     <w:nsid w:val="251F483A"/>
     <w:multiLevelType w:val="multilevel"/>
     <w:tmpl w:val="2E5A79D6"/>
@@ -19354,235 +22221,10 @@
       </w:pPr>
     </w:lvl>
   </w:abstractNum>
-  <w:abstractNum w:abstractNumId="4" w15:restartNumberingAfterBreak="0">
-    <w:nsid w:val="29084DD7"/>
+  <w:abstractNum w:abstractNumId="6" w15:restartNumberingAfterBreak="0">
+    <w:nsid w:val="252A7C39"/>
     <w:multiLevelType w:val="multilevel"/>
-    <w:tmpl w:val="1202129E"/>
-    <w:lvl w:ilvl="0">
-      <w:start w:val="1"/>
-      <w:numFmt w:val="decimal"/>
-      <w:lvlText w:val="%1."/>
-      <w:lvlJc w:val="left"/>
-      <w:pPr>
-        <w:tabs>
-          <w:tab w:val="num" w:pos="720"/>
-        </w:tabs>
-        <w:ind w:left="720" w:hanging="360"/>
-      </w:pPr>
-    </w:lvl>
-    <w:lvl w:ilvl="1" w:tentative="1">
-      <w:start w:val="1"/>
-      <w:numFmt w:val="decimal"/>
-      <w:lvlText w:val="%2."/>
-      <w:lvlJc w:val="left"/>
-      <w:pPr>
-        <w:tabs>
-          <w:tab w:val="num" w:pos="1440"/>
-        </w:tabs>
-        <w:ind w:left="1440" w:hanging="360"/>
-      </w:pPr>
-    </w:lvl>
-    <w:lvl w:ilvl="2" w:tentative="1">
-      <w:start w:val="1"/>
-      <w:numFmt w:val="decimal"/>
-      <w:lvlText w:val="%3."/>
-      <w:lvlJc w:val="left"/>
-      <w:pPr>
-        <w:tabs>
-          <w:tab w:val="num" w:pos="2160"/>
-        </w:tabs>
-        <w:ind w:left="2160" w:hanging="360"/>
-      </w:pPr>
-    </w:lvl>
-    <w:lvl w:ilvl="3" w:tentative="1">
-      <w:start w:val="1"/>
-      <w:numFmt w:val="decimal"/>
-      <w:lvlText w:val="%4."/>
-      <w:lvlJc w:val="left"/>
-      <w:pPr>
-        <w:tabs>
-          <w:tab w:val="num" w:pos="2880"/>
-        </w:tabs>
-        <w:ind w:left="2880" w:hanging="360"/>
-      </w:pPr>
-    </w:lvl>
-    <w:lvl w:ilvl="4" w:tentative="1">
-      <w:start w:val="1"/>
-      <w:numFmt w:val="decimal"/>
-      <w:lvlText w:val="%5."/>
-      <w:lvlJc w:val="left"/>
-      <w:pPr>
-        <w:tabs>
-          <w:tab w:val="num" w:pos="3600"/>
-        </w:tabs>
-        <w:ind w:left="3600" w:hanging="360"/>
-      </w:pPr>
-    </w:lvl>
-    <w:lvl w:ilvl="5" w:tentative="1">
-      <w:start w:val="1"/>
-      <w:numFmt w:val="decimal"/>
-      <w:lvlText w:val="%6."/>
-      <w:lvlJc w:val="left"/>
-      <w:pPr>
-        <w:tabs>
-          <w:tab w:val="num" w:pos="4320"/>
-        </w:tabs>
-        <w:ind w:left="4320" w:hanging="360"/>
-      </w:pPr>
-    </w:lvl>
-    <w:lvl w:ilvl="6" w:tentative="1">
-      <w:start w:val="1"/>
-      <w:numFmt w:val="decimal"/>
-      <w:lvlText w:val="%7."/>
-      <w:lvlJc w:val="left"/>
-      <w:pPr>
-        <w:tabs>
-          <w:tab w:val="num" w:pos="5040"/>
-        </w:tabs>
-        <w:ind w:left="5040" w:hanging="360"/>
-      </w:pPr>
-    </w:lvl>
-    <w:lvl w:ilvl="7" w:tentative="1">
-      <w:start w:val="1"/>
-      <w:numFmt w:val="decimal"/>
-      <w:lvlText w:val="%8."/>
-      <w:lvlJc w:val="left"/>
-      <w:pPr>
-        <w:tabs>
-          <w:tab w:val="num" w:pos="5760"/>
-        </w:tabs>
-        <w:ind w:left="5760" w:hanging="360"/>
-      </w:pPr>
-    </w:lvl>
-    <w:lvl w:ilvl="8" w:tentative="1">
-      <w:start w:val="1"/>
-      <w:numFmt w:val="decimal"/>
-      <w:lvlText w:val="%9."/>
-      <w:lvlJc w:val="left"/>
-      <w:pPr>
-        <w:tabs>
-          <w:tab w:val="num" w:pos="6480"/>
-        </w:tabs>
-        <w:ind w:left="6480" w:hanging="360"/>
-      </w:pPr>
-    </w:lvl>
-  </w:abstractNum>
-  <w:abstractNum w:abstractNumId="5" w15:restartNumberingAfterBreak="0">
-    <w:nsid w:val="2BD96A0B"/>
-    <w:multiLevelType w:val="hybridMultilevel"/>
-    <w:tmpl w:val="9D2C327A"/>
-    <w:lvl w:ilvl="0" w:tplc="A4CE1798">
-      <w:numFmt w:val="bullet"/>
-      <w:lvlText w:val=""/>
-      <w:lvlJc w:val="left"/>
-      <w:pPr>
-        <w:ind w:left="720" w:hanging="360"/>
-      </w:pPr>
-      <w:rPr>
-        <w:rFonts w:ascii="Symbol" w:eastAsia="Times New Roman" w:hAnsi="Symbol" w:cs="Segoe UI" w:hint="default"/>
-      </w:rPr>
-    </w:lvl>
-    <w:lvl w:ilvl="1" w:tplc="04090003" w:tentative="1">
-      <w:start w:val="1"/>
-      <w:numFmt w:val="bullet"/>
-      <w:lvlText w:val="o"/>
-      <w:lvlJc w:val="left"/>
-      <w:pPr>
-        <w:ind w:left="1440" w:hanging="360"/>
-      </w:pPr>
-      <w:rPr>
-        <w:rFonts w:ascii="Courier New" w:hAnsi="Courier New" w:cs="Courier New" w:hint="default"/>
-      </w:rPr>
-    </w:lvl>
-    <w:lvl w:ilvl="2" w:tplc="04090005" w:tentative="1">
-      <w:start w:val="1"/>
-      <w:numFmt w:val="bullet"/>
-      <w:lvlText w:val=""/>
-      <w:lvlJc w:val="left"/>
-      <w:pPr>
-        <w:ind w:left="2160" w:hanging="360"/>
-      </w:pPr>
-      <w:rPr>
-        <w:rFonts w:ascii="Wingdings" w:hAnsi="Wingdings" w:hint="default"/>
-      </w:rPr>
-    </w:lvl>
-    <w:lvl w:ilvl="3" w:tplc="04090001" w:tentative="1">
-      <w:start w:val="1"/>
-      <w:numFmt w:val="bullet"/>
-      <w:lvlText w:val=""/>
-      <w:lvlJc w:val="left"/>
-      <w:pPr>
-        <w:ind w:left="2880" w:hanging="360"/>
-      </w:pPr>
-      <w:rPr>
-        <w:rFonts w:ascii="Symbol" w:hAnsi="Symbol" w:hint="default"/>
-      </w:rPr>
-    </w:lvl>
-    <w:lvl w:ilvl="4" w:tplc="04090003" w:tentative="1">
-      <w:start w:val="1"/>
-      <w:numFmt w:val="bullet"/>
-      <w:lvlText w:val="o"/>
-      <w:lvlJc w:val="left"/>
-      <w:pPr>
-        <w:ind w:left="3600" w:hanging="360"/>
-      </w:pPr>
-      <w:rPr>
-        <w:rFonts w:ascii="Courier New" w:hAnsi="Courier New" w:cs="Courier New" w:hint="default"/>
-      </w:rPr>
-    </w:lvl>
-    <w:lvl w:ilvl="5" w:tplc="04090005" w:tentative="1">
-      <w:start w:val="1"/>
-      <w:numFmt w:val="bullet"/>
-      <w:lvlText w:val=""/>
-      <w:lvlJc w:val="left"/>
-      <w:pPr>
-        <w:ind w:left="4320" w:hanging="360"/>
-      </w:pPr>
-      <w:rPr>
-        <w:rFonts w:ascii="Wingdings" w:hAnsi="Wingdings" w:hint="default"/>
-      </w:rPr>
-    </w:lvl>
-    <w:lvl w:ilvl="6" w:tplc="04090001" w:tentative="1">
-      <w:start w:val="1"/>
-      <w:numFmt w:val="bullet"/>
-      <w:lvlText w:val=""/>
-      <w:lvlJc w:val="left"/>
-      <w:pPr>
-        <w:ind w:left="5040" w:hanging="360"/>
-      </w:pPr>
-      <w:rPr>
-        <w:rFonts w:ascii="Symbol" w:hAnsi="Symbol" w:hint="default"/>
-      </w:rPr>
-    </w:lvl>
-    <w:lvl w:ilvl="7" w:tplc="04090003" w:tentative="1">
-      <w:start w:val="1"/>
-      <w:numFmt w:val="bullet"/>
-      <w:lvlText w:val="o"/>
-      <w:lvlJc w:val="left"/>
-      <w:pPr>
-        <w:ind w:left="5760" w:hanging="360"/>
-      </w:pPr>
-      <w:rPr>
-        <w:rFonts w:ascii="Courier New" w:hAnsi="Courier New" w:cs="Courier New" w:hint="default"/>
-      </w:rPr>
-    </w:lvl>
-    <w:lvl w:ilvl="8" w:tplc="04090005" w:tentative="1">
-      <w:start w:val="1"/>
-      <w:numFmt w:val="bullet"/>
-      <w:lvlText w:val=""/>
-      <w:lvlJc w:val="left"/>
-      <w:pPr>
-        <w:ind w:left="6480" w:hanging="360"/>
-      </w:pPr>
-      <w:rPr>
-        <w:rFonts w:ascii="Wingdings" w:hAnsi="Wingdings" w:hint="default"/>
-      </w:rPr>
-    </w:lvl>
-  </w:abstractNum>
-  <w:abstractNum w:abstractNumId="6" w15:restartNumberingAfterBreak="0">
-    <w:nsid w:val="4A7066CA"/>
-    <w:multiLevelType w:val="multilevel"/>
-    <w:tmpl w:val="453EDDD6"/>
+    <w:tmpl w:val="F058E5C8"/>
     <w:lvl w:ilvl="0">
       <w:start w:val="1"/>
       <w:numFmt w:val="bullet"/>
@@ -19729,9 +22371,234 @@
     </w:lvl>
   </w:abstractNum>
   <w:abstractNum w:abstractNumId="7" w15:restartNumberingAfterBreak="0">
-    <w:nsid w:val="4A747F1C"/>
+    <w:nsid w:val="29084DD7"/>
     <w:multiLevelType w:val="multilevel"/>
-    <w:tmpl w:val="5C965CD6"/>
+    <w:tmpl w:val="1202129E"/>
+    <w:lvl w:ilvl="0">
+      <w:start w:val="1"/>
+      <w:numFmt w:val="decimal"/>
+      <w:lvlText w:val="%1."/>
+      <w:lvlJc w:val="left"/>
+      <w:pPr>
+        <w:tabs>
+          <w:tab w:val="num" w:pos="720"/>
+        </w:tabs>
+        <w:ind w:left="720" w:hanging="360"/>
+      </w:pPr>
+    </w:lvl>
+    <w:lvl w:ilvl="1" w:tentative="1">
+      <w:start w:val="1"/>
+      <w:numFmt w:val="decimal"/>
+      <w:lvlText w:val="%2."/>
+      <w:lvlJc w:val="left"/>
+      <w:pPr>
+        <w:tabs>
+          <w:tab w:val="num" w:pos="1440"/>
+        </w:tabs>
+        <w:ind w:left="1440" w:hanging="360"/>
+      </w:pPr>
+    </w:lvl>
+    <w:lvl w:ilvl="2" w:tentative="1">
+      <w:start w:val="1"/>
+      <w:numFmt w:val="decimal"/>
+      <w:lvlText w:val="%3."/>
+      <w:lvlJc w:val="left"/>
+      <w:pPr>
+        <w:tabs>
+          <w:tab w:val="num" w:pos="2160"/>
+        </w:tabs>
+        <w:ind w:left="2160" w:hanging="360"/>
+      </w:pPr>
+    </w:lvl>
+    <w:lvl w:ilvl="3" w:tentative="1">
+      <w:start w:val="1"/>
+      <w:numFmt w:val="decimal"/>
+      <w:lvlText w:val="%4."/>
+      <w:lvlJc w:val="left"/>
+      <w:pPr>
+        <w:tabs>
+          <w:tab w:val="num" w:pos="2880"/>
+        </w:tabs>
+        <w:ind w:left="2880" w:hanging="360"/>
+      </w:pPr>
+    </w:lvl>
+    <w:lvl w:ilvl="4" w:tentative="1">
+      <w:start w:val="1"/>
+      <w:numFmt w:val="decimal"/>
+      <w:lvlText w:val="%5."/>
+      <w:lvlJc w:val="left"/>
+      <w:pPr>
+        <w:tabs>
+          <w:tab w:val="num" w:pos="3600"/>
+        </w:tabs>
+        <w:ind w:left="3600" w:hanging="360"/>
+      </w:pPr>
+    </w:lvl>
+    <w:lvl w:ilvl="5" w:tentative="1">
+      <w:start w:val="1"/>
+      <w:numFmt w:val="decimal"/>
+      <w:lvlText w:val="%6."/>
+      <w:lvlJc w:val="left"/>
+      <w:pPr>
+        <w:tabs>
+          <w:tab w:val="num" w:pos="4320"/>
+        </w:tabs>
+        <w:ind w:left="4320" w:hanging="360"/>
+      </w:pPr>
+    </w:lvl>
+    <w:lvl w:ilvl="6" w:tentative="1">
+      <w:start w:val="1"/>
+      <w:numFmt w:val="decimal"/>
+      <w:lvlText w:val="%7."/>
+      <w:lvlJc w:val="left"/>
+      <w:pPr>
+        <w:tabs>
+          <w:tab w:val="num" w:pos="5040"/>
+        </w:tabs>
+        <w:ind w:left="5040" w:hanging="360"/>
+      </w:pPr>
+    </w:lvl>
+    <w:lvl w:ilvl="7" w:tentative="1">
+      <w:start w:val="1"/>
+      <w:numFmt w:val="decimal"/>
+      <w:lvlText w:val="%8."/>
+      <w:lvlJc w:val="left"/>
+      <w:pPr>
+        <w:tabs>
+          <w:tab w:val="num" w:pos="5760"/>
+        </w:tabs>
+        <w:ind w:left="5760" w:hanging="360"/>
+      </w:pPr>
+    </w:lvl>
+    <w:lvl w:ilvl="8" w:tentative="1">
+      <w:start w:val="1"/>
+      <w:numFmt w:val="decimal"/>
+      <w:lvlText w:val="%9."/>
+      <w:lvlJc w:val="left"/>
+      <w:pPr>
+        <w:tabs>
+          <w:tab w:val="num" w:pos="6480"/>
+        </w:tabs>
+        <w:ind w:left="6480" w:hanging="360"/>
+      </w:pPr>
+    </w:lvl>
+  </w:abstractNum>
+  <w:abstractNum w:abstractNumId="8" w15:restartNumberingAfterBreak="0">
+    <w:nsid w:val="2BD96A0B"/>
+    <w:multiLevelType w:val="hybridMultilevel"/>
+    <w:tmpl w:val="9D2C327A"/>
+    <w:lvl w:ilvl="0" w:tplc="A4CE1798">
+      <w:numFmt w:val="bullet"/>
+      <w:lvlText w:val=""/>
+      <w:lvlJc w:val="left"/>
+      <w:pPr>
+        <w:ind w:left="720" w:hanging="360"/>
+      </w:pPr>
+      <w:rPr>
+        <w:rFonts w:ascii="Symbol" w:eastAsia="Times New Roman" w:hAnsi="Symbol" w:cs="Segoe UI" w:hint="default"/>
+      </w:rPr>
+    </w:lvl>
+    <w:lvl w:ilvl="1" w:tplc="04090003" w:tentative="1">
+      <w:start w:val="1"/>
+      <w:numFmt w:val="bullet"/>
+      <w:lvlText w:val="o"/>
+      <w:lvlJc w:val="left"/>
+      <w:pPr>
+        <w:ind w:left="1440" w:hanging="360"/>
+      </w:pPr>
+      <w:rPr>
+        <w:rFonts w:ascii="Courier New" w:hAnsi="Courier New" w:cs="Courier New" w:hint="default"/>
+      </w:rPr>
+    </w:lvl>
+    <w:lvl w:ilvl="2" w:tplc="04090005" w:tentative="1">
+      <w:start w:val="1"/>
+      <w:numFmt w:val="bullet"/>
+      <w:lvlText w:val=""/>
+      <w:lvlJc w:val="left"/>
+      <w:pPr>
+        <w:ind w:left="2160" w:hanging="360"/>
+      </w:pPr>
+      <w:rPr>
+        <w:rFonts w:ascii="Wingdings" w:hAnsi="Wingdings" w:hint="default"/>
+      </w:rPr>
+    </w:lvl>
+    <w:lvl w:ilvl="3" w:tplc="04090001" w:tentative="1">
+      <w:start w:val="1"/>
+      <w:numFmt w:val="bullet"/>
+      <w:lvlText w:val=""/>
+      <w:lvlJc w:val="left"/>
+      <w:pPr>
+        <w:ind w:left="2880" w:hanging="360"/>
+      </w:pPr>
+      <w:rPr>
+        <w:rFonts w:ascii="Symbol" w:hAnsi="Symbol" w:hint="default"/>
+      </w:rPr>
+    </w:lvl>
+    <w:lvl w:ilvl="4" w:tplc="04090003" w:tentative="1">
+      <w:start w:val="1"/>
+      <w:numFmt w:val="bullet"/>
+      <w:lvlText w:val="o"/>
+      <w:lvlJc w:val="left"/>
+      <w:pPr>
+        <w:ind w:left="3600" w:hanging="360"/>
+      </w:pPr>
+      <w:rPr>
+        <w:rFonts w:ascii="Courier New" w:hAnsi="Courier New" w:cs="Courier New" w:hint="default"/>
+      </w:rPr>
+    </w:lvl>
+    <w:lvl w:ilvl="5" w:tplc="04090005" w:tentative="1">
+      <w:start w:val="1"/>
+      <w:numFmt w:val="bullet"/>
+      <w:lvlText w:val=""/>
+      <w:lvlJc w:val="left"/>
+      <w:pPr>
+        <w:ind w:left="4320" w:hanging="360"/>
+      </w:pPr>
+      <w:rPr>
+        <w:rFonts w:ascii="Wingdings" w:hAnsi="Wingdings" w:hint="default"/>
+      </w:rPr>
+    </w:lvl>
+    <w:lvl w:ilvl="6" w:tplc="04090001" w:tentative="1">
+      <w:start w:val="1"/>
+      <w:numFmt w:val="bullet"/>
+      <w:lvlText w:val=""/>
+      <w:lvlJc w:val="left"/>
+      <w:pPr>
+        <w:ind w:left="5040" w:hanging="360"/>
+      </w:pPr>
+      <w:rPr>
+        <w:rFonts w:ascii="Symbol" w:hAnsi="Symbol" w:hint="default"/>
+      </w:rPr>
+    </w:lvl>
+    <w:lvl w:ilvl="7" w:tplc="04090003" w:tentative="1">
+      <w:start w:val="1"/>
+      <w:numFmt w:val="bullet"/>
+      <w:lvlText w:val="o"/>
+      <w:lvlJc w:val="left"/>
+      <w:pPr>
+        <w:ind w:left="5760" w:hanging="360"/>
+      </w:pPr>
+      <w:rPr>
+        <w:rFonts w:ascii="Courier New" w:hAnsi="Courier New" w:cs="Courier New" w:hint="default"/>
+      </w:rPr>
+    </w:lvl>
+    <w:lvl w:ilvl="8" w:tplc="04090005" w:tentative="1">
+      <w:start w:val="1"/>
+      <w:numFmt w:val="bullet"/>
+      <w:lvlText w:val=""/>
+      <w:lvlJc w:val="left"/>
+      <w:pPr>
+        <w:ind w:left="6480" w:hanging="360"/>
+      </w:pPr>
+      <w:rPr>
+        <w:rFonts w:ascii="Wingdings" w:hAnsi="Wingdings" w:hint="default"/>
+      </w:rPr>
+    </w:lvl>
+  </w:abstractNum>
+  <w:abstractNum w:abstractNumId="9" w15:restartNumberingAfterBreak="0">
+    <w:nsid w:val="2D97285E"/>
+    <w:multiLevelType w:val="multilevel"/>
+    <w:tmpl w:val="8FD4214C"/>
     <w:lvl w:ilvl="0">
       <w:start w:val="1"/>
       <w:numFmt w:val="bullet"/>
@@ -19877,14 +22744,14 @@
       </w:rPr>
     </w:lvl>
   </w:abstractNum>
-  <w:abstractNum w:abstractNumId="8" w15:restartNumberingAfterBreak="0">
-    <w:nsid w:val="5391259D"/>
+  <w:abstractNum w:abstractNumId="10" w15:restartNumberingAfterBreak="0">
+    <w:nsid w:val="3998302D"/>
     <w:multiLevelType w:val="multilevel"/>
-    <w:tmpl w:val="6B04E3F4"/>
+    <w:tmpl w:val="CF2C524A"/>
     <w:lvl w:ilvl="0">
       <w:start w:val="1"/>
-      <w:numFmt w:val="decimal"/>
-      <w:lvlText w:val="%1."/>
+      <w:numFmt w:val="bullet"/>
+      <w:lvlText w:val=""/>
       <w:lvlJc w:val="left"/>
       <w:pPr>
         <w:tabs>
@@ -19892,11 +22759,15 @@
         </w:tabs>
         <w:ind w:left="720" w:hanging="360"/>
       </w:pPr>
+      <w:rPr>
+        <w:rFonts w:ascii="Symbol" w:hAnsi="Symbol" w:hint="default"/>
+        <w:sz w:val="20"/>
+      </w:rPr>
     </w:lvl>
-    <w:lvl w:ilvl="1" w:tentative="1">
+    <w:lvl w:ilvl="1">
       <w:start w:val="1"/>
-      <w:numFmt w:val="decimal"/>
-      <w:lvlText w:val="%2."/>
+      <w:numFmt w:val="bullet"/>
+      <w:lvlText w:val="o"/>
       <w:lvlJc w:val="left"/>
       <w:pPr>
         <w:tabs>
@@ -19904,11 +22775,15 @@
         </w:tabs>
         <w:ind w:left="1440" w:hanging="360"/>
       </w:pPr>
+      <w:rPr>
+        <w:rFonts w:ascii="Courier New" w:hAnsi="Courier New" w:hint="default"/>
+        <w:sz w:val="20"/>
+      </w:rPr>
     </w:lvl>
     <w:lvl w:ilvl="2" w:tentative="1">
       <w:start w:val="1"/>
-      <w:numFmt w:val="decimal"/>
-      <w:lvlText w:val="%3."/>
+      <w:numFmt w:val="bullet"/>
+      <w:lvlText w:val=""/>
       <w:lvlJc w:val="left"/>
       <w:pPr>
         <w:tabs>
@@ -19916,11 +22791,15 @@
         </w:tabs>
         <w:ind w:left="2160" w:hanging="360"/>
       </w:pPr>
+      <w:rPr>
+        <w:rFonts w:ascii="Wingdings" w:hAnsi="Wingdings" w:hint="default"/>
+        <w:sz w:val="20"/>
+      </w:rPr>
     </w:lvl>
     <w:lvl w:ilvl="3" w:tentative="1">
       <w:start w:val="1"/>
-      <w:numFmt w:val="decimal"/>
-      <w:lvlText w:val="%4."/>
+      <w:numFmt w:val="bullet"/>
+      <w:lvlText w:val=""/>
       <w:lvlJc w:val="left"/>
       <w:pPr>
         <w:tabs>
@@ -19928,11 +22807,15 @@
         </w:tabs>
         <w:ind w:left="2880" w:hanging="360"/>
       </w:pPr>
+      <w:rPr>
+        <w:rFonts w:ascii="Wingdings" w:hAnsi="Wingdings" w:hint="default"/>
+        <w:sz w:val="20"/>
+      </w:rPr>
     </w:lvl>
     <w:lvl w:ilvl="4" w:tentative="1">
       <w:start w:val="1"/>
-      <w:numFmt w:val="decimal"/>
-      <w:lvlText w:val="%5."/>
+      <w:numFmt w:val="bullet"/>
+      <w:lvlText w:val=""/>
       <w:lvlJc w:val="left"/>
       <w:pPr>
         <w:tabs>
@@ -19940,11 +22823,15 @@
         </w:tabs>
         <w:ind w:left="3600" w:hanging="360"/>
       </w:pPr>
+      <w:rPr>
+        <w:rFonts w:ascii="Wingdings" w:hAnsi="Wingdings" w:hint="default"/>
+        <w:sz w:val="20"/>
+      </w:rPr>
     </w:lvl>
     <w:lvl w:ilvl="5" w:tentative="1">
       <w:start w:val="1"/>
-      <w:numFmt w:val="decimal"/>
-      <w:lvlText w:val="%6."/>
+      <w:numFmt w:val="bullet"/>
+      <w:lvlText w:val=""/>
       <w:lvlJc w:val="left"/>
       <w:pPr>
         <w:tabs>
@@ -19952,11 +22839,15 @@
         </w:tabs>
         <w:ind w:left="4320" w:hanging="360"/>
       </w:pPr>
+      <w:rPr>
+        <w:rFonts w:ascii="Wingdings" w:hAnsi="Wingdings" w:hint="default"/>
+        <w:sz w:val="20"/>
+      </w:rPr>
     </w:lvl>
     <w:lvl w:ilvl="6" w:tentative="1">
       <w:start w:val="1"/>
-      <w:numFmt w:val="decimal"/>
-      <w:lvlText w:val="%7."/>
+      <w:numFmt w:val="bullet"/>
+      <w:lvlText w:val=""/>
       <w:lvlJc w:val="left"/>
       <w:pPr>
         <w:tabs>
@@ -19964,11 +22855,15 @@
         </w:tabs>
         <w:ind w:left="5040" w:hanging="360"/>
       </w:pPr>
+      <w:rPr>
+        <w:rFonts w:ascii="Wingdings" w:hAnsi="Wingdings" w:hint="default"/>
+        <w:sz w:val="20"/>
+      </w:rPr>
     </w:lvl>
     <w:lvl w:ilvl="7" w:tentative="1">
       <w:start w:val="1"/>
-      <w:numFmt w:val="decimal"/>
-      <w:lvlText w:val="%8."/>
+      <w:numFmt w:val="bullet"/>
+      <w:lvlText w:val=""/>
       <w:lvlJc w:val="left"/>
       <w:pPr>
         <w:tabs>
@@ -19976,11 +22871,15 @@
         </w:tabs>
         <w:ind w:left="5760" w:hanging="360"/>
       </w:pPr>
+      <w:rPr>
+        <w:rFonts w:ascii="Wingdings" w:hAnsi="Wingdings" w:hint="default"/>
+        <w:sz w:val="20"/>
+      </w:rPr>
     </w:lvl>
     <w:lvl w:ilvl="8" w:tentative="1">
       <w:start w:val="1"/>
-      <w:numFmt w:val="decimal"/>
-      <w:lvlText w:val="%9."/>
+      <w:numFmt w:val="bullet"/>
+      <w:lvlText w:val=""/>
       <w:lvlJc w:val="left"/>
       <w:pPr>
         <w:tabs>
@@ -19988,12 +22887,165 @@
         </w:tabs>
         <w:ind w:left="6480" w:hanging="360"/>
       </w:pPr>
+      <w:rPr>
+        <w:rFonts w:ascii="Wingdings" w:hAnsi="Wingdings" w:hint="default"/>
+        <w:sz w:val="20"/>
+      </w:rPr>
     </w:lvl>
   </w:abstractNum>
-  <w:abstractNum w:abstractNumId="9" w15:restartNumberingAfterBreak="0">
-    <w:nsid w:val="549C3B70"/>
+  <w:abstractNum w:abstractNumId="11" w15:restartNumberingAfterBreak="0">
+    <w:nsid w:val="4A7066CA"/>
     <w:multiLevelType w:val="multilevel"/>
-    <w:tmpl w:val="08ACEB90"/>
+    <w:tmpl w:val="453EDDD6"/>
+    <w:lvl w:ilvl="0">
+      <w:start w:val="1"/>
+      <w:numFmt w:val="bullet"/>
+      <w:lvlText w:val=""/>
+      <w:lvlJc w:val="left"/>
+      <w:pPr>
+        <w:tabs>
+          <w:tab w:val="num" w:pos="720"/>
+        </w:tabs>
+        <w:ind w:left="720" w:hanging="360"/>
+      </w:pPr>
+      <w:rPr>
+        <w:rFonts w:ascii="Symbol" w:hAnsi="Symbol" w:hint="default"/>
+        <w:sz w:val="20"/>
+      </w:rPr>
+    </w:lvl>
+    <w:lvl w:ilvl="1">
+      <w:start w:val="1"/>
+      <w:numFmt w:val="bullet"/>
+      <w:lvlText w:val="o"/>
+      <w:lvlJc w:val="left"/>
+      <w:pPr>
+        <w:tabs>
+          <w:tab w:val="num" w:pos="1440"/>
+        </w:tabs>
+        <w:ind w:left="1440" w:hanging="360"/>
+      </w:pPr>
+      <w:rPr>
+        <w:rFonts w:ascii="Courier New" w:hAnsi="Courier New" w:hint="default"/>
+        <w:sz w:val="20"/>
+      </w:rPr>
+    </w:lvl>
+    <w:lvl w:ilvl="2" w:tentative="1">
+      <w:start w:val="1"/>
+      <w:numFmt w:val="bullet"/>
+      <w:lvlText w:val=""/>
+      <w:lvlJc w:val="left"/>
+      <w:pPr>
+        <w:tabs>
+          <w:tab w:val="num" w:pos="2160"/>
+        </w:tabs>
+        <w:ind w:left="2160" w:hanging="360"/>
+      </w:pPr>
+      <w:rPr>
+        <w:rFonts w:ascii="Wingdings" w:hAnsi="Wingdings" w:hint="default"/>
+        <w:sz w:val="20"/>
+      </w:rPr>
+    </w:lvl>
+    <w:lvl w:ilvl="3" w:tentative="1">
+      <w:start w:val="1"/>
+      <w:numFmt w:val="bullet"/>
+      <w:lvlText w:val=""/>
+      <w:lvlJc w:val="left"/>
+      <w:pPr>
+        <w:tabs>
+          <w:tab w:val="num" w:pos="2880"/>
+        </w:tabs>
+        <w:ind w:left="2880" w:hanging="360"/>
+      </w:pPr>
+      <w:rPr>
+        <w:rFonts w:ascii="Wingdings" w:hAnsi="Wingdings" w:hint="default"/>
+        <w:sz w:val="20"/>
+      </w:rPr>
+    </w:lvl>
+    <w:lvl w:ilvl="4" w:tentative="1">
+      <w:start w:val="1"/>
+      <w:numFmt w:val="bullet"/>
+      <w:lvlText w:val=""/>
+      <w:lvlJc w:val="left"/>
+      <w:pPr>
+        <w:tabs>
+          <w:tab w:val="num" w:pos="3600"/>
+        </w:tabs>
+        <w:ind w:left="3600" w:hanging="360"/>
+      </w:pPr>
+      <w:rPr>
+        <w:rFonts w:ascii="Wingdings" w:hAnsi="Wingdings" w:hint="default"/>
+        <w:sz w:val="20"/>
+      </w:rPr>
+    </w:lvl>
+    <w:lvl w:ilvl="5" w:tentative="1">
+      <w:start w:val="1"/>
+      <w:numFmt w:val="bullet"/>
+      <w:lvlText w:val=""/>
+      <w:lvlJc w:val="left"/>
+      <w:pPr>
+        <w:tabs>
+          <w:tab w:val="num" w:pos="4320"/>
+        </w:tabs>
+        <w:ind w:left="4320" w:hanging="360"/>
+      </w:pPr>
+      <w:rPr>
+        <w:rFonts w:ascii="Wingdings" w:hAnsi="Wingdings" w:hint="default"/>
+        <w:sz w:val="20"/>
+      </w:rPr>
+    </w:lvl>
+    <w:lvl w:ilvl="6" w:tentative="1">
+      <w:start w:val="1"/>
+      <w:numFmt w:val="bullet"/>
+      <w:lvlText w:val=""/>
+      <w:lvlJc w:val="left"/>
+      <w:pPr>
+        <w:tabs>
+          <w:tab w:val="num" w:pos="5040"/>
+        </w:tabs>
+        <w:ind w:left="5040" w:hanging="360"/>
+      </w:pPr>
+      <w:rPr>
+        <w:rFonts w:ascii="Wingdings" w:hAnsi="Wingdings" w:hint="default"/>
+        <w:sz w:val="20"/>
+      </w:rPr>
+    </w:lvl>
+    <w:lvl w:ilvl="7" w:tentative="1">
+      <w:start w:val="1"/>
+      <w:numFmt w:val="bullet"/>
+      <w:lvlText w:val=""/>
+      <w:lvlJc w:val="left"/>
+      <w:pPr>
+        <w:tabs>
+          <w:tab w:val="num" w:pos="5760"/>
+        </w:tabs>
+        <w:ind w:left="5760" w:hanging="360"/>
+      </w:pPr>
+      <w:rPr>
+        <w:rFonts w:ascii="Wingdings" w:hAnsi="Wingdings" w:hint="default"/>
+        <w:sz w:val="20"/>
+      </w:rPr>
+    </w:lvl>
+    <w:lvl w:ilvl="8" w:tentative="1">
+      <w:start w:val="1"/>
+      <w:numFmt w:val="bullet"/>
+      <w:lvlText w:val=""/>
+      <w:lvlJc w:val="left"/>
+      <w:pPr>
+        <w:tabs>
+          <w:tab w:val="num" w:pos="6480"/>
+        </w:tabs>
+        <w:ind w:left="6480" w:hanging="360"/>
+      </w:pPr>
+      <w:rPr>
+        <w:rFonts w:ascii="Wingdings" w:hAnsi="Wingdings" w:hint="default"/>
+        <w:sz w:val="20"/>
+      </w:rPr>
+    </w:lvl>
+  </w:abstractNum>
+  <w:abstractNum w:abstractNumId="12" w15:restartNumberingAfterBreak="0">
+    <w:nsid w:val="4A747F1C"/>
+    <w:multiLevelType w:val="multilevel"/>
+    <w:tmpl w:val="5C965CD6"/>
     <w:lvl w:ilvl="0">
       <w:start w:val="1"/>
       <w:numFmt w:val="bullet"/>
@@ -20139,10 +23191,159 @@
       </w:rPr>
     </w:lvl>
   </w:abstractNum>
-  <w:abstractNum w:abstractNumId="10" w15:restartNumberingAfterBreak="0">
-    <w:nsid w:val="5FBA1FD5"/>
+  <w:abstractNum w:abstractNumId="13" w15:restartNumberingAfterBreak="0">
+    <w:nsid w:val="52856F26"/>
     <w:multiLevelType w:val="multilevel"/>
-    <w:tmpl w:val="D5E2B57E"/>
+    <w:tmpl w:val="C4F0C7DC"/>
+    <w:lvl w:ilvl="0">
+      <w:start w:val="1"/>
+      <w:numFmt w:val="bullet"/>
+      <w:lvlText w:val=""/>
+      <w:lvlJc w:val="left"/>
+      <w:pPr>
+        <w:tabs>
+          <w:tab w:val="num" w:pos="720"/>
+        </w:tabs>
+        <w:ind w:left="720" w:hanging="360"/>
+      </w:pPr>
+      <w:rPr>
+        <w:rFonts w:ascii="Symbol" w:hAnsi="Symbol" w:hint="default"/>
+        <w:sz w:val="20"/>
+      </w:rPr>
+    </w:lvl>
+    <w:lvl w:ilvl="1">
+      <w:start w:val="1"/>
+      <w:numFmt w:val="bullet"/>
+      <w:lvlText w:val="o"/>
+      <w:lvlJc w:val="left"/>
+      <w:pPr>
+        <w:tabs>
+          <w:tab w:val="num" w:pos="1440"/>
+        </w:tabs>
+        <w:ind w:left="1440" w:hanging="360"/>
+      </w:pPr>
+      <w:rPr>
+        <w:rFonts w:ascii="Courier New" w:hAnsi="Courier New" w:hint="default"/>
+        <w:sz w:val="20"/>
+      </w:rPr>
+    </w:lvl>
+    <w:lvl w:ilvl="2" w:tentative="1">
+      <w:start w:val="1"/>
+      <w:numFmt w:val="bullet"/>
+      <w:lvlText w:val=""/>
+      <w:lvlJc w:val="left"/>
+      <w:pPr>
+        <w:tabs>
+          <w:tab w:val="num" w:pos="2160"/>
+        </w:tabs>
+        <w:ind w:left="2160" w:hanging="360"/>
+      </w:pPr>
+      <w:rPr>
+        <w:rFonts w:ascii="Wingdings" w:hAnsi="Wingdings" w:hint="default"/>
+        <w:sz w:val="20"/>
+      </w:rPr>
+    </w:lvl>
+    <w:lvl w:ilvl="3" w:tentative="1">
+      <w:start w:val="1"/>
+      <w:numFmt w:val="bullet"/>
+      <w:lvlText w:val=""/>
+      <w:lvlJc w:val="left"/>
+      <w:pPr>
+        <w:tabs>
+          <w:tab w:val="num" w:pos="2880"/>
+        </w:tabs>
+        <w:ind w:left="2880" w:hanging="360"/>
+      </w:pPr>
+      <w:rPr>
+        <w:rFonts w:ascii="Wingdings" w:hAnsi="Wingdings" w:hint="default"/>
+        <w:sz w:val="20"/>
+      </w:rPr>
+    </w:lvl>
+    <w:lvl w:ilvl="4" w:tentative="1">
+      <w:start w:val="1"/>
+      <w:numFmt w:val="bullet"/>
+      <w:lvlText w:val=""/>
+      <w:lvlJc w:val="left"/>
+      <w:pPr>
+        <w:tabs>
+          <w:tab w:val="num" w:pos="3600"/>
+        </w:tabs>
+        <w:ind w:left="3600" w:hanging="360"/>
+      </w:pPr>
+      <w:rPr>
+        <w:rFonts w:ascii="Wingdings" w:hAnsi="Wingdings" w:hint="default"/>
+        <w:sz w:val="20"/>
+      </w:rPr>
+    </w:lvl>
+    <w:lvl w:ilvl="5" w:tentative="1">
+      <w:start w:val="1"/>
+      <w:numFmt w:val="bullet"/>
+      <w:lvlText w:val=""/>
+      <w:lvlJc w:val="left"/>
+      <w:pPr>
+        <w:tabs>
+          <w:tab w:val="num" w:pos="4320"/>
+        </w:tabs>
+        <w:ind w:left="4320" w:hanging="360"/>
+      </w:pPr>
+      <w:rPr>
+        <w:rFonts w:ascii="Wingdings" w:hAnsi="Wingdings" w:hint="default"/>
+        <w:sz w:val="20"/>
+      </w:rPr>
+    </w:lvl>
+    <w:lvl w:ilvl="6" w:tentative="1">
+      <w:start w:val="1"/>
+      <w:numFmt w:val="bullet"/>
+      <w:lvlText w:val=""/>
+      <w:lvlJc w:val="left"/>
+      <w:pPr>
+        <w:tabs>
+          <w:tab w:val="num" w:pos="5040"/>
+        </w:tabs>
+        <w:ind w:left="5040" w:hanging="360"/>
+      </w:pPr>
+      <w:rPr>
+        <w:rFonts w:ascii="Wingdings" w:hAnsi="Wingdings" w:hint="default"/>
+        <w:sz w:val="20"/>
+      </w:rPr>
+    </w:lvl>
+    <w:lvl w:ilvl="7" w:tentative="1">
+      <w:start w:val="1"/>
+      <w:numFmt w:val="bullet"/>
+      <w:lvlText w:val=""/>
+      <w:lvlJc w:val="left"/>
+      <w:pPr>
+        <w:tabs>
+          <w:tab w:val="num" w:pos="5760"/>
+        </w:tabs>
+        <w:ind w:left="5760" w:hanging="360"/>
+      </w:pPr>
+      <w:rPr>
+        <w:rFonts w:ascii="Wingdings" w:hAnsi="Wingdings" w:hint="default"/>
+        <w:sz w:val="20"/>
+      </w:rPr>
+    </w:lvl>
+    <w:lvl w:ilvl="8" w:tentative="1">
+      <w:start w:val="1"/>
+      <w:numFmt w:val="bullet"/>
+      <w:lvlText w:val=""/>
+      <w:lvlJc w:val="left"/>
+      <w:pPr>
+        <w:tabs>
+          <w:tab w:val="num" w:pos="6480"/>
+        </w:tabs>
+        <w:ind w:left="6480" w:hanging="360"/>
+      </w:pPr>
+      <w:rPr>
+        <w:rFonts w:ascii="Wingdings" w:hAnsi="Wingdings" w:hint="default"/>
+        <w:sz w:val="20"/>
+      </w:rPr>
+    </w:lvl>
+  </w:abstractNum>
+  <w:abstractNum w:abstractNumId="14" w15:restartNumberingAfterBreak="0">
+    <w:nsid w:val="5391259D"/>
+    <w:multiLevelType w:val="multilevel"/>
+    <w:tmpl w:val="6B04E3F4"/>
     <w:lvl w:ilvl="0">
       <w:start w:val="1"/>
       <w:numFmt w:val="decimal"/>
@@ -20252,10 +23453,10 @@
       </w:pPr>
     </w:lvl>
   </w:abstractNum>
-  <w:abstractNum w:abstractNumId="11" w15:restartNumberingAfterBreak="0">
-    <w:nsid w:val="5FF74BDA"/>
+  <w:abstractNum w:abstractNumId="15" w15:restartNumberingAfterBreak="0">
+    <w:nsid w:val="549C3B70"/>
     <w:multiLevelType w:val="multilevel"/>
-    <w:tmpl w:val="81FAD336"/>
+    <w:tmpl w:val="08ACEB90"/>
     <w:lvl w:ilvl="0">
       <w:start w:val="1"/>
       <w:numFmt w:val="bullet"/>
@@ -20401,10 +23602,159 @@
       </w:rPr>
     </w:lvl>
   </w:abstractNum>
-  <w:abstractNum w:abstractNumId="12" w15:restartNumberingAfterBreak="0">
-    <w:nsid w:val="718C44F2"/>
+  <w:abstractNum w:abstractNumId="16" w15:restartNumberingAfterBreak="0">
+    <w:nsid w:val="5A344ABE"/>
     <w:multiLevelType w:val="multilevel"/>
-    <w:tmpl w:val="52A8543E"/>
+    <w:tmpl w:val="5156CACE"/>
+    <w:lvl w:ilvl="0">
+      <w:start w:val="1"/>
+      <w:numFmt w:val="bullet"/>
+      <w:lvlText w:val=""/>
+      <w:lvlJc w:val="left"/>
+      <w:pPr>
+        <w:tabs>
+          <w:tab w:val="num" w:pos="720"/>
+        </w:tabs>
+        <w:ind w:left="720" w:hanging="360"/>
+      </w:pPr>
+      <w:rPr>
+        <w:rFonts w:ascii="Symbol" w:hAnsi="Symbol" w:hint="default"/>
+        <w:sz w:val="20"/>
+      </w:rPr>
+    </w:lvl>
+    <w:lvl w:ilvl="1" w:tentative="1">
+      <w:start w:val="1"/>
+      <w:numFmt w:val="bullet"/>
+      <w:lvlText w:val="o"/>
+      <w:lvlJc w:val="left"/>
+      <w:pPr>
+        <w:tabs>
+          <w:tab w:val="num" w:pos="1440"/>
+        </w:tabs>
+        <w:ind w:left="1440" w:hanging="360"/>
+      </w:pPr>
+      <w:rPr>
+        <w:rFonts w:ascii="Courier New" w:hAnsi="Courier New" w:hint="default"/>
+        <w:sz w:val="20"/>
+      </w:rPr>
+    </w:lvl>
+    <w:lvl w:ilvl="2" w:tentative="1">
+      <w:start w:val="1"/>
+      <w:numFmt w:val="bullet"/>
+      <w:lvlText w:val=""/>
+      <w:lvlJc w:val="left"/>
+      <w:pPr>
+        <w:tabs>
+          <w:tab w:val="num" w:pos="2160"/>
+        </w:tabs>
+        <w:ind w:left="2160" w:hanging="360"/>
+      </w:pPr>
+      <w:rPr>
+        <w:rFonts w:ascii="Wingdings" w:hAnsi="Wingdings" w:hint="default"/>
+        <w:sz w:val="20"/>
+      </w:rPr>
+    </w:lvl>
+    <w:lvl w:ilvl="3" w:tentative="1">
+      <w:start w:val="1"/>
+      <w:numFmt w:val="bullet"/>
+      <w:lvlText w:val=""/>
+      <w:lvlJc w:val="left"/>
+      <w:pPr>
+        <w:tabs>
+          <w:tab w:val="num" w:pos="2880"/>
+        </w:tabs>
+        <w:ind w:left="2880" w:hanging="360"/>
+      </w:pPr>
+      <w:rPr>
+        <w:rFonts w:ascii="Wingdings" w:hAnsi="Wingdings" w:hint="default"/>
+        <w:sz w:val="20"/>
+      </w:rPr>
+    </w:lvl>
+    <w:lvl w:ilvl="4" w:tentative="1">
+      <w:start w:val="1"/>
+      <w:numFmt w:val="bullet"/>
+      <w:lvlText w:val=""/>
+      <w:lvlJc w:val="left"/>
+      <w:pPr>
+        <w:tabs>
+          <w:tab w:val="num" w:pos="3600"/>
+        </w:tabs>
+        <w:ind w:left="3600" w:hanging="360"/>
+      </w:pPr>
+      <w:rPr>
+        <w:rFonts w:ascii="Wingdings" w:hAnsi="Wingdings" w:hint="default"/>
+        <w:sz w:val="20"/>
+      </w:rPr>
+    </w:lvl>
+    <w:lvl w:ilvl="5" w:tentative="1">
+      <w:start w:val="1"/>
+      <w:numFmt w:val="bullet"/>
+      <w:lvlText w:val=""/>
+      <w:lvlJc w:val="left"/>
+      <w:pPr>
+        <w:tabs>
+          <w:tab w:val="num" w:pos="4320"/>
+        </w:tabs>
+        <w:ind w:left="4320" w:hanging="360"/>
+      </w:pPr>
+      <w:rPr>
+        <w:rFonts w:ascii="Wingdings" w:hAnsi="Wingdings" w:hint="default"/>
+        <w:sz w:val="20"/>
+      </w:rPr>
+    </w:lvl>
+    <w:lvl w:ilvl="6" w:tentative="1">
+      <w:start w:val="1"/>
+      <w:numFmt w:val="bullet"/>
+      <w:lvlText w:val=""/>
+      <w:lvlJc w:val="left"/>
+      <w:pPr>
+        <w:tabs>
+          <w:tab w:val="num" w:pos="5040"/>
+        </w:tabs>
+        <w:ind w:left="5040" w:hanging="360"/>
+      </w:pPr>
+      <w:rPr>
+        <w:rFonts w:ascii="Wingdings" w:hAnsi="Wingdings" w:hint="default"/>
+        <w:sz w:val="20"/>
+      </w:rPr>
+    </w:lvl>
+    <w:lvl w:ilvl="7" w:tentative="1">
+      <w:start w:val="1"/>
+      <w:numFmt w:val="bullet"/>
+      <w:lvlText w:val=""/>
+      <w:lvlJc w:val="left"/>
+      <w:pPr>
+        <w:tabs>
+          <w:tab w:val="num" w:pos="5760"/>
+        </w:tabs>
+        <w:ind w:left="5760" w:hanging="360"/>
+      </w:pPr>
+      <w:rPr>
+        <w:rFonts w:ascii="Wingdings" w:hAnsi="Wingdings" w:hint="default"/>
+        <w:sz w:val="20"/>
+      </w:rPr>
+    </w:lvl>
+    <w:lvl w:ilvl="8" w:tentative="1">
+      <w:start w:val="1"/>
+      <w:numFmt w:val="bullet"/>
+      <w:lvlText w:val=""/>
+      <w:lvlJc w:val="left"/>
+      <w:pPr>
+        <w:tabs>
+          <w:tab w:val="num" w:pos="6480"/>
+        </w:tabs>
+        <w:ind w:left="6480" w:hanging="360"/>
+      </w:pPr>
+      <w:rPr>
+        <w:rFonts w:ascii="Wingdings" w:hAnsi="Wingdings" w:hint="default"/>
+        <w:sz w:val="20"/>
+      </w:rPr>
+    </w:lvl>
+  </w:abstractNum>
+  <w:abstractNum w:abstractNumId="17" w15:restartNumberingAfterBreak="0">
+    <w:nsid w:val="5AE00FF1"/>
+    <w:multiLevelType w:val="multilevel"/>
+    <w:tmpl w:val="6870F762"/>
     <w:lvl w:ilvl="0">
       <w:start w:val="1"/>
       <w:numFmt w:val="bullet"/>
@@ -20437,7 +23787,7 @@
         <w:sz w:val="20"/>
       </w:rPr>
     </w:lvl>
-    <w:lvl w:ilvl="2">
+    <w:lvl w:ilvl="2" w:tentative="1">
       <w:start w:val="1"/>
       <w:numFmt w:val="bullet"/>
       <w:lvlText w:val=""/>
@@ -20550,10 +23900,123 @@
       </w:rPr>
     </w:lvl>
   </w:abstractNum>
-  <w:abstractNum w:abstractNumId="13" w15:restartNumberingAfterBreak="0">
-    <w:nsid w:val="7A073F72"/>
+  <w:abstractNum w:abstractNumId="18" w15:restartNumberingAfterBreak="0">
+    <w:nsid w:val="5FBA1FD5"/>
     <w:multiLevelType w:val="multilevel"/>
-    <w:tmpl w:val="62E42C20"/>
+    <w:tmpl w:val="D5E2B57E"/>
+    <w:lvl w:ilvl="0">
+      <w:start w:val="1"/>
+      <w:numFmt w:val="decimal"/>
+      <w:lvlText w:val="%1."/>
+      <w:lvlJc w:val="left"/>
+      <w:pPr>
+        <w:tabs>
+          <w:tab w:val="num" w:pos="720"/>
+        </w:tabs>
+        <w:ind w:left="720" w:hanging="360"/>
+      </w:pPr>
+    </w:lvl>
+    <w:lvl w:ilvl="1" w:tentative="1">
+      <w:start w:val="1"/>
+      <w:numFmt w:val="decimal"/>
+      <w:lvlText w:val="%2."/>
+      <w:lvlJc w:val="left"/>
+      <w:pPr>
+        <w:tabs>
+          <w:tab w:val="num" w:pos="1440"/>
+        </w:tabs>
+        <w:ind w:left="1440" w:hanging="360"/>
+      </w:pPr>
+    </w:lvl>
+    <w:lvl w:ilvl="2" w:tentative="1">
+      <w:start w:val="1"/>
+      <w:numFmt w:val="decimal"/>
+      <w:lvlText w:val="%3."/>
+      <w:lvlJc w:val="left"/>
+      <w:pPr>
+        <w:tabs>
+          <w:tab w:val="num" w:pos="2160"/>
+        </w:tabs>
+        <w:ind w:left="2160" w:hanging="360"/>
+      </w:pPr>
+    </w:lvl>
+    <w:lvl w:ilvl="3" w:tentative="1">
+      <w:start w:val="1"/>
+      <w:numFmt w:val="decimal"/>
+      <w:lvlText w:val="%4."/>
+      <w:lvlJc w:val="left"/>
+      <w:pPr>
+        <w:tabs>
+          <w:tab w:val="num" w:pos="2880"/>
+        </w:tabs>
+        <w:ind w:left="2880" w:hanging="360"/>
+      </w:pPr>
+    </w:lvl>
+    <w:lvl w:ilvl="4" w:tentative="1">
+      <w:start w:val="1"/>
+      <w:numFmt w:val="decimal"/>
+      <w:lvlText w:val="%5."/>
+      <w:lvlJc w:val="left"/>
+      <w:pPr>
+        <w:tabs>
+          <w:tab w:val="num" w:pos="3600"/>
+        </w:tabs>
+        <w:ind w:left="3600" w:hanging="360"/>
+      </w:pPr>
+    </w:lvl>
+    <w:lvl w:ilvl="5" w:tentative="1">
+      <w:start w:val="1"/>
+      <w:numFmt w:val="decimal"/>
+      <w:lvlText w:val="%6."/>
+      <w:lvlJc w:val="left"/>
+      <w:pPr>
+        <w:tabs>
+          <w:tab w:val="num" w:pos="4320"/>
+        </w:tabs>
+        <w:ind w:left="4320" w:hanging="360"/>
+      </w:pPr>
+    </w:lvl>
+    <w:lvl w:ilvl="6" w:tentative="1">
+      <w:start w:val="1"/>
+      <w:numFmt w:val="decimal"/>
+      <w:lvlText w:val="%7."/>
+      <w:lvlJc w:val="left"/>
+      <w:pPr>
+        <w:tabs>
+          <w:tab w:val="num" w:pos="5040"/>
+        </w:tabs>
+        <w:ind w:left="5040" w:hanging="360"/>
+      </w:pPr>
+    </w:lvl>
+    <w:lvl w:ilvl="7" w:tentative="1">
+      <w:start w:val="1"/>
+      <w:numFmt w:val="decimal"/>
+      <w:lvlText w:val="%8."/>
+      <w:lvlJc w:val="left"/>
+      <w:pPr>
+        <w:tabs>
+          <w:tab w:val="num" w:pos="5760"/>
+        </w:tabs>
+        <w:ind w:left="5760" w:hanging="360"/>
+      </w:pPr>
+    </w:lvl>
+    <w:lvl w:ilvl="8" w:tentative="1">
+      <w:start w:val="1"/>
+      <w:numFmt w:val="decimal"/>
+      <w:lvlText w:val="%9."/>
+      <w:lvlJc w:val="left"/>
+      <w:pPr>
+        <w:tabs>
+          <w:tab w:val="num" w:pos="6480"/>
+        </w:tabs>
+        <w:ind w:left="6480" w:hanging="360"/>
+      </w:pPr>
+    </w:lvl>
+  </w:abstractNum>
+  <w:abstractNum w:abstractNumId="19" w15:restartNumberingAfterBreak="0">
+    <w:nsid w:val="5FF74BDA"/>
+    <w:multiLevelType w:val="multilevel"/>
+    <w:tmpl w:val="81FAD336"/>
     <w:lvl w:ilvl="0">
       <w:start w:val="1"/>
       <w:numFmt w:val="bullet"/>
@@ -20699,10 +24162,10 @@
       </w:rPr>
     </w:lvl>
   </w:abstractNum>
-  <w:abstractNum w:abstractNumId="14" w15:restartNumberingAfterBreak="0">
-    <w:nsid w:val="7D224F02"/>
+  <w:abstractNum w:abstractNumId="20" w15:restartNumberingAfterBreak="0">
+    <w:nsid w:val="6AB3284E"/>
     <w:multiLevelType w:val="multilevel"/>
-    <w:tmpl w:val="785CEB36"/>
+    <w:tmpl w:val="F9247C38"/>
     <w:lvl w:ilvl="0">
       <w:start w:val="1"/>
       <w:numFmt w:val="bullet"/>
@@ -20848,50 +24311,980 @@
       </w:rPr>
     </w:lvl>
   </w:abstractNum>
+  <w:abstractNum w:abstractNumId="21" w15:restartNumberingAfterBreak="0">
+    <w:nsid w:val="70855B23"/>
+    <w:multiLevelType w:val="multilevel"/>
+    <w:tmpl w:val="4E78BD44"/>
+    <w:lvl w:ilvl="0">
+      <w:start w:val="1"/>
+      <w:numFmt w:val="bullet"/>
+      <w:lvlText w:val=""/>
+      <w:lvlJc w:val="left"/>
+      <w:pPr>
+        <w:tabs>
+          <w:tab w:val="num" w:pos="720"/>
+        </w:tabs>
+        <w:ind w:left="720" w:hanging="360"/>
+      </w:pPr>
+      <w:rPr>
+        <w:rFonts w:ascii="Symbol" w:hAnsi="Symbol" w:hint="default"/>
+        <w:sz w:val="20"/>
+      </w:rPr>
+    </w:lvl>
+    <w:lvl w:ilvl="1">
+      <w:start w:val="1"/>
+      <w:numFmt w:val="bullet"/>
+      <w:lvlText w:val="o"/>
+      <w:lvlJc w:val="left"/>
+      <w:pPr>
+        <w:tabs>
+          <w:tab w:val="num" w:pos="1440"/>
+        </w:tabs>
+        <w:ind w:left="1440" w:hanging="360"/>
+      </w:pPr>
+      <w:rPr>
+        <w:rFonts w:ascii="Courier New" w:hAnsi="Courier New" w:hint="default"/>
+        <w:sz w:val="20"/>
+      </w:rPr>
+    </w:lvl>
+    <w:lvl w:ilvl="2" w:tentative="1">
+      <w:start w:val="1"/>
+      <w:numFmt w:val="bullet"/>
+      <w:lvlText w:val=""/>
+      <w:lvlJc w:val="left"/>
+      <w:pPr>
+        <w:tabs>
+          <w:tab w:val="num" w:pos="2160"/>
+        </w:tabs>
+        <w:ind w:left="2160" w:hanging="360"/>
+      </w:pPr>
+      <w:rPr>
+        <w:rFonts w:ascii="Wingdings" w:hAnsi="Wingdings" w:hint="default"/>
+        <w:sz w:val="20"/>
+      </w:rPr>
+    </w:lvl>
+    <w:lvl w:ilvl="3" w:tentative="1">
+      <w:start w:val="1"/>
+      <w:numFmt w:val="bullet"/>
+      <w:lvlText w:val=""/>
+      <w:lvlJc w:val="left"/>
+      <w:pPr>
+        <w:tabs>
+          <w:tab w:val="num" w:pos="2880"/>
+        </w:tabs>
+        <w:ind w:left="2880" w:hanging="360"/>
+      </w:pPr>
+      <w:rPr>
+        <w:rFonts w:ascii="Wingdings" w:hAnsi="Wingdings" w:hint="default"/>
+        <w:sz w:val="20"/>
+      </w:rPr>
+    </w:lvl>
+    <w:lvl w:ilvl="4" w:tentative="1">
+      <w:start w:val="1"/>
+      <w:numFmt w:val="bullet"/>
+      <w:lvlText w:val=""/>
+      <w:lvlJc w:val="left"/>
+      <w:pPr>
+        <w:tabs>
+          <w:tab w:val="num" w:pos="3600"/>
+        </w:tabs>
+        <w:ind w:left="3600" w:hanging="360"/>
+      </w:pPr>
+      <w:rPr>
+        <w:rFonts w:ascii="Wingdings" w:hAnsi="Wingdings" w:hint="default"/>
+        <w:sz w:val="20"/>
+      </w:rPr>
+    </w:lvl>
+    <w:lvl w:ilvl="5" w:tentative="1">
+      <w:start w:val="1"/>
+      <w:numFmt w:val="bullet"/>
+      <w:lvlText w:val=""/>
+      <w:lvlJc w:val="left"/>
+      <w:pPr>
+        <w:tabs>
+          <w:tab w:val="num" w:pos="4320"/>
+        </w:tabs>
+        <w:ind w:left="4320" w:hanging="360"/>
+      </w:pPr>
+      <w:rPr>
+        <w:rFonts w:ascii="Wingdings" w:hAnsi="Wingdings" w:hint="default"/>
+        <w:sz w:val="20"/>
+      </w:rPr>
+    </w:lvl>
+    <w:lvl w:ilvl="6" w:tentative="1">
+      <w:start w:val="1"/>
+      <w:numFmt w:val="bullet"/>
+      <w:lvlText w:val=""/>
+      <w:lvlJc w:val="left"/>
+      <w:pPr>
+        <w:tabs>
+          <w:tab w:val="num" w:pos="5040"/>
+        </w:tabs>
+        <w:ind w:left="5040" w:hanging="360"/>
+      </w:pPr>
+      <w:rPr>
+        <w:rFonts w:ascii="Wingdings" w:hAnsi="Wingdings" w:hint="default"/>
+        <w:sz w:val="20"/>
+      </w:rPr>
+    </w:lvl>
+    <w:lvl w:ilvl="7" w:tentative="1">
+      <w:start w:val="1"/>
+      <w:numFmt w:val="bullet"/>
+      <w:lvlText w:val=""/>
+      <w:lvlJc w:val="left"/>
+      <w:pPr>
+        <w:tabs>
+          <w:tab w:val="num" w:pos="5760"/>
+        </w:tabs>
+        <w:ind w:left="5760" w:hanging="360"/>
+      </w:pPr>
+      <w:rPr>
+        <w:rFonts w:ascii="Wingdings" w:hAnsi="Wingdings" w:hint="default"/>
+        <w:sz w:val="20"/>
+      </w:rPr>
+    </w:lvl>
+    <w:lvl w:ilvl="8" w:tentative="1">
+      <w:start w:val="1"/>
+      <w:numFmt w:val="bullet"/>
+      <w:lvlText w:val=""/>
+      <w:lvlJc w:val="left"/>
+      <w:pPr>
+        <w:tabs>
+          <w:tab w:val="num" w:pos="6480"/>
+        </w:tabs>
+        <w:ind w:left="6480" w:hanging="360"/>
+      </w:pPr>
+      <w:rPr>
+        <w:rFonts w:ascii="Wingdings" w:hAnsi="Wingdings" w:hint="default"/>
+        <w:sz w:val="20"/>
+      </w:rPr>
+    </w:lvl>
+  </w:abstractNum>
+  <w:abstractNum w:abstractNumId="22" w15:restartNumberingAfterBreak="0">
+    <w:nsid w:val="718C44F2"/>
+    <w:multiLevelType w:val="multilevel"/>
+    <w:tmpl w:val="52A8543E"/>
+    <w:lvl w:ilvl="0">
+      <w:start w:val="1"/>
+      <w:numFmt w:val="bullet"/>
+      <w:lvlText w:val=""/>
+      <w:lvlJc w:val="left"/>
+      <w:pPr>
+        <w:tabs>
+          <w:tab w:val="num" w:pos="720"/>
+        </w:tabs>
+        <w:ind w:left="720" w:hanging="360"/>
+      </w:pPr>
+      <w:rPr>
+        <w:rFonts w:ascii="Symbol" w:hAnsi="Symbol" w:hint="default"/>
+        <w:sz w:val="20"/>
+      </w:rPr>
+    </w:lvl>
+    <w:lvl w:ilvl="1">
+      <w:start w:val="1"/>
+      <w:numFmt w:val="bullet"/>
+      <w:lvlText w:val="o"/>
+      <w:lvlJc w:val="left"/>
+      <w:pPr>
+        <w:tabs>
+          <w:tab w:val="num" w:pos="1440"/>
+        </w:tabs>
+        <w:ind w:left="1440" w:hanging="360"/>
+      </w:pPr>
+      <w:rPr>
+        <w:rFonts w:ascii="Courier New" w:hAnsi="Courier New" w:hint="default"/>
+        <w:sz w:val="20"/>
+      </w:rPr>
+    </w:lvl>
+    <w:lvl w:ilvl="2">
+      <w:start w:val="1"/>
+      <w:numFmt w:val="bullet"/>
+      <w:lvlText w:val=""/>
+      <w:lvlJc w:val="left"/>
+      <w:pPr>
+        <w:tabs>
+          <w:tab w:val="num" w:pos="2160"/>
+        </w:tabs>
+        <w:ind w:left="2160" w:hanging="360"/>
+      </w:pPr>
+      <w:rPr>
+        <w:rFonts w:ascii="Wingdings" w:hAnsi="Wingdings" w:hint="default"/>
+        <w:sz w:val="20"/>
+      </w:rPr>
+    </w:lvl>
+    <w:lvl w:ilvl="3" w:tentative="1">
+      <w:start w:val="1"/>
+      <w:numFmt w:val="bullet"/>
+      <w:lvlText w:val=""/>
+      <w:lvlJc w:val="left"/>
+      <w:pPr>
+        <w:tabs>
+          <w:tab w:val="num" w:pos="2880"/>
+        </w:tabs>
+        <w:ind w:left="2880" w:hanging="360"/>
+      </w:pPr>
+      <w:rPr>
+        <w:rFonts w:ascii="Wingdings" w:hAnsi="Wingdings" w:hint="default"/>
+        <w:sz w:val="20"/>
+      </w:rPr>
+    </w:lvl>
+    <w:lvl w:ilvl="4" w:tentative="1">
+      <w:start w:val="1"/>
+      <w:numFmt w:val="bullet"/>
+      <w:lvlText w:val=""/>
+      <w:lvlJc w:val="left"/>
+      <w:pPr>
+        <w:tabs>
+          <w:tab w:val="num" w:pos="3600"/>
+        </w:tabs>
+        <w:ind w:left="3600" w:hanging="360"/>
+      </w:pPr>
+      <w:rPr>
+        <w:rFonts w:ascii="Wingdings" w:hAnsi="Wingdings" w:hint="default"/>
+        <w:sz w:val="20"/>
+      </w:rPr>
+    </w:lvl>
+    <w:lvl w:ilvl="5" w:tentative="1">
+      <w:start w:val="1"/>
+      <w:numFmt w:val="bullet"/>
+      <w:lvlText w:val=""/>
+      <w:lvlJc w:val="left"/>
+      <w:pPr>
+        <w:tabs>
+          <w:tab w:val="num" w:pos="4320"/>
+        </w:tabs>
+        <w:ind w:left="4320" w:hanging="360"/>
+      </w:pPr>
+      <w:rPr>
+        <w:rFonts w:ascii="Wingdings" w:hAnsi="Wingdings" w:hint="default"/>
+        <w:sz w:val="20"/>
+      </w:rPr>
+    </w:lvl>
+    <w:lvl w:ilvl="6" w:tentative="1">
+      <w:start w:val="1"/>
+      <w:numFmt w:val="bullet"/>
+      <w:lvlText w:val=""/>
+      <w:lvlJc w:val="left"/>
+      <w:pPr>
+        <w:tabs>
+          <w:tab w:val="num" w:pos="5040"/>
+        </w:tabs>
+        <w:ind w:left="5040" w:hanging="360"/>
+      </w:pPr>
+      <w:rPr>
+        <w:rFonts w:ascii="Wingdings" w:hAnsi="Wingdings" w:hint="default"/>
+        <w:sz w:val="20"/>
+      </w:rPr>
+    </w:lvl>
+    <w:lvl w:ilvl="7" w:tentative="1">
+      <w:start w:val="1"/>
+      <w:numFmt w:val="bullet"/>
+      <w:lvlText w:val=""/>
+      <w:lvlJc w:val="left"/>
+      <w:pPr>
+        <w:tabs>
+          <w:tab w:val="num" w:pos="5760"/>
+        </w:tabs>
+        <w:ind w:left="5760" w:hanging="360"/>
+      </w:pPr>
+      <w:rPr>
+        <w:rFonts w:ascii="Wingdings" w:hAnsi="Wingdings" w:hint="default"/>
+        <w:sz w:val="20"/>
+      </w:rPr>
+    </w:lvl>
+    <w:lvl w:ilvl="8" w:tentative="1">
+      <w:start w:val="1"/>
+      <w:numFmt w:val="bullet"/>
+      <w:lvlText w:val=""/>
+      <w:lvlJc w:val="left"/>
+      <w:pPr>
+        <w:tabs>
+          <w:tab w:val="num" w:pos="6480"/>
+        </w:tabs>
+        <w:ind w:left="6480" w:hanging="360"/>
+      </w:pPr>
+      <w:rPr>
+        <w:rFonts w:ascii="Wingdings" w:hAnsi="Wingdings" w:hint="default"/>
+        <w:sz w:val="20"/>
+      </w:rPr>
+    </w:lvl>
+  </w:abstractNum>
+  <w:abstractNum w:abstractNumId="23" w15:restartNumberingAfterBreak="0">
+    <w:nsid w:val="774E4E4F"/>
+    <w:multiLevelType w:val="multilevel"/>
+    <w:tmpl w:val="0624D61A"/>
+    <w:lvl w:ilvl="0">
+      <w:start w:val="1"/>
+      <w:numFmt w:val="bullet"/>
+      <w:lvlText w:val=""/>
+      <w:lvlJc w:val="left"/>
+      <w:pPr>
+        <w:tabs>
+          <w:tab w:val="num" w:pos="720"/>
+        </w:tabs>
+        <w:ind w:left="720" w:hanging="360"/>
+      </w:pPr>
+      <w:rPr>
+        <w:rFonts w:ascii="Symbol" w:hAnsi="Symbol" w:hint="default"/>
+        <w:sz w:val="20"/>
+      </w:rPr>
+    </w:lvl>
+    <w:lvl w:ilvl="1">
+      <w:start w:val="1"/>
+      <w:numFmt w:val="bullet"/>
+      <w:lvlText w:val="o"/>
+      <w:lvlJc w:val="left"/>
+      <w:pPr>
+        <w:tabs>
+          <w:tab w:val="num" w:pos="1440"/>
+        </w:tabs>
+        <w:ind w:left="1440" w:hanging="360"/>
+      </w:pPr>
+      <w:rPr>
+        <w:rFonts w:ascii="Courier New" w:hAnsi="Courier New" w:hint="default"/>
+        <w:sz w:val="20"/>
+      </w:rPr>
+    </w:lvl>
+    <w:lvl w:ilvl="2" w:tentative="1">
+      <w:start w:val="1"/>
+      <w:numFmt w:val="bullet"/>
+      <w:lvlText w:val=""/>
+      <w:lvlJc w:val="left"/>
+      <w:pPr>
+        <w:tabs>
+          <w:tab w:val="num" w:pos="2160"/>
+        </w:tabs>
+        <w:ind w:left="2160" w:hanging="360"/>
+      </w:pPr>
+      <w:rPr>
+        <w:rFonts w:ascii="Wingdings" w:hAnsi="Wingdings" w:hint="default"/>
+        <w:sz w:val="20"/>
+      </w:rPr>
+    </w:lvl>
+    <w:lvl w:ilvl="3" w:tentative="1">
+      <w:start w:val="1"/>
+      <w:numFmt w:val="bullet"/>
+      <w:lvlText w:val=""/>
+      <w:lvlJc w:val="left"/>
+      <w:pPr>
+        <w:tabs>
+          <w:tab w:val="num" w:pos="2880"/>
+        </w:tabs>
+        <w:ind w:left="2880" w:hanging="360"/>
+      </w:pPr>
+      <w:rPr>
+        <w:rFonts w:ascii="Wingdings" w:hAnsi="Wingdings" w:hint="default"/>
+        <w:sz w:val="20"/>
+      </w:rPr>
+    </w:lvl>
+    <w:lvl w:ilvl="4" w:tentative="1">
+      <w:start w:val="1"/>
+      <w:numFmt w:val="bullet"/>
+      <w:lvlText w:val=""/>
+      <w:lvlJc w:val="left"/>
+      <w:pPr>
+        <w:tabs>
+          <w:tab w:val="num" w:pos="3600"/>
+        </w:tabs>
+        <w:ind w:left="3600" w:hanging="360"/>
+      </w:pPr>
+      <w:rPr>
+        <w:rFonts w:ascii="Wingdings" w:hAnsi="Wingdings" w:hint="default"/>
+        <w:sz w:val="20"/>
+      </w:rPr>
+    </w:lvl>
+    <w:lvl w:ilvl="5" w:tentative="1">
+      <w:start w:val="1"/>
+      <w:numFmt w:val="bullet"/>
+      <w:lvlText w:val=""/>
+      <w:lvlJc w:val="left"/>
+      <w:pPr>
+        <w:tabs>
+          <w:tab w:val="num" w:pos="4320"/>
+        </w:tabs>
+        <w:ind w:left="4320" w:hanging="360"/>
+      </w:pPr>
+      <w:rPr>
+        <w:rFonts w:ascii="Wingdings" w:hAnsi="Wingdings" w:hint="default"/>
+        <w:sz w:val="20"/>
+      </w:rPr>
+    </w:lvl>
+    <w:lvl w:ilvl="6" w:tentative="1">
+      <w:start w:val="1"/>
+      <w:numFmt w:val="bullet"/>
+      <w:lvlText w:val=""/>
+      <w:lvlJc w:val="left"/>
+      <w:pPr>
+        <w:tabs>
+          <w:tab w:val="num" w:pos="5040"/>
+        </w:tabs>
+        <w:ind w:left="5040" w:hanging="360"/>
+      </w:pPr>
+      <w:rPr>
+        <w:rFonts w:ascii="Wingdings" w:hAnsi="Wingdings" w:hint="default"/>
+        <w:sz w:val="20"/>
+      </w:rPr>
+    </w:lvl>
+    <w:lvl w:ilvl="7" w:tentative="1">
+      <w:start w:val="1"/>
+      <w:numFmt w:val="bullet"/>
+      <w:lvlText w:val=""/>
+      <w:lvlJc w:val="left"/>
+      <w:pPr>
+        <w:tabs>
+          <w:tab w:val="num" w:pos="5760"/>
+        </w:tabs>
+        <w:ind w:left="5760" w:hanging="360"/>
+      </w:pPr>
+      <w:rPr>
+        <w:rFonts w:ascii="Wingdings" w:hAnsi="Wingdings" w:hint="default"/>
+        <w:sz w:val="20"/>
+      </w:rPr>
+    </w:lvl>
+    <w:lvl w:ilvl="8" w:tentative="1">
+      <w:start w:val="1"/>
+      <w:numFmt w:val="bullet"/>
+      <w:lvlText w:val=""/>
+      <w:lvlJc w:val="left"/>
+      <w:pPr>
+        <w:tabs>
+          <w:tab w:val="num" w:pos="6480"/>
+        </w:tabs>
+        <w:ind w:left="6480" w:hanging="360"/>
+      </w:pPr>
+      <w:rPr>
+        <w:rFonts w:ascii="Wingdings" w:hAnsi="Wingdings" w:hint="default"/>
+        <w:sz w:val="20"/>
+      </w:rPr>
+    </w:lvl>
+  </w:abstractNum>
+  <w:abstractNum w:abstractNumId="24" w15:restartNumberingAfterBreak="0">
+    <w:nsid w:val="7A073F72"/>
+    <w:multiLevelType w:val="multilevel"/>
+    <w:tmpl w:val="62E42C20"/>
+    <w:lvl w:ilvl="0">
+      <w:start w:val="1"/>
+      <w:numFmt w:val="bullet"/>
+      <w:lvlText w:val=""/>
+      <w:lvlJc w:val="left"/>
+      <w:pPr>
+        <w:tabs>
+          <w:tab w:val="num" w:pos="720"/>
+        </w:tabs>
+        <w:ind w:left="720" w:hanging="360"/>
+      </w:pPr>
+      <w:rPr>
+        <w:rFonts w:ascii="Symbol" w:hAnsi="Symbol" w:hint="default"/>
+        <w:sz w:val="20"/>
+      </w:rPr>
+    </w:lvl>
+    <w:lvl w:ilvl="1" w:tentative="1">
+      <w:start w:val="1"/>
+      <w:numFmt w:val="bullet"/>
+      <w:lvlText w:val="o"/>
+      <w:lvlJc w:val="left"/>
+      <w:pPr>
+        <w:tabs>
+          <w:tab w:val="num" w:pos="1440"/>
+        </w:tabs>
+        <w:ind w:left="1440" w:hanging="360"/>
+      </w:pPr>
+      <w:rPr>
+        <w:rFonts w:ascii="Courier New" w:hAnsi="Courier New" w:hint="default"/>
+        <w:sz w:val="20"/>
+      </w:rPr>
+    </w:lvl>
+    <w:lvl w:ilvl="2" w:tentative="1">
+      <w:start w:val="1"/>
+      <w:numFmt w:val="bullet"/>
+      <w:lvlText w:val=""/>
+      <w:lvlJc w:val="left"/>
+      <w:pPr>
+        <w:tabs>
+          <w:tab w:val="num" w:pos="2160"/>
+        </w:tabs>
+        <w:ind w:left="2160" w:hanging="360"/>
+      </w:pPr>
+      <w:rPr>
+        <w:rFonts w:ascii="Wingdings" w:hAnsi="Wingdings" w:hint="default"/>
+        <w:sz w:val="20"/>
+      </w:rPr>
+    </w:lvl>
+    <w:lvl w:ilvl="3" w:tentative="1">
+      <w:start w:val="1"/>
+      <w:numFmt w:val="bullet"/>
+      <w:lvlText w:val=""/>
+      <w:lvlJc w:val="left"/>
+      <w:pPr>
+        <w:tabs>
+          <w:tab w:val="num" w:pos="2880"/>
+        </w:tabs>
+        <w:ind w:left="2880" w:hanging="360"/>
+      </w:pPr>
+      <w:rPr>
+        <w:rFonts w:ascii="Wingdings" w:hAnsi="Wingdings" w:hint="default"/>
+        <w:sz w:val="20"/>
+      </w:rPr>
+    </w:lvl>
+    <w:lvl w:ilvl="4" w:tentative="1">
+      <w:start w:val="1"/>
+      <w:numFmt w:val="bullet"/>
+      <w:lvlText w:val=""/>
+      <w:lvlJc w:val="left"/>
+      <w:pPr>
+        <w:tabs>
+          <w:tab w:val="num" w:pos="3600"/>
+        </w:tabs>
+        <w:ind w:left="3600" w:hanging="360"/>
+      </w:pPr>
+      <w:rPr>
+        <w:rFonts w:ascii="Wingdings" w:hAnsi="Wingdings" w:hint="default"/>
+        <w:sz w:val="20"/>
+      </w:rPr>
+    </w:lvl>
+    <w:lvl w:ilvl="5" w:tentative="1">
+      <w:start w:val="1"/>
+      <w:numFmt w:val="bullet"/>
+      <w:lvlText w:val=""/>
+      <w:lvlJc w:val="left"/>
+      <w:pPr>
+        <w:tabs>
+          <w:tab w:val="num" w:pos="4320"/>
+        </w:tabs>
+        <w:ind w:left="4320" w:hanging="360"/>
+      </w:pPr>
+      <w:rPr>
+        <w:rFonts w:ascii="Wingdings" w:hAnsi="Wingdings" w:hint="default"/>
+        <w:sz w:val="20"/>
+      </w:rPr>
+    </w:lvl>
+    <w:lvl w:ilvl="6" w:tentative="1">
+      <w:start w:val="1"/>
+      <w:numFmt w:val="bullet"/>
+      <w:lvlText w:val=""/>
+      <w:lvlJc w:val="left"/>
+      <w:pPr>
+        <w:tabs>
+          <w:tab w:val="num" w:pos="5040"/>
+        </w:tabs>
+        <w:ind w:left="5040" w:hanging="360"/>
+      </w:pPr>
+      <w:rPr>
+        <w:rFonts w:ascii="Wingdings" w:hAnsi="Wingdings" w:hint="default"/>
+        <w:sz w:val="20"/>
+      </w:rPr>
+    </w:lvl>
+    <w:lvl w:ilvl="7" w:tentative="1">
+      <w:start w:val="1"/>
+      <w:numFmt w:val="bullet"/>
+      <w:lvlText w:val=""/>
+      <w:lvlJc w:val="left"/>
+      <w:pPr>
+        <w:tabs>
+          <w:tab w:val="num" w:pos="5760"/>
+        </w:tabs>
+        <w:ind w:left="5760" w:hanging="360"/>
+      </w:pPr>
+      <w:rPr>
+        <w:rFonts w:ascii="Wingdings" w:hAnsi="Wingdings" w:hint="default"/>
+        <w:sz w:val="20"/>
+      </w:rPr>
+    </w:lvl>
+    <w:lvl w:ilvl="8" w:tentative="1">
+      <w:start w:val="1"/>
+      <w:numFmt w:val="bullet"/>
+      <w:lvlText w:val=""/>
+      <w:lvlJc w:val="left"/>
+      <w:pPr>
+        <w:tabs>
+          <w:tab w:val="num" w:pos="6480"/>
+        </w:tabs>
+        <w:ind w:left="6480" w:hanging="360"/>
+      </w:pPr>
+      <w:rPr>
+        <w:rFonts w:ascii="Wingdings" w:hAnsi="Wingdings" w:hint="default"/>
+        <w:sz w:val="20"/>
+      </w:rPr>
+    </w:lvl>
+  </w:abstractNum>
+  <w:abstractNum w:abstractNumId="25" w15:restartNumberingAfterBreak="0">
+    <w:nsid w:val="7D224F02"/>
+    <w:multiLevelType w:val="multilevel"/>
+    <w:tmpl w:val="785CEB36"/>
+    <w:lvl w:ilvl="0">
+      <w:start w:val="1"/>
+      <w:numFmt w:val="bullet"/>
+      <w:lvlText w:val=""/>
+      <w:lvlJc w:val="left"/>
+      <w:pPr>
+        <w:tabs>
+          <w:tab w:val="num" w:pos="720"/>
+        </w:tabs>
+        <w:ind w:left="720" w:hanging="360"/>
+      </w:pPr>
+      <w:rPr>
+        <w:rFonts w:ascii="Symbol" w:hAnsi="Symbol" w:hint="default"/>
+        <w:sz w:val="20"/>
+      </w:rPr>
+    </w:lvl>
+    <w:lvl w:ilvl="1" w:tentative="1">
+      <w:start w:val="1"/>
+      <w:numFmt w:val="bullet"/>
+      <w:lvlText w:val="o"/>
+      <w:lvlJc w:val="left"/>
+      <w:pPr>
+        <w:tabs>
+          <w:tab w:val="num" w:pos="1440"/>
+        </w:tabs>
+        <w:ind w:left="1440" w:hanging="360"/>
+      </w:pPr>
+      <w:rPr>
+        <w:rFonts w:ascii="Courier New" w:hAnsi="Courier New" w:hint="default"/>
+        <w:sz w:val="20"/>
+      </w:rPr>
+    </w:lvl>
+    <w:lvl w:ilvl="2" w:tentative="1">
+      <w:start w:val="1"/>
+      <w:numFmt w:val="bullet"/>
+      <w:lvlText w:val=""/>
+      <w:lvlJc w:val="left"/>
+      <w:pPr>
+        <w:tabs>
+          <w:tab w:val="num" w:pos="2160"/>
+        </w:tabs>
+        <w:ind w:left="2160" w:hanging="360"/>
+      </w:pPr>
+      <w:rPr>
+        <w:rFonts w:ascii="Wingdings" w:hAnsi="Wingdings" w:hint="default"/>
+        <w:sz w:val="20"/>
+      </w:rPr>
+    </w:lvl>
+    <w:lvl w:ilvl="3" w:tentative="1">
+      <w:start w:val="1"/>
+      <w:numFmt w:val="bullet"/>
+      <w:lvlText w:val=""/>
+      <w:lvlJc w:val="left"/>
+      <w:pPr>
+        <w:tabs>
+          <w:tab w:val="num" w:pos="2880"/>
+        </w:tabs>
+        <w:ind w:left="2880" w:hanging="360"/>
+      </w:pPr>
+      <w:rPr>
+        <w:rFonts w:ascii="Wingdings" w:hAnsi="Wingdings" w:hint="default"/>
+        <w:sz w:val="20"/>
+      </w:rPr>
+    </w:lvl>
+    <w:lvl w:ilvl="4" w:tentative="1">
+      <w:start w:val="1"/>
+      <w:numFmt w:val="bullet"/>
+      <w:lvlText w:val=""/>
+      <w:lvlJc w:val="left"/>
+      <w:pPr>
+        <w:tabs>
+          <w:tab w:val="num" w:pos="3600"/>
+        </w:tabs>
+        <w:ind w:left="3600" w:hanging="360"/>
+      </w:pPr>
+      <w:rPr>
+        <w:rFonts w:ascii="Wingdings" w:hAnsi="Wingdings" w:hint="default"/>
+        <w:sz w:val="20"/>
+      </w:rPr>
+    </w:lvl>
+    <w:lvl w:ilvl="5" w:tentative="1">
+      <w:start w:val="1"/>
+      <w:numFmt w:val="bullet"/>
+      <w:lvlText w:val=""/>
+      <w:lvlJc w:val="left"/>
+      <w:pPr>
+        <w:tabs>
+          <w:tab w:val="num" w:pos="4320"/>
+        </w:tabs>
+        <w:ind w:left="4320" w:hanging="360"/>
+      </w:pPr>
+      <w:rPr>
+        <w:rFonts w:ascii="Wingdings" w:hAnsi="Wingdings" w:hint="default"/>
+        <w:sz w:val="20"/>
+      </w:rPr>
+    </w:lvl>
+    <w:lvl w:ilvl="6" w:tentative="1">
+      <w:start w:val="1"/>
+      <w:numFmt w:val="bullet"/>
+      <w:lvlText w:val=""/>
+      <w:lvlJc w:val="left"/>
+      <w:pPr>
+        <w:tabs>
+          <w:tab w:val="num" w:pos="5040"/>
+        </w:tabs>
+        <w:ind w:left="5040" w:hanging="360"/>
+      </w:pPr>
+      <w:rPr>
+        <w:rFonts w:ascii="Wingdings" w:hAnsi="Wingdings" w:hint="default"/>
+        <w:sz w:val="20"/>
+      </w:rPr>
+    </w:lvl>
+    <w:lvl w:ilvl="7" w:tentative="1">
+      <w:start w:val="1"/>
+      <w:numFmt w:val="bullet"/>
+      <w:lvlText w:val=""/>
+      <w:lvlJc w:val="left"/>
+      <w:pPr>
+        <w:tabs>
+          <w:tab w:val="num" w:pos="5760"/>
+        </w:tabs>
+        <w:ind w:left="5760" w:hanging="360"/>
+      </w:pPr>
+      <w:rPr>
+        <w:rFonts w:ascii="Wingdings" w:hAnsi="Wingdings" w:hint="default"/>
+        <w:sz w:val="20"/>
+      </w:rPr>
+    </w:lvl>
+    <w:lvl w:ilvl="8" w:tentative="1">
+      <w:start w:val="1"/>
+      <w:numFmt w:val="bullet"/>
+      <w:lvlText w:val=""/>
+      <w:lvlJc w:val="left"/>
+      <w:pPr>
+        <w:tabs>
+          <w:tab w:val="num" w:pos="6480"/>
+        </w:tabs>
+        <w:ind w:left="6480" w:hanging="360"/>
+      </w:pPr>
+      <w:rPr>
+        <w:rFonts w:ascii="Wingdings" w:hAnsi="Wingdings" w:hint="default"/>
+        <w:sz w:val="20"/>
+      </w:rPr>
+    </w:lvl>
+  </w:abstractNum>
+  <w:abstractNum w:abstractNumId="26" w15:restartNumberingAfterBreak="0">
+    <w:nsid w:val="7F4C6248"/>
+    <w:multiLevelType w:val="multilevel"/>
+    <w:tmpl w:val="805E1CBE"/>
+    <w:lvl w:ilvl="0">
+      <w:start w:val="1"/>
+      <w:numFmt w:val="bullet"/>
+      <w:lvlText w:val=""/>
+      <w:lvlJc w:val="left"/>
+      <w:pPr>
+        <w:tabs>
+          <w:tab w:val="num" w:pos="720"/>
+        </w:tabs>
+        <w:ind w:left="720" w:hanging="360"/>
+      </w:pPr>
+      <w:rPr>
+        <w:rFonts w:ascii="Symbol" w:hAnsi="Symbol" w:hint="default"/>
+        <w:sz w:val="20"/>
+      </w:rPr>
+    </w:lvl>
+    <w:lvl w:ilvl="1">
+      <w:start w:val="1"/>
+      <w:numFmt w:val="bullet"/>
+      <w:lvlText w:val="o"/>
+      <w:lvlJc w:val="left"/>
+      <w:pPr>
+        <w:tabs>
+          <w:tab w:val="num" w:pos="1440"/>
+        </w:tabs>
+        <w:ind w:left="1440" w:hanging="360"/>
+      </w:pPr>
+      <w:rPr>
+        <w:rFonts w:ascii="Courier New" w:hAnsi="Courier New" w:hint="default"/>
+        <w:sz w:val="20"/>
+      </w:rPr>
+    </w:lvl>
+    <w:lvl w:ilvl="2" w:tentative="1">
+      <w:start w:val="1"/>
+      <w:numFmt w:val="bullet"/>
+      <w:lvlText w:val=""/>
+      <w:lvlJc w:val="left"/>
+      <w:pPr>
+        <w:tabs>
+          <w:tab w:val="num" w:pos="2160"/>
+        </w:tabs>
+        <w:ind w:left="2160" w:hanging="360"/>
+      </w:pPr>
+      <w:rPr>
+        <w:rFonts w:ascii="Wingdings" w:hAnsi="Wingdings" w:hint="default"/>
+        <w:sz w:val="20"/>
+      </w:rPr>
+    </w:lvl>
+    <w:lvl w:ilvl="3" w:tentative="1">
+      <w:start w:val="1"/>
+      <w:numFmt w:val="bullet"/>
+      <w:lvlText w:val=""/>
+      <w:lvlJc w:val="left"/>
+      <w:pPr>
+        <w:tabs>
+          <w:tab w:val="num" w:pos="2880"/>
+        </w:tabs>
+        <w:ind w:left="2880" w:hanging="360"/>
+      </w:pPr>
+      <w:rPr>
+        <w:rFonts w:ascii="Wingdings" w:hAnsi="Wingdings" w:hint="default"/>
+        <w:sz w:val="20"/>
+      </w:rPr>
+    </w:lvl>
+    <w:lvl w:ilvl="4" w:tentative="1">
+      <w:start w:val="1"/>
+      <w:numFmt w:val="bullet"/>
+      <w:lvlText w:val=""/>
+      <w:lvlJc w:val="left"/>
+      <w:pPr>
+        <w:tabs>
+          <w:tab w:val="num" w:pos="3600"/>
+        </w:tabs>
+        <w:ind w:left="3600" w:hanging="360"/>
+      </w:pPr>
+      <w:rPr>
+        <w:rFonts w:ascii="Wingdings" w:hAnsi="Wingdings" w:hint="default"/>
+        <w:sz w:val="20"/>
+      </w:rPr>
+    </w:lvl>
+    <w:lvl w:ilvl="5" w:tentative="1">
+      <w:start w:val="1"/>
+      <w:numFmt w:val="bullet"/>
+      <w:lvlText w:val=""/>
+      <w:lvlJc w:val="left"/>
+      <w:pPr>
+        <w:tabs>
+          <w:tab w:val="num" w:pos="4320"/>
+        </w:tabs>
+        <w:ind w:left="4320" w:hanging="360"/>
+      </w:pPr>
+      <w:rPr>
+        <w:rFonts w:ascii="Wingdings" w:hAnsi="Wingdings" w:hint="default"/>
+        <w:sz w:val="20"/>
+      </w:rPr>
+    </w:lvl>
+    <w:lvl w:ilvl="6" w:tentative="1">
+      <w:start w:val="1"/>
+      <w:numFmt w:val="bullet"/>
+      <w:lvlText w:val=""/>
+      <w:lvlJc w:val="left"/>
+      <w:pPr>
+        <w:tabs>
+          <w:tab w:val="num" w:pos="5040"/>
+        </w:tabs>
+        <w:ind w:left="5040" w:hanging="360"/>
+      </w:pPr>
+      <w:rPr>
+        <w:rFonts w:ascii="Wingdings" w:hAnsi="Wingdings" w:hint="default"/>
+        <w:sz w:val="20"/>
+      </w:rPr>
+    </w:lvl>
+    <w:lvl w:ilvl="7" w:tentative="1">
+      <w:start w:val="1"/>
+      <w:numFmt w:val="bullet"/>
+      <w:lvlText w:val=""/>
+      <w:lvlJc w:val="left"/>
+      <w:pPr>
+        <w:tabs>
+          <w:tab w:val="num" w:pos="5760"/>
+        </w:tabs>
+        <w:ind w:left="5760" w:hanging="360"/>
+      </w:pPr>
+      <w:rPr>
+        <w:rFonts w:ascii="Wingdings" w:hAnsi="Wingdings" w:hint="default"/>
+        <w:sz w:val="20"/>
+      </w:rPr>
+    </w:lvl>
+    <w:lvl w:ilvl="8" w:tentative="1">
+      <w:start w:val="1"/>
+      <w:numFmt w:val="bullet"/>
+      <w:lvlText w:val=""/>
+      <w:lvlJc w:val="left"/>
+      <w:pPr>
+        <w:tabs>
+          <w:tab w:val="num" w:pos="6480"/>
+        </w:tabs>
+        <w:ind w:left="6480" w:hanging="360"/>
+      </w:pPr>
+      <w:rPr>
+        <w:rFonts w:ascii="Wingdings" w:hAnsi="Wingdings" w:hint="default"/>
+        <w:sz w:val="20"/>
+      </w:rPr>
+    </w:lvl>
+  </w:abstractNum>
   <w:num w:numId="1">
     <w:abstractNumId w:val="0"/>
   </w:num>
   <w:num w:numId="2">
+    <w:abstractNumId w:val="8"/>
+  </w:num>
+  <w:num w:numId="3">
+    <w:abstractNumId w:val="12"/>
+  </w:num>
+  <w:num w:numId="4">
+    <w:abstractNumId w:val="25"/>
+  </w:num>
+  <w:num w:numId="5">
+    <w:abstractNumId w:val="2"/>
+  </w:num>
+  <w:num w:numId="6">
+    <w:abstractNumId w:val="4"/>
+  </w:num>
+  <w:num w:numId="7">
+    <w:abstractNumId w:val="19"/>
+  </w:num>
+  <w:num w:numId="8">
+    <w:abstractNumId w:val="7"/>
+  </w:num>
+  <w:num w:numId="9">
+    <w:abstractNumId w:val="15"/>
+  </w:num>
+  <w:num w:numId="10">
+    <w:abstractNumId w:val="22"/>
+  </w:num>
+  <w:num w:numId="11">
+    <w:abstractNumId w:val="24"/>
+  </w:num>
+  <w:num w:numId="12">
+    <w:abstractNumId w:val="14"/>
+  </w:num>
+  <w:num w:numId="13">
+    <w:abstractNumId w:val="18"/>
+  </w:num>
+  <w:num w:numId="14">
     <w:abstractNumId w:val="5"/>
   </w:num>
-  <w:num w:numId="3">
-    <w:abstractNumId w:val="7"/>
+  <w:num w:numId="15">
+    <w:abstractNumId w:val="11"/>
   </w:num>
-  <w:num w:numId="4">
-    <w:abstractNumId w:val="14"/>
+  <w:num w:numId="16">
+    <w:abstractNumId w:val="9"/>
   </w:num>
-  <w:num w:numId="5">
+  <w:num w:numId="17">
+    <w:abstractNumId w:val="16"/>
+  </w:num>
+  <w:num w:numId="18">
+    <w:abstractNumId w:val="20"/>
+  </w:num>
+  <w:num w:numId="19">
+    <w:abstractNumId w:val="21"/>
+  </w:num>
+  <w:num w:numId="20">
+    <w:abstractNumId w:val="17"/>
+  </w:num>
+  <w:num w:numId="21">
+    <w:abstractNumId w:val="26"/>
+  </w:num>
+  <w:num w:numId="22">
     <w:abstractNumId w:val="1"/>
   </w:num>
-  <w:num w:numId="6">
-    <w:abstractNumId w:val="2"/>
+  <w:num w:numId="23">
+    <w:abstractNumId w:val="10"/>
   </w:num>
-  <w:num w:numId="7">
-    <w:abstractNumId w:val="11"/>
+  <w:num w:numId="24">
+    <w:abstractNumId w:val="6"/>
   </w:num>
-  <w:num w:numId="8">
-    <w:abstractNumId w:val="4"/>
-  </w:num>
-  <w:num w:numId="9">
-    <w:abstractNumId w:val="9"/>
-  </w:num>
-  <w:num w:numId="10">
-    <w:abstractNumId w:val="12"/>
-  </w:num>
-  <w:num w:numId="11">
+  <w:num w:numId="25">
     <w:abstractNumId w:val="13"/>
   </w:num>
-  <w:num w:numId="12">
-    <w:abstractNumId w:val="8"/>
+  <w:num w:numId="26">
+    <w:abstractNumId w:val="23"/>
   </w:num>
-  <w:num w:numId="13">
-    <w:abstractNumId w:val="10"/>
-  </w:num>
-  <w:num w:numId="14">
+  <w:num w:numId="27">
     <w:abstractNumId w:val="3"/>
-  </w:num>
-  <w:num w:numId="15">
-    <w:abstractNumId w:val="6"/>
   </w:num>
 </w:numbering>
 </file>
@@ -21356,7 +25749,6 @@
   <w:style w:type="character" w:default="1" w:styleId="DefaultParagraphFont">
     <w:name w:val="Default Paragraph Font"/>
     <w:uiPriority w:val="1"/>
-    <w:semiHidden/>
     <w:unhideWhenUsed/>
   </w:style>
   <w:style w:type="table" w:default="1" w:styleId="TableNormal">
